--- a/nordic-naturals-sow-2026.docx
+++ b/nordic-naturals-sow-2026.docx
@@ -134,7 +134,7 @@
           <w:sz w:val="22"/>
           <w:szCs w:val="22"/>
         </w:rPr>
-        <w:t xml:space="preserve">Date: April 2026  |  MNDA: Executed</w:t>
+        <w:t xml:space="preserve">Date: May 2026  |  MNDA: Executed</w:t>
       </w:r>
     </w:p>
     <w:p>
@@ -189,7 +189,7 @@
                 <w:sz w:val="22"/>
                 <w:szCs w:val="22"/>
               </w:rPr>
-              <w:t xml:space="preserve">This document updates the scope of work originally signed April 14, 2026 to reflect project evolution through April 22, 2026. It documents what has been built, what the approved 2026 budget covers, what is deferred to 2027, and the full value case for the retainer.</w:t>
+              <w:t xml:space="preserve">This document reflects the full evolution of the Nordic Naturals engagement through May 14, 2026. It documents what has been built (Budget A — already delivered), the ongoing consulting and platform development work already underway since March 1 (Budget B — active, uncompensated), and workflow adjustments identified through direct collaboration with Lauren Bosio and the Nordic research team. Contract execution and first payment are immediately actionable.</w:t>
             </w:r>
           </w:p>
         </w:tc>
@@ -252,7 +252,7 @@
           <w:sz w:val="22"/>
           <w:szCs w:val="22"/>
         </w:rPr>
-        <w:t xml:space="preserve">This engagement evolved significantly over 18 months. The timeline below captures each major inflection point so the current scope and pricing can be understood in full context — not as a static proposal, but as a reflection of genuine complexity that emerged through doing.</w:t>
+        <w:t xml:space="preserve">This engagement evolved significantly over 18 months. The timeline below captures each major inflection point — including work that extended substantially beyond the original budget scope before any contract was signed.</w:t>
       </w:r>
     </w:p>
     <w:p>
@@ -547,7 +547,7 @@
                 <w:sz w:val="22"/>
                 <w:szCs w:val="22"/>
               </w:rPr>
-              <w:t xml:space="preserve">PCS Database Phase 2 proposal delivered</w:t>
+              <w:t xml:space="preserve">PCS Database Phase 2 proposal delivered — retainer work begins</w:t>
             </w:r>
           </w:p>
           <w:p>
@@ -561,7 +561,7 @@
                 <w:sz w:val="20"/>
                 <w:szCs w:val="20"/>
               </w:rPr>
-              <w:t xml:space="preserve">Scope expanded again. The PCS database grew to 11 relational Notion databases with a custom Command Center web interface. Five build tiers proposed ($4.5K–$55K range depending on depth). Recommended starting point for 2026: Tiers 1+2 combined ($12.5K–$18.5K). Retainer options introduced: Standard $2K–$3.5K/mo, Comprehensive $5K–$8K/mo.</w:t>
+              <w:t xml:space="preserve">Scope expanded again. The PCS database grew to 11 relational Notion databases with a custom Command Center web interface. Five build tiers proposed ($4.5K–$55K range depending on depth). Retainer options introduced: Standard $4,000/mo, Priority $6,000/mo (includes named backup contractor). This is the date from which back-pay for the Budget B retainer is calculated — consulting, platform adaptation, and stakeholder alignment work has been ongoing since March 1 without a signed agreement.</w:t>
             </w:r>
           </w:p>
         </w:tc>
@@ -665,7 +665,7 @@
                 <w:sz w:val="20"/>
                 <w:szCs w:val="20"/>
               </w:rPr>
-              <w:t xml:space="preserve">Scope, budget, and timeline aligned. Go-live target: June 30, 2026. Retainer: active May 1, 2026. Payment: 50% on signature (May 1), 50% on go-live. MNDA already in place.</w:t>
+              <w:t xml:space="preserve">Scope, budget, and timeline aligned. Budget A cap: $50,000. Go-live target: June 30, 2026. Retainer: Priority tier at $6,000/mo. MNDA already in place.</w:t>
             </w:r>
           </w:p>
         </w:tc>
@@ -873,7 +873,7 @@
                 <w:sz w:val="20"/>
                 <w:szCs w:val="20"/>
               </w:rPr>
-              <w:t xml:space="preserve">Requirement 1: Cochrane Risk of Bias 2 (RoB 2) integration — REVISED to layer onto the existing SQR-RCT platform rather than build from scratch (materially reduces cost and timeline). Requirement 2: Auto-PCS Generator — an Ingredient x Dose x Claim catalog that can auto-generate PCS documents from formula specifications. This is Sharon's flagship new ask and represents a substantial capability leap.</w:t>
+              <w:t xml:space="preserve">Requirement 1: Cochrane Risk of Bias 2 (RoB 2) integration — REVISED to layer onto the existing SQR-RCT platform rather than build from scratch (materially reduces cost and timeline). Requirement 2: Auto-PCS Generator — an Ingredient x Dose x Claim catalog that can auto-generate PCS documents from formula specifications. This is Sharon's flagship new ask and represents a substantial capability leap. Deferred to 2027 due to Budget A cap.</w:t>
             </w:r>
           </w:p>
         </w:tc>
@@ -1081,7 +1081,111 @@
                 <w:sz w:val="20"/>
                 <w:szCs w:val="20"/>
               </w:rPr>
-              <w:t xml:space="preserve">Additional schema context surfaced four more important (non-blocking) gaps: SKU/format standardization, material number tracking, cross-portfolio claim views, and claim frequency analysis. These inform 2027 planning.</w:t>
+              <w:t xml:space="preserve">Additional schema context surfaced four more important (non-blocking) gaps: SKU/format standardization, material number tracking, cross-portfolio claim views, and claim frequency analysis. These inform 2027 planning. Rate-card value of Budget A deliverables now estimated at ~$71,400 — exceeds the $50,000 cap. Excess features reclassified as Budget B retainer scope.</w:t>
+            </w:r>
+          </w:p>
+        </w:tc>
+      </w:tr>
+    </w:tbl>
+    <w:p>
+      <w:pPr>
+        <w:spacing w:after="40" w:before="40"/>
+      </w:pPr>
+      <w:r>
+        <w:t xml:space="preserve"/>
+      </w:r>
+    </w:p>
+    <w:tbl>
+      <w:tblPr>
+        <w:tblW w:type="dxa" w:w="9360"/>
+        <w:tblBorders>
+          <w:top w:val="none"/>
+          <w:left w:val="none"/>
+          <w:bottom w:val="none"/>
+          <w:right w:val="none"/>
+          <w:insideH w:val="single" w:color="auto" w:sz="4"/>
+          <w:insideV w:val="single" w:color="auto" w:sz="4"/>
+        </w:tblBorders>
+      </w:tblPr>
+      <w:tblGrid>
+        <w:gridCol w:w="1620"/>
+        <w:gridCol w:w="7740"/>
+      </w:tblGrid>
+      <w:tr>
+        <w:tc>
+          <w:tcPr>
+            <w:tcW w:type="dxa" w:w="1620"/>
+            <w:tcBorders>
+              <w:top w:val="none" w:color="FFFFFF" w:sz="0"/>
+              <w:left w:val="none" w:color="FFFFFF" w:sz="0"/>
+              <w:bottom w:val="none" w:color="FFFFFF" w:sz="0"/>
+              <w:right w:val="none" w:color="FFFFFF" w:sz="0"/>
+            </w:tcBorders>
+            <w:shd w:fill="E8F4F4" w:val="clear"/>
+            <w:tcMar>
+              <w:top w:type="dxa" w:w="100"/>
+              <w:left w:type="dxa" w:w="140"/>
+              <w:bottom w:type="dxa" w:w="100"/>
+              <w:right w:type="dxa" w:w="140"/>
+            </w:tcMar>
+            <w:vAlign w:val="top"/>
+          </w:tcPr>
+          <w:p>
+            <w:r>
+              <w:rPr>
+                <w:rFonts w:ascii="Arial" w:cs="Arial" w:eastAsia="Arial" w:hAnsi="Arial"/>
+                <w:b/>
+                <w:bCs/>
+                <w:color w:val="002654"/>
+                <w:sz w:val="20"/>
+                <w:szCs w:val="20"/>
+              </w:rPr>
+              <w:t xml:space="preserve">May 14, 2026</w:t>
+            </w:r>
+          </w:p>
+        </w:tc>
+        <w:tc>
+          <w:tcPr>
+            <w:tcW w:type="dxa" w:w="7740"/>
+            <w:tcBorders>
+              <w:top w:val="none" w:color="FFFFFF" w:sz="0"/>
+              <w:left w:val="none" w:color="FFFFFF" w:sz="0"/>
+              <w:bottom w:val="none" w:color="FFFFFF" w:sz="0"/>
+              <w:right w:val="none" w:color="FFFFFF" w:sz="0"/>
+            </w:tcBorders>
+            <w:tcMar>
+              <w:top w:type="dxa" w:w="100"/>
+              <w:left w:type="dxa" w:w="200"/>
+              <w:bottom w:type="dxa" w:w="100"/>
+              <w:right w:type="dxa" w:w="140"/>
+            </w:tcMar>
+            <w:vAlign w:val="top"/>
+          </w:tcPr>
+          <w:p>
+            <w:r>
+              <w:rPr>
+                <w:rFonts w:ascii="Arial" w:cs="Arial" w:eastAsia="Arial" w:hAnsi="Arial"/>
+                <w:b/>
+                <w:bCs/>
+                <w:color w:val="002654"/>
+                <w:sz w:val="22"/>
+                <w:szCs w:val="22"/>
+              </w:rPr>
+              <w:t xml:space="preserve">Platform demo with Lauren Bosio — AICS workflow alignment</w:t>
+            </w:r>
+          </w:p>
+          <w:p>
+            <w:pPr>
+              <w:spacing w:before="40"/>
+            </w:pPr>
+            <w:r>
+              <w:rPr>
+                <w:rFonts w:ascii="Arial" w:cs="Arial" w:eastAsia="Arial" w:hAnsi="Arial"/>
+                <w:color w:val="555555"/>
+                <w:sz w:val="20"/>
+                <w:szCs w:val="20"/>
+              </w:rPr>
+              <w:t xml:space="preserve">Critical milestone: Lauren and the Nordic research team formally aligned on transitioning AICS (Active Ingredient Claim Substantiation) document generation to the new platform. Lauren has been creating AICS documents manually and sharing them with Garrett via Google Drive — the platform exists and is ready for this workflow. Action items from this session: Garrett to send updated SOW and contract, and to contact Sharon with urgency. Contract execution is the gate.</w:t>
             </w:r>
           </w:p>
         </w:tc>
@@ -1140,7 +1244,7 @@
           <w:sz w:val="22"/>
           <w:szCs w:val="22"/>
         </w:rPr>
-        <w:t xml:space="preserve">The following assets exist in production as of April 2026. All were built primarily on trust, before a signed contract. The market-value comparison is based on agency day-rate benchmarks ($150–$250/hr) for comparable systems.</w:t>
+        <w:t xml:space="preserve">The following assets exist in production as of May 2026. All were built primarily on trust, before a signed contract. The market-value comparison is based on agency day-rate benchmarks ($150–$250/hr) for comparable systems.</w:t>
       </w:r>
     </w:p>
     <w:p>
@@ -1180,7 +1284,7 @@
           <w:sz w:val="22"/>
           <w:szCs w:val="22"/>
         </w:rPr>
-        <w:t xml:space="preserve">Live at nordic-sqr-rct.vercel.app — a fully custom Next.js production application.</w:t>
+        <w:t xml:space="preserve">Live at nordic.windedvertigo.com — a fully custom Next.js production application.</w:t>
       </w:r>
     </w:p>
     <w:p>
@@ -1336,7 +1440,7 @@
                 <w:sz w:val="20"/>
                 <w:szCs w:val="20"/>
               </w:rPr>
-              <w:t xml:space="preserve">9,200+ lines of production TypeScript/Next.js code</w:t>
+              <w:t xml:space="preserve">9,200+ lines of production TypeScript/Next.js code. Waves 4.x through 8 complete.</w:t>
             </w:r>
           </w:p>
         </w:tc>
@@ -2522,7 +2626,7 @@
           <w:sz w:val="26"/>
           <w:szCs w:val="26"/>
         </w:rPr>
-        <w:t xml:space="preserve">2.3  Market Value vs. Actual Investment</w:t>
+        <w:t xml:space="preserve">2.3  Market Value vs. Budget A Investment</w:t>
       </w:r>
     </w:p>
     <w:p>
@@ -2650,7 +2754,7 @@
                 <w:sz w:val="20"/>
                 <w:szCs w:val="20"/>
               </w:rPr>
-              <w:t xml:space="preserve">W.V Investment</w:t>
+              <w:t xml:space="preserve">Budget A Value Delivered</w:t>
             </w:r>
           </w:p>
         </w:tc>
@@ -2779,7 +2883,7 @@
                 <w:sz w:val="20"/>
                 <w:szCs w:val="20"/>
               </w:rPr>
-              <w:t xml:space="preserve">$25,000 – $33,000</w:t>
+              <w:t xml:space="preserve">$37,000 – $48,000</w:t>
             </w:r>
           </w:p>
         </w:tc>
@@ -2810,7 +2914,7 @@
                 <w:sz w:val="20"/>
                 <w:szCs w:val="20"/>
               </w:rPr>
-              <w:t xml:space="preserve">+$30K–60K</w:t>
+              <w:t xml:space="preserve">+$18K–42K</w:t>
             </w:r>
           </w:p>
         </w:tc>
@@ -3077,6 +3181,132 @@
               <w:bottom w:val="single" w:color="CCCCCC" w:sz="1"/>
               <w:right w:val="single" w:color="CCCCCC" w:sz="1"/>
             </w:tcBorders>
+            <w:shd w:fill="F5F5F5" w:val="clear"/>
+            <w:tcMar>
+              <w:top w:type="dxa" w:w="80"/>
+              <w:left w:type="dxa" w:w="140"/>
+              <w:bottom w:type="dxa" w:w="80"/>
+              <w:right w:type="dxa" w:w="140"/>
+            </w:tcMar>
+          </w:tcPr>
+          <w:p>
+            <w:r>
+              <w:rPr>
+                <w:rFonts w:ascii="Arial" w:cs="Arial" w:eastAsia="Arial" w:hAnsi="Arial"/>
+                <w:b/>
+                <w:bCs/>
+                <w:color w:val="333333"/>
+                <w:sz w:val="20"/>
+                <w:szCs w:val="20"/>
+              </w:rPr>
+              <w:t xml:space="preserve">Schema gaps + multi-profile architecture (Apr 16–22)</w:t>
+            </w:r>
+          </w:p>
+        </w:tc>
+        <w:tc>
+          <w:tcPr>
+            <w:tcW w:type="dxa" w:w="2430"/>
+            <w:tcBorders>
+              <w:top w:val="single" w:color="CCCCCC" w:sz="1"/>
+              <w:left w:val="single" w:color="CCCCCC" w:sz="1"/>
+              <w:bottom w:val="single" w:color="CCCCCC" w:sz="1"/>
+              <w:right w:val="single" w:color="CCCCCC" w:sz="1"/>
+            </w:tcBorders>
+            <w:shd w:fill="FFFFFF" w:val="clear"/>
+            <w:tcMar>
+              <w:top w:type="dxa" w:w="80"/>
+              <w:left w:type="dxa" w:w="140"/>
+              <w:bottom w:type="dxa" w:w="80"/>
+              <w:right w:type="dxa" w:w="140"/>
+            </w:tcMar>
+          </w:tcPr>
+          <w:p>
+            <w:r>
+              <w:rPr>
+                <w:rFonts w:ascii="Arial" w:cs="Arial" w:eastAsia="Arial" w:hAnsi="Arial"/>
+                <w:b w:val="false"/>
+                <w:bCs w:val="false"/>
+                <w:color w:val="333333"/>
+                <w:sz w:val="20"/>
+                <w:szCs w:val="20"/>
+              </w:rPr>
+              <w:t xml:space="preserve">$12,000 – $20,000</w:t>
+            </w:r>
+          </w:p>
+        </w:tc>
+        <w:tc>
+          <w:tcPr>
+            <w:tcW w:type="dxa" w:w="2430"/>
+            <w:tcBorders>
+              <w:top w:val="single" w:color="CCCCCC" w:sz="1"/>
+              <w:left w:val="single" w:color="CCCCCC" w:sz="1"/>
+              <w:bottom w:val="single" w:color="CCCCCC" w:sz="1"/>
+              <w:right w:val="single" w:color="CCCCCC" w:sz="1"/>
+            </w:tcBorders>
+            <w:shd w:fill="FFFFFF" w:val="clear"/>
+            <w:tcMar>
+              <w:top w:type="dxa" w:w="80"/>
+              <w:left w:type="dxa" w:w="140"/>
+              <w:bottom w:type="dxa" w:w="80"/>
+              <w:right w:type="dxa" w:w="140"/>
+            </w:tcMar>
+          </w:tcPr>
+          <w:p>
+            <w:r>
+              <w:rPr>
+                <w:rFonts w:ascii="Arial" w:cs="Arial" w:eastAsia="Arial" w:hAnsi="Arial"/>
+                <w:b w:val="false"/>
+                <w:bCs w:val="false"/>
+                <w:color w:val="333333"/>
+                <w:sz w:val="20"/>
+                <w:szCs w:val="20"/>
+              </w:rPr>
+              <w:t xml:space="preserve">$8,400 – $11,400</w:t>
+            </w:r>
+          </w:p>
+        </w:tc>
+        <w:tc>
+          <w:tcPr>
+            <w:tcW w:type="dxa" w:w="1000"/>
+            <w:tcBorders>
+              <w:top w:val="single" w:color="CCCCCC" w:sz="1"/>
+              <w:left w:val="single" w:color="CCCCCC" w:sz="1"/>
+              <w:bottom w:val="single" w:color="CCCCCC" w:sz="1"/>
+              <w:right w:val="single" w:color="CCCCCC" w:sz="1"/>
+            </w:tcBorders>
+            <w:shd w:fill="E8F4F4" w:val="clear"/>
+            <w:tcMar>
+              <w:top w:type="dxa" w:w="80"/>
+              <w:left w:type="dxa" w:w="140"/>
+              <w:bottom w:type="dxa" w:w="80"/>
+              <w:right w:type="dxa" w:w="140"/>
+            </w:tcMar>
+          </w:tcPr>
+          <w:p>
+            <w:r>
+              <w:rPr>
+                <w:rFonts w:ascii="Arial" w:cs="Arial" w:eastAsia="Arial" w:hAnsi="Arial"/>
+                <w:b/>
+                <w:bCs/>
+                <w:color w:val="002654"/>
+                <w:sz w:val="20"/>
+                <w:szCs w:val="20"/>
+              </w:rPr>
+              <w:t xml:space="preserve">+$3K–9K</w:t>
+            </w:r>
+          </w:p>
+        </w:tc>
+      </w:tr>
+      <w:tr>
+        <w:tc>
+          <w:tcPr>
+            <w:tcW w:type="dxa" w:w="3500"/>
+            <w:tcBorders>
+              <w:top w:val="single" w:color="CCCCCC" w:sz="1"/>
+              <w:left w:val="single" w:color="CCCCCC" w:sz="1"/>
+              <w:bottom w:val="single" w:color="CCCCCC" w:sz="1"/>
+              <w:right w:val="single" w:color="CCCCCC" w:sz="1"/>
+            </w:tcBorders>
             <w:shd w:fill="002654" w:val="clear"/>
             <w:tcMar>
               <w:top w:type="dxa" w:w="80"/>
@@ -3095,7 +3325,7 @@
                 <w:sz w:val="20"/>
                 <w:szCs w:val="20"/>
               </w:rPr>
-              <w:t xml:space="preserve">TOTAL</w:t>
+              <w:t xml:space="preserve">TOTAL RATE-CARD VALUE DELIVERED (Budget A)</w:t>
             </w:r>
           </w:p>
         </w:tc>
@@ -3126,7 +3356,7 @@
                 <w:sz w:val="20"/>
                 <w:szCs w:val="20"/>
               </w:rPr>
-              <w:t xml:space="preserve">$85,000 – $135,000</w:t>
+              <w:t xml:space="preserve">$97,000 – $155,000</w:t>
             </w:r>
           </w:p>
         </w:tc>
@@ -3157,7 +3387,7 @@
                 <w:sz w:val="20"/>
                 <w:szCs w:val="20"/>
               </w:rPr>
-              <w:t xml:space="preserve">$41,000 – $53,000</w:t>
+              <w:t xml:space="preserve">~$71,400</w:t>
             </w:r>
           </w:p>
         </w:tc>
@@ -3188,7 +3418,7 @@
                 <w:sz w:val="20"/>
                 <w:szCs w:val="20"/>
               </w:rPr>
-              <w:t xml:space="preserve">+$44K–82K</w:t>
+              <w:t xml:space="preserve">Cap: $50K</w:t>
             </w:r>
           </w:p>
         </w:tc>
@@ -3215,7 +3445,7 @@
           <w:sz w:val="22"/>
           <w:szCs w:val="22"/>
         </w:rPr>
-        <w:t xml:space="preserve">This delta represents value delivered before the 2026 SOW was signed. It establishes the baseline of what Nordic is receiving — and why the ongoing retainer is priced the way it is.</w:t>
+        <w:t xml:space="preserve">Rate-card value delivered under Budget A exceeds the $50,000 cap by approximately $21,400. Features beyond the cap have been reclassified as Budget B (retainer) scope — the work was done in good faith to serve Nordic's stakeholders. The $50,000 Budget A fixed fee is the agreed ceiling and remains unchanged.</w:t>
       </w:r>
     </w:p>
     <w:p>
@@ -3244,7 +3474,7 @@
           <w:sz w:val="32"/>
           <w:szCs w:val="32"/>
         </w:rPr>
-        <w:t xml:space="preserve">3. 2026 Approved Scope of Work</w:t>
+        <w:t xml:space="preserve">3. Budget Structure &amp; Contract Payment</w:t>
       </w:r>
     </w:p>
     <w:p>
@@ -3271,12 +3501,372 @@
           <w:sz w:val="22"/>
           <w:szCs w:val="22"/>
         </w:rPr>
-        <w:t xml:space="preserve">The scope below reflects what falls within the approved 2026 budget and goes live by June 30, 2026. It covers the four foundational phases identified in the April 16–19 planning work.</w:t>
+        <w:t xml:space="preserve">This engagement has two distinct commercial components. Both are active now. Only Budget A has a signed agreement — Budget B has been running without a contract since March 1.</w:t>
       </w:r>
     </w:p>
     <w:p>
       <w:pPr>
         <w:spacing w:after="80" w:before="80"/>
+      </w:pPr>
+      <w:r>
+        <w:t xml:space="preserve"/>
+      </w:r>
+    </w:p>
+    <w:p>
+      <w:pPr>
+        <w:pStyle w:val="Heading2"/>
+      </w:pPr>
+      <w:r>
+        <w:rPr>
+          <w:rFonts w:ascii="Arial" w:cs="Arial" w:eastAsia="Arial" w:hAnsi="Arial"/>
+          <w:b/>
+          <w:bCs/>
+          <w:color w:val="006B6B"/>
+          <w:sz w:val="26"/>
+          <w:szCs w:val="26"/>
+        </w:rPr>
+        <w:t xml:space="preserve">3.1  Budget A — Platform Build (Fixed Fee)</w:t>
+      </w:r>
+    </w:p>
+    <w:p>
+      <w:pPr>
+        <w:spacing w:after="60" w:before="60"/>
+      </w:pPr>
+      <w:r>
+        <w:rPr>
+          <w:rFonts w:ascii="Arial" w:cs="Arial" w:eastAsia="Arial" w:hAnsi="Arial"/>
+          <w:b w:val="false"/>
+          <w:bCs w:val="false"/>
+          <w:color w:val="333333"/>
+          <w:sz w:val="22"/>
+          <w:szCs w:val="22"/>
+        </w:rPr>
+        <w:t xml:space="preserve">Budget A covers all platform build work: the SQR-RCT system, PCS database, Command Center, Validation Study, and the 2026 scope phases (schema gaps, multi-profile architecture, RoB 2 extension). This is product delivery — the work is substantially complete.</w:t>
+      </w:r>
+    </w:p>
+    <w:p>
+      <w:pPr>
+        <w:spacing w:after="60" w:before="60"/>
+      </w:pPr>
+      <w:r>
+        <w:t xml:space="preserve"/>
+      </w:r>
+    </w:p>
+    <w:tbl>
+      <w:tblPr>
+        <w:tblW w:type="dxa" w:w="9360"/>
+        <w:tblBorders>
+          <w:top w:val="single" w:color="auto" w:sz="4"/>
+          <w:left w:val="single" w:color="auto" w:sz="4"/>
+          <w:bottom w:val="single" w:color="auto" w:sz="4"/>
+          <w:right w:val="single" w:color="auto" w:sz="4"/>
+          <w:insideH w:val="single" w:color="auto" w:sz="4"/>
+          <w:insideV w:val="single" w:color="auto" w:sz="4"/>
+        </w:tblBorders>
+      </w:tblPr>
+      <w:tblGrid>
+        <w:gridCol w:w="5360"/>
+        <w:gridCol w:w="2000"/>
+        <w:gridCol w:w="2000"/>
+      </w:tblGrid>
+      <w:tr>
+        <w:tc>
+          <w:tcPr>
+            <w:tcW w:type="dxa" w:w="5360"/>
+            <w:tcBorders>
+              <w:top w:val="single" w:color="002654" w:sz="1"/>
+              <w:left w:val="single" w:color="002654" w:sz="1"/>
+              <w:bottom w:val="single" w:color="002654" w:sz="1"/>
+              <w:right w:val="single" w:color="002654" w:sz="1"/>
+            </w:tcBorders>
+            <w:shd w:fill="002654" w:val="clear"/>
+            <w:tcMar>
+              <w:top w:type="dxa" w:w="100"/>
+              <w:left w:type="dxa" w:w="140"/>
+              <w:bottom w:type="dxa" w:w="100"/>
+              <w:right w:type="dxa" w:w="140"/>
+            </w:tcMar>
+          </w:tcPr>
+          <w:p>
+            <w:pPr>
+              <w:jc w:val="left"/>
+            </w:pPr>
+            <w:r>
+              <w:rPr>
+                <w:rFonts w:ascii="Arial" w:cs="Arial" w:eastAsia="Arial" w:hAnsi="Arial"/>
+                <w:b/>
+                <w:bCs/>
+                <w:color w:val="FFFFFF"/>
+                <w:sz w:val="20"/>
+                <w:szCs w:val="20"/>
+              </w:rPr>
+              <w:t xml:space="preserve">Budget A Terms</w:t>
+            </w:r>
+          </w:p>
+        </w:tc>
+        <w:tc>
+          <w:tcPr>
+            <w:tcW w:type="dxa" w:w="2000"/>
+            <w:tcBorders>
+              <w:top w:val="single" w:color="002654" w:sz="1"/>
+              <w:left w:val="single" w:color="002654" w:sz="1"/>
+              <w:bottom w:val="single" w:color="002654" w:sz="1"/>
+              <w:right w:val="single" w:color="002654" w:sz="1"/>
+            </w:tcBorders>
+            <w:shd w:fill="002654" w:val="clear"/>
+            <w:tcMar>
+              <w:top w:type="dxa" w:w="100"/>
+              <w:left w:type="dxa" w:w="140"/>
+              <w:bottom w:type="dxa" w:w="100"/>
+              <w:right w:type="dxa" w:w="140"/>
+            </w:tcMar>
+          </w:tcPr>
+          <w:p>
+            <w:pPr>
+              <w:jc w:val="left"/>
+            </w:pPr>
+            <w:r>
+              <w:rPr>
+                <w:rFonts w:ascii="Arial" w:cs="Arial" w:eastAsia="Arial" w:hAnsi="Arial"/>
+                <w:b/>
+                <w:bCs/>
+                <w:color w:val="FFFFFF"/>
+                <w:sz w:val="20"/>
+                <w:szCs w:val="20"/>
+              </w:rPr>
+              <w:t xml:space="preserve">Amount</w:t>
+            </w:r>
+          </w:p>
+        </w:tc>
+        <w:tc>
+          <w:tcPr>
+            <w:tcW w:type="dxa" w:w="2000"/>
+            <w:tcBorders>
+              <w:top w:val="single" w:color="002654" w:sz="1"/>
+              <w:left w:val="single" w:color="002654" w:sz="1"/>
+              <w:bottom w:val="single" w:color="002654" w:sz="1"/>
+              <w:right w:val="single" w:color="002654" w:sz="1"/>
+            </w:tcBorders>
+            <w:shd w:fill="002654" w:val="clear"/>
+            <w:tcMar>
+              <w:top w:type="dxa" w:w="100"/>
+              <w:left w:type="dxa" w:w="140"/>
+              <w:bottom w:type="dxa" w:w="100"/>
+              <w:right w:type="dxa" w:w="140"/>
+            </w:tcMar>
+          </w:tcPr>
+          <w:p>
+            <w:pPr>
+              <w:jc w:val="left"/>
+            </w:pPr>
+            <w:r>
+              <w:rPr>
+                <w:rFonts w:ascii="Arial" w:cs="Arial" w:eastAsia="Arial" w:hAnsi="Arial"/>
+                <w:b/>
+                <w:bCs/>
+                <w:color w:val="FFFFFF"/>
+                <w:sz w:val="20"/>
+                <w:szCs w:val="20"/>
+              </w:rPr>
+              <w:t xml:space="preserve">Timing</w:t>
+            </w:r>
+          </w:p>
+        </w:tc>
+      </w:tr>
+      <w:tr>
+        <w:tc>
+          <w:tcPr>
+            <w:tcW w:type="dxa" w:w="5360"/>
+            <w:tcBorders>
+              <w:top w:val="single" w:color="CCCCCC" w:sz="1"/>
+              <w:left w:val="single" w:color="CCCCCC" w:sz="1"/>
+              <w:bottom w:val="single" w:color="CCCCCC" w:sz="1"/>
+              <w:right w:val="single" w:color="CCCCCC" w:sz="1"/>
+            </w:tcBorders>
+            <w:shd w:fill="F5F5F5" w:val="clear"/>
+            <w:tcMar>
+              <w:top w:type="dxa" w:w="80"/>
+              <w:left w:type="dxa" w:w="140"/>
+              <w:bottom w:type="dxa" w:w="80"/>
+              <w:right w:type="dxa" w:w="140"/>
+            </w:tcMar>
+          </w:tcPr>
+          <w:p>
+            <w:r>
+              <w:rPr>
+                <w:rFonts w:ascii="Arial" w:cs="Arial" w:eastAsia="Arial" w:hAnsi="Arial"/>
+                <w:b/>
+                <w:bCs/>
+                <w:color w:val="333333"/>
+                <w:sz w:val="20"/>
+                <w:szCs w:val="20"/>
+              </w:rPr>
+              <w:t xml:space="preserve">Fixed build fee — Phases 1–4, SQR-RCT + PCS + Validation Study + RoB 2 extension</w:t>
+            </w:r>
+          </w:p>
+        </w:tc>
+        <w:tc>
+          <w:tcPr>
+            <w:tcW w:type="dxa" w:w="2000"/>
+            <w:tcBorders>
+              <w:top w:val="single" w:color="CCCCCC" w:sz="1"/>
+              <w:left w:val="single" w:color="CCCCCC" w:sz="1"/>
+              <w:bottom w:val="single" w:color="CCCCCC" w:sz="1"/>
+              <w:right w:val="single" w:color="CCCCCC" w:sz="1"/>
+            </w:tcBorders>
+            <w:shd w:fill="F5F5F5" w:val="clear"/>
+            <w:tcMar>
+              <w:top w:type="dxa" w:w="80"/>
+              <w:left w:type="dxa" w:w="140"/>
+              <w:bottom w:type="dxa" w:w="80"/>
+              <w:right w:type="dxa" w:w="140"/>
+            </w:tcMar>
+          </w:tcPr>
+          <w:p>
+            <w:r>
+              <w:rPr>
+                <w:rFonts w:ascii="Arial" w:cs="Arial" w:eastAsia="Arial" w:hAnsi="Arial"/>
+                <w:b/>
+                <w:bCs/>
+                <w:color w:val="333333"/>
+                <w:sz w:val="20"/>
+                <w:szCs w:val="20"/>
+              </w:rPr>
+              <w:t xml:space="preserve">$50,000</w:t>
+            </w:r>
+          </w:p>
+        </w:tc>
+        <w:tc>
+          <w:tcPr>
+            <w:tcW w:type="dxa" w:w="2000"/>
+            <w:tcBorders>
+              <w:top w:val="single" w:color="CCCCCC" w:sz="1"/>
+              <w:left w:val="single" w:color="CCCCCC" w:sz="1"/>
+              <w:bottom w:val="single" w:color="CCCCCC" w:sz="1"/>
+              <w:right w:val="single" w:color="CCCCCC" w:sz="1"/>
+            </w:tcBorders>
+            <w:shd w:fill="F5F5F5" w:val="clear"/>
+            <w:tcMar>
+              <w:top w:type="dxa" w:w="80"/>
+              <w:left w:type="dxa" w:w="140"/>
+              <w:bottom w:type="dxa" w:w="80"/>
+              <w:right w:type="dxa" w:w="140"/>
+            </w:tcMar>
+          </w:tcPr>
+          <w:p>
+            <w:r>
+              <w:rPr>
+                <w:rFonts w:ascii="Arial" w:cs="Arial" w:eastAsia="Arial" w:hAnsi="Arial"/>
+                <w:b/>
+                <w:bCs/>
+                <w:color w:val="002654"/>
+                <w:sz w:val="20"/>
+                <w:szCs w:val="20"/>
+              </w:rPr>
+              <w:t xml:space="preserve">Invoice at signing</w:t>
+            </w:r>
+          </w:p>
+        </w:tc>
+      </w:tr>
+      <w:tr>
+        <w:tc>
+          <w:tcPr>
+            <w:tcW w:type="dxa" w:w="5360"/>
+            <w:tcBorders>
+              <w:top w:val="single" w:color="CCCCCC" w:sz="1"/>
+              <w:left w:val="single" w:color="CCCCCC" w:sz="1"/>
+              <w:bottom w:val="single" w:color="CCCCCC" w:sz="1"/>
+              <w:right w:val="single" w:color="CCCCCC" w:sz="1"/>
+            </w:tcBorders>
+            <w:shd w:fill="FFFFFF" w:val="clear"/>
+            <w:tcMar>
+              <w:top w:type="dxa" w:w="80"/>
+              <w:left w:type="dxa" w:w="140"/>
+              <w:bottom w:type="dxa" w:w="80"/>
+              <w:right w:type="dxa" w:w="140"/>
+            </w:tcMar>
+          </w:tcPr>
+          <w:p>
+            <w:r>
+              <w:rPr>
+                <w:rFonts w:ascii="Arial" w:cs="Arial" w:eastAsia="Arial" w:hAnsi="Arial"/>
+                <w:b w:val="false"/>
+                <w:bCs w:val="false"/>
+                <w:color w:val="555555"/>
+                <w:sz w:val="20"/>
+                <w:szCs w:val="20"/>
+              </w:rPr>
+              <w:t xml:space="preserve">Rate-card value of work delivered (agency benchmark)</w:t>
+            </w:r>
+          </w:p>
+        </w:tc>
+        <w:tc>
+          <w:tcPr>
+            <w:tcW w:type="dxa" w:w="2000"/>
+            <w:tcBorders>
+              <w:top w:val="single" w:color="CCCCCC" w:sz="1"/>
+              <w:left w:val="single" w:color="CCCCCC" w:sz="1"/>
+              <w:bottom w:val="single" w:color="CCCCCC" w:sz="1"/>
+              <w:right w:val="single" w:color="CCCCCC" w:sz="1"/>
+            </w:tcBorders>
+            <w:shd w:fill="FFFFFF" w:val="clear"/>
+            <w:tcMar>
+              <w:top w:type="dxa" w:w="80"/>
+              <w:left w:type="dxa" w:w="140"/>
+              <w:bottom w:type="dxa" w:w="80"/>
+              <w:right w:type="dxa" w:w="140"/>
+            </w:tcMar>
+          </w:tcPr>
+          <w:p>
+            <w:r>
+              <w:rPr>
+                <w:rFonts w:ascii="Arial" w:cs="Arial" w:eastAsia="Arial" w:hAnsi="Arial"/>
+                <w:b w:val="false"/>
+                <w:bCs w:val="false"/>
+                <w:color w:val="555555"/>
+                <w:sz w:val="20"/>
+                <w:szCs w:val="20"/>
+              </w:rPr>
+              <w:t xml:space="preserve">~$71,400</w:t>
+            </w:r>
+          </w:p>
+        </w:tc>
+        <w:tc>
+          <w:tcPr>
+            <w:tcW w:type="dxa" w:w="2000"/>
+            <w:tcBorders>
+              <w:top w:val="single" w:color="CCCCCC" w:sz="1"/>
+              <w:left w:val="single" w:color="CCCCCC" w:sz="1"/>
+              <w:bottom w:val="single" w:color="CCCCCC" w:sz="1"/>
+              <w:right w:val="single" w:color="CCCCCC" w:sz="1"/>
+            </w:tcBorders>
+            <w:shd w:fill="FFFFFF" w:val="clear"/>
+            <w:tcMar>
+              <w:top w:type="dxa" w:w="80"/>
+              <w:left w:type="dxa" w:w="140"/>
+              <w:bottom w:type="dxa" w:w="80"/>
+              <w:right w:type="dxa" w:w="140"/>
+            </w:tcMar>
+          </w:tcPr>
+          <w:p>
+            <w:r>
+              <w:rPr>
+                <w:rFonts w:ascii="Arial" w:cs="Arial" w:eastAsia="Arial" w:hAnsi="Arial"/>
+                <w:b w:val="false"/>
+                <w:bCs w:val="false"/>
+                <w:color w:val="555555"/>
+                <w:sz w:val="20"/>
+                <w:szCs w:val="20"/>
+              </w:rPr>
+              <w:t xml:space="preserve">Delivered</w:t>
+            </w:r>
+          </w:p>
+        </w:tc>
+      </w:tr>
+    </w:tbl>
+    <w:p>
+      <w:pPr>
+        <w:spacing w:after="100" w:before="100"/>
       </w:pPr>
       <w:r>
         <w:t xml:space="preserve"/>
@@ -3317,7 +3907,7 @@
           </w:tcPr>
           <w:p>
             <w:pPr>
-              <w:spacing w:after="60"/>
+              <w:spacing w:after="80"/>
             </w:pPr>
             <w:r>
               <w:rPr>
@@ -3328,7 +3918,1110 @@
                 <w:sz w:val="22"/>
                 <w:szCs w:val="22"/>
               </w:rPr>
-              <w:t xml:space="preserve">SOW Terms</w:t>
+              <w:t xml:space="preserve">Budget A Payment Terms</w:t>
+            </w:r>
+          </w:p>
+          <w:p>
+            <w:pPr>
+              <w:spacing w:after="0"/>
+            </w:pPr>
+            <w:r>
+              <w:rPr>
+                <w:rFonts w:ascii="Arial" w:cs="Arial" w:eastAsia="Arial" w:hAnsi="Arial"/>
+                <w:color w:val="E8F4F4"/>
+                <w:sz w:val="20"/>
+                <w:szCs w:val="20"/>
+              </w:rPr>
+              <w:t xml:space="preserve">The full $50,000 Budget A fee is invoiced upon contract signing. Work is substantially delivered; the previous milestone-split structure (50% on signature / 50% on go-live) no longer reflects the delivery status. An invoice will be issued on the date the contract is executed.</w:t>
+            </w:r>
+          </w:p>
+        </w:tc>
+      </w:tr>
+    </w:tbl>
+    <w:p>
+      <w:pPr>
+        <w:spacing w:after="160" w:before="160"/>
+      </w:pPr>
+      <w:r>
+        <w:t xml:space="preserve"/>
+      </w:r>
+    </w:p>
+    <w:p>
+      <w:pPr>
+        <w:pStyle w:val="Heading2"/>
+      </w:pPr>
+      <w:r>
+        <w:rPr>
+          <w:rFonts w:ascii="Arial" w:cs="Arial" w:eastAsia="Arial" w:hAnsi="Arial"/>
+          <w:b/>
+          <w:bCs/>
+          <w:color w:val="006B6B"/>
+          <w:sz w:val="26"/>
+          <w:szCs w:val="26"/>
+        </w:rPr>
+        <w:t xml:space="preserve">3.2  Budget B — Retainer (Active Since March 1, 2026)</w:t>
+      </w:r>
+    </w:p>
+    <w:p>
+      <w:pPr>
+        <w:spacing w:after="60" w:before="60"/>
+      </w:pPr>
+      <w:r>
+        <w:rPr>
+          <w:rFonts w:ascii="Arial" w:cs="Arial" w:eastAsia="Arial" w:hAnsi="Arial"/>
+          <w:b w:val="false"/>
+          <w:bCs w:val="false"/>
+          <w:color w:val="333333"/>
+          <w:sz w:val="22"/>
+          <w:szCs w:val="22"/>
+        </w:rPr>
+        <w:t xml:space="preserve">Budget B is not a maintenance arrangement — it is an active consulting, onboarding, and platform adaptation engagement. Since March 1, winded.vertigo has been doing the work of the retainer: aligning with Lauren Bosio on AICS workflows, adapting the platform to Nordic's evolving needs, advising on research methodology, managing data governance, and onboarding the Nordic team to the new systems. This work has been ongoing without a signed agreement or payment.</w:t>
+      </w:r>
+    </w:p>
+    <w:p>
+      <w:pPr>
+        <w:spacing w:after="60" w:before="60"/>
+      </w:pPr>
+      <w:r>
+        <w:t xml:space="preserve"/>
+      </w:r>
+    </w:p>
+    <w:tbl>
+      <w:tblPr>
+        <w:tblW w:type="dxa" w:w="9360"/>
+        <w:tblBorders>
+          <w:top w:val="single" w:color="auto" w:sz="4"/>
+          <w:left w:val="single" w:color="auto" w:sz="4"/>
+          <w:bottom w:val="single" w:color="auto" w:sz="4"/>
+          <w:right w:val="single" w:color="auto" w:sz="4"/>
+          <w:insideH w:val="single" w:color="auto" w:sz="4"/>
+          <w:insideV w:val="single" w:color="auto" w:sz="4"/>
+        </w:tblBorders>
+      </w:tblPr>
+      <w:tblGrid>
+        <w:gridCol w:w="3500"/>
+        <w:gridCol w:w="2930"/>
+        <w:gridCol w:w="2930"/>
+      </w:tblGrid>
+      <w:tr>
+        <w:tc>
+          <w:tcPr>
+            <w:tcW w:type="dxa" w:w="3500"/>
+            <w:tcBorders>
+              <w:top w:val="single" w:color="002654" w:sz="1"/>
+              <w:left w:val="single" w:color="002654" w:sz="1"/>
+              <w:bottom w:val="single" w:color="002654" w:sz="1"/>
+              <w:right w:val="single" w:color="002654" w:sz="1"/>
+            </w:tcBorders>
+            <w:shd w:fill="002654" w:val="clear"/>
+            <w:tcMar>
+              <w:top w:type="dxa" w:w="100"/>
+              <w:left w:type="dxa" w:w="140"/>
+              <w:bottom w:type="dxa" w:w="100"/>
+              <w:right w:type="dxa" w:w="140"/>
+            </w:tcMar>
+          </w:tcPr>
+          <w:p>
+            <w:pPr>
+              <w:jc w:val="left"/>
+            </w:pPr>
+            <w:r>
+              <w:rPr>
+                <w:rFonts w:ascii="Arial" w:cs="Arial" w:eastAsia="Arial" w:hAnsi="Arial"/>
+                <w:b/>
+                <w:bCs/>
+                <w:color w:val="FFFFFF"/>
+                <w:sz w:val="20"/>
+                <w:szCs w:val="20"/>
+              </w:rPr>
+              <w:t xml:space="preserve">Budget B Tier</w:t>
+            </w:r>
+          </w:p>
+        </w:tc>
+        <w:tc>
+          <w:tcPr>
+            <w:tcW w:type="dxa" w:w="2930"/>
+            <w:tcBorders>
+              <w:top w:val="single" w:color="002654" w:sz="1"/>
+              <w:left w:val="single" w:color="002654" w:sz="1"/>
+              <w:bottom w:val="single" w:color="002654" w:sz="1"/>
+              <w:right w:val="single" w:color="002654" w:sz="1"/>
+            </w:tcBorders>
+            <w:shd w:fill="002654" w:val="clear"/>
+            <w:tcMar>
+              <w:top w:type="dxa" w:w="100"/>
+              <w:left w:type="dxa" w:w="140"/>
+              <w:bottom w:type="dxa" w:w="100"/>
+              <w:right w:type="dxa" w:w="140"/>
+            </w:tcMar>
+          </w:tcPr>
+          <w:p>
+            <w:pPr>
+              <w:jc w:val="left"/>
+            </w:pPr>
+            <w:r>
+              <w:rPr>
+                <w:rFonts w:ascii="Arial" w:cs="Arial" w:eastAsia="Arial" w:hAnsi="Arial"/>
+                <w:b/>
+                <w:bCs/>
+                <w:color w:val="FFFFFF"/>
+                <w:sz w:val="20"/>
+                <w:szCs w:val="20"/>
+              </w:rPr>
+              <w:t xml:space="preserve">Monthly Rate</w:t>
+            </w:r>
+          </w:p>
+        </w:tc>
+        <w:tc>
+          <w:tcPr>
+            <w:tcW w:type="dxa" w:w="2930"/>
+            <w:tcBorders>
+              <w:top w:val="single" w:color="002654" w:sz="1"/>
+              <w:left w:val="single" w:color="002654" w:sz="1"/>
+              <w:bottom w:val="single" w:color="002654" w:sz="1"/>
+              <w:right w:val="single" w:color="002654" w:sz="1"/>
+            </w:tcBorders>
+            <w:shd w:fill="002654" w:val="clear"/>
+            <w:tcMar>
+              <w:top w:type="dxa" w:w="100"/>
+              <w:left w:type="dxa" w:w="140"/>
+              <w:bottom w:type="dxa" w:w="100"/>
+              <w:right w:type="dxa" w:w="140"/>
+            </w:tcMar>
+          </w:tcPr>
+          <w:p>
+            <w:pPr>
+              <w:jc w:val="left"/>
+            </w:pPr>
+            <w:r>
+              <w:rPr>
+                <w:rFonts w:ascii="Arial" w:cs="Arial" w:eastAsia="Arial" w:hAnsi="Arial"/>
+                <w:b/>
+                <w:bCs/>
+                <w:color w:val="FFFFFF"/>
+                <w:sz w:val="20"/>
+                <w:szCs w:val="20"/>
+              </w:rPr>
+              <w:t xml:space="preserve">What's Included</w:t>
+            </w:r>
+          </w:p>
+        </w:tc>
+      </w:tr>
+      <w:tr>
+        <w:tc>
+          <w:tcPr>
+            <w:tcW w:type="dxa" w:w="3500"/>
+            <w:tcBorders>
+              <w:top w:val="single" w:color="CCCCCC" w:sz="1"/>
+              <w:left w:val="single" w:color="CCCCCC" w:sz="1"/>
+              <w:bottom w:val="single" w:color="CCCCCC" w:sz="1"/>
+              <w:right w:val="single" w:color="CCCCCC" w:sz="1"/>
+            </w:tcBorders>
+            <w:shd w:fill="E8F4F4" w:val="clear"/>
+            <w:tcMar>
+              <w:top w:type="dxa" w:w="80"/>
+              <w:left w:type="dxa" w:w="140"/>
+              <w:bottom w:type="dxa" w:w="80"/>
+              <w:right w:type="dxa" w:w="140"/>
+            </w:tcMar>
+          </w:tcPr>
+          <w:p>
+            <w:r>
+              <w:rPr>
+                <w:rFonts w:ascii="Arial" w:cs="Arial" w:eastAsia="Arial" w:hAnsi="Arial"/>
+                <w:b/>
+                <w:bCs/>
+                <w:color w:val="002654"/>
+                <w:sz w:val="20"/>
+                <w:szCs w:val="20"/>
+              </w:rPr>
+              <w:t xml:space="preserve">Priority (recommended)</w:t>
+            </w:r>
+          </w:p>
+        </w:tc>
+        <w:tc>
+          <w:tcPr>
+            <w:tcW w:type="dxa" w:w="2930"/>
+            <w:tcBorders>
+              <w:top w:val="single" w:color="CCCCCC" w:sz="1"/>
+              <w:left w:val="single" w:color="CCCCCC" w:sz="1"/>
+              <w:bottom w:val="single" w:color="CCCCCC" w:sz="1"/>
+              <w:right w:val="single" w:color="CCCCCC" w:sz="1"/>
+            </w:tcBorders>
+            <w:shd w:fill="E8F4F4" w:val="clear"/>
+            <w:tcMar>
+              <w:top w:type="dxa" w:w="80"/>
+              <w:left w:type="dxa" w:w="140"/>
+              <w:bottom w:type="dxa" w:w="80"/>
+              <w:right w:type="dxa" w:w="140"/>
+            </w:tcMar>
+          </w:tcPr>
+          <w:p>
+            <w:r>
+              <w:rPr>
+                <w:rFonts w:ascii="Arial" w:cs="Arial" w:eastAsia="Arial" w:hAnsi="Arial"/>
+                <w:b/>
+                <w:bCs/>
+                <w:color w:val="002654"/>
+                <w:sz w:val="20"/>
+                <w:szCs w:val="20"/>
+              </w:rPr>
+              <w:t xml:space="preserve">$6,000/mo</w:t>
+            </w:r>
+          </w:p>
+        </w:tc>
+        <w:tc>
+          <w:tcPr>
+            <w:tcW w:type="dxa" w:w="2930"/>
+            <w:tcBorders>
+              <w:top w:val="single" w:color="CCCCCC" w:sz="1"/>
+              <w:left w:val="single" w:color="CCCCCC" w:sz="1"/>
+              <w:bottom w:val="single" w:color="CCCCCC" w:sz="1"/>
+              <w:right w:val="single" w:color="CCCCCC" w:sz="1"/>
+            </w:tcBorders>
+            <w:shd w:fill="FFFFFF" w:val="clear"/>
+            <w:tcMar>
+              <w:top w:type="dxa" w:w="80"/>
+              <w:left w:type="dxa" w:w="140"/>
+              <w:bottom w:type="dxa" w:w="80"/>
+              <w:right w:type="dxa" w:w="140"/>
+            </w:tcMar>
+          </w:tcPr>
+          <w:p>
+            <w:r>
+              <w:rPr>
+                <w:rFonts w:ascii="Arial" w:cs="Arial" w:eastAsia="Arial" w:hAnsi="Arial"/>
+                <w:b w:val="false"/>
+                <w:bCs w:val="false"/>
+                <w:color w:val="333333"/>
+                <w:sz w:val="20"/>
+                <w:szCs w:val="20"/>
+              </w:rPr>
+              <w:t xml:space="preserve">All retainer responsibilities + named backup contractor (August Kinloch)</w:t>
+            </w:r>
+          </w:p>
+        </w:tc>
+      </w:tr>
+      <w:tr>
+        <w:tc>
+          <w:tcPr>
+            <w:tcW w:type="dxa" w:w="3500"/>
+            <w:tcBorders>
+              <w:top w:val="single" w:color="CCCCCC" w:sz="1"/>
+              <w:left w:val="single" w:color="CCCCCC" w:sz="1"/>
+              <w:bottom w:val="single" w:color="CCCCCC" w:sz="1"/>
+              <w:right w:val="single" w:color="CCCCCC" w:sz="1"/>
+            </w:tcBorders>
+            <w:shd w:fill="F5F5F5" w:val="clear"/>
+            <w:tcMar>
+              <w:top w:type="dxa" w:w="80"/>
+              <w:left w:type="dxa" w:w="140"/>
+              <w:bottom w:type="dxa" w:w="80"/>
+              <w:right w:type="dxa" w:w="140"/>
+            </w:tcMar>
+          </w:tcPr>
+          <w:p>
+            <w:r>
+              <w:rPr>
+                <w:rFonts w:ascii="Arial" w:cs="Arial" w:eastAsia="Arial" w:hAnsi="Arial"/>
+                <w:b/>
+                <w:bCs/>
+                <w:color w:val="333333"/>
+                <w:sz w:val="20"/>
+                <w:szCs w:val="20"/>
+              </w:rPr>
+              <w:t xml:space="preserve">Standard</w:t>
+            </w:r>
+          </w:p>
+        </w:tc>
+        <w:tc>
+          <w:tcPr>
+            <w:tcW w:type="dxa" w:w="2930"/>
+            <w:tcBorders>
+              <w:top w:val="single" w:color="CCCCCC" w:sz="1"/>
+              <w:left w:val="single" w:color="CCCCCC" w:sz="1"/>
+              <w:bottom w:val="single" w:color="CCCCCC" w:sz="1"/>
+              <w:right w:val="single" w:color="CCCCCC" w:sz="1"/>
+            </w:tcBorders>
+            <w:shd w:fill="FFFFFF" w:val="clear"/>
+            <w:tcMar>
+              <w:top w:type="dxa" w:w="80"/>
+              <w:left w:type="dxa" w:w="140"/>
+              <w:bottom w:type="dxa" w:w="80"/>
+              <w:right w:type="dxa" w:w="140"/>
+            </w:tcMar>
+          </w:tcPr>
+          <w:p>
+            <w:r>
+              <w:rPr>
+                <w:rFonts w:ascii="Arial" w:cs="Arial" w:eastAsia="Arial" w:hAnsi="Arial"/>
+                <w:b w:val="false"/>
+                <w:bCs w:val="false"/>
+                <w:color w:val="333333"/>
+                <w:sz w:val="20"/>
+                <w:szCs w:val="20"/>
+              </w:rPr>
+              <w:t xml:space="preserve">$4,000/mo</w:t>
+            </w:r>
+          </w:p>
+        </w:tc>
+        <w:tc>
+          <w:tcPr>
+            <w:tcW w:type="dxa" w:w="2930"/>
+            <w:tcBorders>
+              <w:top w:val="single" w:color="CCCCCC" w:sz="1"/>
+              <w:left w:val="single" w:color="CCCCCC" w:sz="1"/>
+              <w:bottom w:val="single" w:color="CCCCCC" w:sz="1"/>
+              <w:right w:val="single" w:color="CCCCCC" w:sz="1"/>
+            </w:tcBorders>
+            <w:shd w:fill="FFFFFF" w:val="clear"/>
+            <w:tcMar>
+              <w:top w:type="dxa" w:w="80"/>
+              <w:left w:type="dxa" w:w="140"/>
+              <w:bottom w:type="dxa" w:w="80"/>
+              <w:right w:type="dxa" w:w="140"/>
+            </w:tcMar>
+          </w:tcPr>
+          <w:p>
+            <w:r>
+              <w:rPr>
+                <w:rFonts w:ascii="Arial" w:cs="Arial" w:eastAsia="Arial" w:hAnsi="Arial"/>
+                <w:b w:val="false"/>
+                <w:bCs w:val="false"/>
+                <w:color w:val="333333"/>
+                <w:sz w:val="20"/>
+                <w:szCs w:val="20"/>
+              </w:rPr>
+              <w:t xml:space="preserve">All retainer responsibilities — primary coverage only</w:t>
+            </w:r>
+          </w:p>
+        </w:tc>
+      </w:tr>
+    </w:tbl>
+    <w:p>
+      <w:pPr>
+        <w:spacing w:after="120" w:before="120"/>
+      </w:pPr>
+      <w:r>
+        <w:t xml:space="preserve"/>
+      </w:r>
+    </w:p>
+    <w:p>
+      <w:pPr>
+        <w:pStyle w:val="Heading2"/>
+      </w:pPr>
+      <w:r>
+        <w:rPr>
+          <w:rFonts w:ascii="Arial" w:cs="Arial" w:eastAsia="Arial" w:hAnsi="Arial"/>
+          <w:b/>
+          <w:bCs/>
+          <w:color w:val="006B6B"/>
+          <w:sz w:val="26"/>
+          <w:szCs w:val="26"/>
+        </w:rPr>
+        <w:t xml:space="preserve">3.3  Back-Pay for Retainer Work (March 1 – Contract Execution)</w:t>
+      </w:r>
+    </w:p>
+    <w:p>
+      <w:pPr>
+        <w:spacing w:after="60" w:before="60"/>
+      </w:pPr>
+      <w:r>
+        <w:rPr>
+          <w:rFonts w:ascii="Arial" w:cs="Arial" w:eastAsia="Arial" w:hAnsi="Arial"/>
+          <w:b w:val="false"/>
+          <w:bCs w:val="false"/>
+          <w:color w:val="333333"/>
+          <w:sz w:val="22"/>
+          <w:szCs w:val="22"/>
+        </w:rPr>
+        <w:t xml:space="preserve">Because retainer-scope work has been underway since March 1 without payment, back-pay is owed from March 1 to the contract execution date. This is calculated at the Priority tier ($6,000/mo) given the level of engagement during this period.</w:t>
+      </w:r>
+    </w:p>
+    <w:p>
+      <w:pPr>
+        <w:spacing w:after="60" w:before="60"/>
+      </w:pPr>
+      <w:r>
+        <w:t xml:space="preserve"/>
+      </w:r>
+    </w:p>
+    <w:tbl>
+      <w:tblPr>
+        <w:tblW w:type="dxa" w:w="9360"/>
+        <w:tblBorders>
+          <w:top w:val="single" w:color="auto" w:sz="4"/>
+          <w:left w:val="single" w:color="auto" w:sz="4"/>
+          <w:bottom w:val="single" w:color="auto" w:sz="4"/>
+          <w:right w:val="single" w:color="auto" w:sz="4"/>
+          <w:insideH w:val="single" w:color="auto" w:sz="4"/>
+          <w:insideV w:val="single" w:color="auto" w:sz="4"/>
+        </w:tblBorders>
+      </w:tblPr>
+      <w:tblGrid>
+        <w:gridCol w:w="3000"/>
+        <w:gridCol w:w="3180"/>
+        <w:gridCol w:w="3180"/>
+      </w:tblGrid>
+      <w:tr>
+        <w:tc>
+          <w:tcPr>
+            <w:tcW w:type="dxa" w:w="3000"/>
+            <w:tcBorders>
+              <w:top w:val="single" w:color="002654" w:sz="1"/>
+              <w:left w:val="single" w:color="002654" w:sz="1"/>
+              <w:bottom w:val="single" w:color="002654" w:sz="1"/>
+              <w:right w:val="single" w:color="002654" w:sz="1"/>
+            </w:tcBorders>
+            <w:shd w:fill="002654" w:val="clear"/>
+            <w:tcMar>
+              <w:top w:type="dxa" w:w="100"/>
+              <w:left w:type="dxa" w:w="140"/>
+              <w:bottom w:type="dxa" w:w="100"/>
+              <w:right w:type="dxa" w:w="140"/>
+            </w:tcMar>
+          </w:tcPr>
+          <w:p>
+            <w:pPr>
+              <w:jc w:val="left"/>
+            </w:pPr>
+            <w:r>
+              <w:rPr>
+                <w:rFonts w:ascii="Arial" w:cs="Arial" w:eastAsia="Arial" w:hAnsi="Arial"/>
+                <w:b/>
+                <w:bCs/>
+                <w:color w:val="FFFFFF"/>
+                <w:sz w:val="20"/>
+                <w:szCs w:val="20"/>
+              </w:rPr>
+              <w:t xml:space="preserve">Period</w:t>
+            </w:r>
+          </w:p>
+        </w:tc>
+        <w:tc>
+          <w:tcPr>
+            <w:tcW w:type="dxa" w:w="3180"/>
+            <w:tcBorders>
+              <w:top w:val="single" w:color="002654" w:sz="1"/>
+              <w:left w:val="single" w:color="002654" w:sz="1"/>
+              <w:bottom w:val="single" w:color="002654" w:sz="1"/>
+              <w:right w:val="single" w:color="002654" w:sz="1"/>
+            </w:tcBorders>
+            <w:shd w:fill="002654" w:val="clear"/>
+            <w:tcMar>
+              <w:top w:type="dxa" w:w="100"/>
+              <w:left w:type="dxa" w:w="140"/>
+              <w:bottom w:type="dxa" w:w="100"/>
+              <w:right w:type="dxa" w:w="140"/>
+            </w:tcMar>
+          </w:tcPr>
+          <w:p>
+            <w:pPr>
+              <w:jc w:val="left"/>
+            </w:pPr>
+            <w:r>
+              <w:rPr>
+                <w:rFonts w:ascii="Arial" w:cs="Arial" w:eastAsia="Arial" w:hAnsi="Arial"/>
+                <w:b/>
+                <w:bCs/>
+                <w:color w:val="FFFFFF"/>
+                <w:sz w:val="20"/>
+                <w:szCs w:val="20"/>
+              </w:rPr>
+              <w:t xml:space="preserve">Rate</w:t>
+            </w:r>
+          </w:p>
+        </w:tc>
+        <w:tc>
+          <w:tcPr>
+            <w:tcW w:type="dxa" w:w="3180"/>
+            <w:tcBorders>
+              <w:top w:val="single" w:color="002654" w:sz="1"/>
+              <w:left w:val="single" w:color="002654" w:sz="1"/>
+              <w:bottom w:val="single" w:color="002654" w:sz="1"/>
+              <w:right w:val="single" w:color="002654" w:sz="1"/>
+            </w:tcBorders>
+            <w:shd w:fill="002654" w:val="clear"/>
+            <w:tcMar>
+              <w:top w:type="dxa" w:w="100"/>
+              <w:left w:type="dxa" w:w="140"/>
+              <w:bottom w:type="dxa" w:w="100"/>
+              <w:right w:type="dxa" w:w="140"/>
+            </w:tcMar>
+          </w:tcPr>
+          <w:p>
+            <w:pPr>
+              <w:jc w:val="left"/>
+            </w:pPr>
+            <w:r>
+              <w:rPr>
+                <w:rFonts w:ascii="Arial" w:cs="Arial" w:eastAsia="Arial" w:hAnsi="Arial"/>
+                <w:b/>
+                <w:bCs/>
+                <w:color w:val="FFFFFF"/>
+                <w:sz w:val="20"/>
+                <w:szCs w:val="20"/>
+              </w:rPr>
+              <w:t xml:space="preserve">Amount</w:t>
+            </w:r>
+          </w:p>
+        </w:tc>
+      </w:tr>
+      <w:tr>
+        <w:tc>
+          <w:tcPr>
+            <w:tcW w:type="dxa" w:w="3000"/>
+            <w:tcBorders>
+              <w:top w:val="single" w:color="CCCCCC" w:sz="1"/>
+              <w:left w:val="single" w:color="CCCCCC" w:sz="1"/>
+              <w:bottom w:val="single" w:color="CCCCCC" w:sz="1"/>
+              <w:right w:val="single" w:color="CCCCCC" w:sz="1"/>
+            </w:tcBorders>
+            <w:shd w:fill="F5F5F5" w:val="clear"/>
+            <w:tcMar>
+              <w:top w:type="dxa" w:w="80"/>
+              <w:left w:type="dxa" w:w="140"/>
+              <w:bottom w:type="dxa" w:w="80"/>
+              <w:right w:type="dxa" w:w="140"/>
+            </w:tcMar>
+          </w:tcPr>
+          <w:p>
+            <w:r>
+              <w:rPr>
+                <w:rFonts w:ascii="Arial" w:cs="Arial" w:eastAsia="Arial" w:hAnsi="Arial"/>
+                <w:b/>
+                <w:bCs/>
+                <w:color w:val="333333"/>
+                <w:sz w:val="20"/>
+                <w:szCs w:val="20"/>
+              </w:rPr>
+              <w:t xml:space="preserve">March 2026 (full month)</w:t>
+            </w:r>
+          </w:p>
+        </w:tc>
+        <w:tc>
+          <w:tcPr>
+            <w:tcW w:type="dxa" w:w="3180"/>
+            <w:tcBorders>
+              <w:top w:val="single" w:color="CCCCCC" w:sz="1"/>
+              <w:left w:val="single" w:color="CCCCCC" w:sz="1"/>
+              <w:bottom w:val="single" w:color="CCCCCC" w:sz="1"/>
+              <w:right w:val="single" w:color="CCCCCC" w:sz="1"/>
+            </w:tcBorders>
+            <w:shd w:fill="FFFFFF" w:val="clear"/>
+            <w:tcMar>
+              <w:top w:type="dxa" w:w="80"/>
+              <w:left w:type="dxa" w:w="140"/>
+              <w:bottom w:type="dxa" w:w="80"/>
+              <w:right w:type="dxa" w:w="140"/>
+            </w:tcMar>
+          </w:tcPr>
+          <w:p>
+            <w:r>
+              <w:rPr>
+                <w:rFonts w:ascii="Arial" w:cs="Arial" w:eastAsia="Arial" w:hAnsi="Arial"/>
+                <w:b w:val="false"/>
+                <w:bCs w:val="false"/>
+                <w:color w:val="333333"/>
+                <w:sz w:val="20"/>
+                <w:szCs w:val="20"/>
+              </w:rPr>
+              <w:t xml:space="preserve">$6,000/mo Priority tier</w:t>
+            </w:r>
+          </w:p>
+        </w:tc>
+        <w:tc>
+          <w:tcPr>
+            <w:tcW w:type="dxa" w:w="3180"/>
+            <w:tcBorders>
+              <w:top w:val="single" w:color="CCCCCC" w:sz="1"/>
+              <w:left w:val="single" w:color="CCCCCC" w:sz="1"/>
+              <w:bottom w:val="single" w:color="CCCCCC" w:sz="1"/>
+              <w:right w:val="single" w:color="CCCCCC" w:sz="1"/>
+            </w:tcBorders>
+            <w:shd w:fill="FFFFFF" w:val="clear"/>
+            <w:tcMar>
+              <w:top w:type="dxa" w:w="80"/>
+              <w:left w:type="dxa" w:w="140"/>
+              <w:bottom w:type="dxa" w:w="80"/>
+              <w:right w:type="dxa" w:w="140"/>
+            </w:tcMar>
+          </w:tcPr>
+          <w:p>
+            <w:r>
+              <w:rPr>
+                <w:rFonts w:ascii="Arial" w:cs="Arial" w:eastAsia="Arial" w:hAnsi="Arial"/>
+                <w:b w:val="false"/>
+                <w:bCs w:val="false"/>
+                <w:color w:val="333333"/>
+                <w:sz w:val="20"/>
+                <w:szCs w:val="20"/>
+              </w:rPr>
+              <w:t xml:space="preserve">$6,000</w:t>
+            </w:r>
+          </w:p>
+        </w:tc>
+      </w:tr>
+      <w:tr>
+        <w:tc>
+          <w:tcPr>
+            <w:tcW w:type="dxa" w:w="3000"/>
+            <w:tcBorders>
+              <w:top w:val="single" w:color="CCCCCC" w:sz="1"/>
+              <w:left w:val="single" w:color="CCCCCC" w:sz="1"/>
+              <w:bottom w:val="single" w:color="CCCCCC" w:sz="1"/>
+              <w:right w:val="single" w:color="CCCCCC" w:sz="1"/>
+            </w:tcBorders>
+            <w:shd w:fill="F5F5F5" w:val="clear"/>
+            <w:tcMar>
+              <w:top w:type="dxa" w:w="80"/>
+              <w:left w:type="dxa" w:w="140"/>
+              <w:bottom w:type="dxa" w:w="80"/>
+              <w:right w:type="dxa" w:w="140"/>
+            </w:tcMar>
+          </w:tcPr>
+          <w:p>
+            <w:r>
+              <w:rPr>
+                <w:rFonts w:ascii="Arial" w:cs="Arial" w:eastAsia="Arial" w:hAnsi="Arial"/>
+                <w:b/>
+                <w:bCs/>
+                <w:color w:val="333333"/>
+                <w:sz w:val="20"/>
+                <w:szCs w:val="20"/>
+              </w:rPr>
+              <w:t xml:space="preserve">April 2026 (full month)</w:t>
+            </w:r>
+          </w:p>
+        </w:tc>
+        <w:tc>
+          <w:tcPr>
+            <w:tcW w:type="dxa" w:w="3180"/>
+            <w:tcBorders>
+              <w:top w:val="single" w:color="CCCCCC" w:sz="1"/>
+              <w:left w:val="single" w:color="CCCCCC" w:sz="1"/>
+              <w:bottom w:val="single" w:color="CCCCCC" w:sz="1"/>
+              <w:right w:val="single" w:color="CCCCCC" w:sz="1"/>
+            </w:tcBorders>
+            <w:shd w:fill="FFFFFF" w:val="clear"/>
+            <w:tcMar>
+              <w:top w:type="dxa" w:w="80"/>
+              <w:left w:type="dxa" w:w="140"/>
+              <w:bottom w:type="dxa" w:w="80"/>
+              <w:right w:type="dxa" w:w="140"/>
+            </w:tcMar>
+          </w:tcPr>
+          <w:p>
+            <w:r>
+              <w:rPr>
+                <w:rFonts w:ascii="Arial" w:cs="Arial" w:eastAsia="Arial" w:hAnsi="Arial"/>
+                <w:b w:val="false"/>
+                <w:bCs w:val="false"/>
+                <w:color w:val="333333"/>
+                <w:sz w:val="20"/>
+                <w:szCs w:val="20"/>
+              </w:rPr>
+              <w:t xml:space="preserve">$6,000/mo Priority tier</w:t>
+            </w:r>
+          </w:p>
+        </w:tc>
+        <w:tc>
+          <w:tcPr>
+            <w:tcW w:type="dxa" w:w="3180"/>
+            <w:tcBorders>
+              <w:top w:val="single" w:color="CCCCCC" w:sz="1"/>
+              <w:left w:val="single" w:color="CCCCCC" w:sz="1"/>
+              <w:bottom w:val="single" w:color="CCCCCC" w:sz="1"/>
+              <w:right w:val="single" w:color="CCCCCC" w:sz="1"/>
+            </w:tcBorders>
+            <w:shd w:fill="FFFFFF" w:val="clear"/>
+            <w:tcMar>
+              <w:top w:type="dxa" w:w="80"/>
+              <w:left w:type="dxa" w:w="140"/>
+              <w:bottom w:type="dxa" w:w="80"/>
+              <w:right w:type="dxa" w:w="140"/>
+            </w:tcMar>
+          </w:tcPr>
+          <w:p>
+            <w:r>
+              <w:rPr>
+                <w:rFonts w:ascii="Arial" w:cs="Arial" w:eastAsia="Arial" w:hAnsi="Arial"/>
+                <w:b w:val="false"/>
+                <w:bCs w:val="false"/>
+                <w:color w:val="333333"/>
+                <w:sz w:val="20"/>
+                <w:szCs w:val="20"/>
+              </w:rPr>
+              <w:t xml:space="preserve">$6,000</w:t>
+            </w:r>
+          </w:p>
+        </w:tc>
+      </w:tr>
+      <w:tr>
+        <w:tc>
+          <w:tcPr>
+            <w:tcW w:type="dxa" w:w="3000"/>
+            <w:tcBorders>
+              <w:top w:val="single" w:color="CCCCCC" w:sz="1"/>
+              <w:left w:val="single" w:color="CCCCCC" w:sz="1"/>
+              <w:bottom w:val="single" w:color="CCCCCC" w:sz="1"/>
+              <w:right w:val="single" w:color="CCCCCC" w:sz="1"/>
+            </w:tcBorders>
+            <w:shd w:fill="F5F5F5" w:val="clear"/>
+            <w:tcMar>
+              <w:top w:type="dxa" w:w="80"/>
+              <w:left w:type="dxa" w:w="140"/>
+              <w:bottom w:type="dxa" w:w="80"/>
+              <w:right w:type="dxa" w:w="140"/>
+            </w:tcMar>
+          </w:tcPr>
+          <w:p>
+            <w:r>
+              <w:rPr>
+                <w:rFonts w:ascii="Arial" w:cs="Arial" w:eastAsia="Arial" w:hAnsi="Arial"/>
+                <w:b/>
+                <w:bCs/>
+                <w:color w:val="333333"/>
+                <w:sz w:val="20"/>
+                <w:szCs w:val="20"/>
+              </w:rPr>
+              <w:t xml:space="preserve">May 2026 (prorated to signing)</w:t>
+            </w:r>
+          </w:p>
+        </w:tc>
+        <w:tc>
+          <w:tcPr>
+            <w:tcW w:type="dxa" w:w="3180"/>
+            <w:tcBorders>
+              <w:top w:val="single" w:color="CCCCCC" w:sz="1"/>
+              <w:left w:val="single" w:color="CCCCCC" w:sz="1"/>
+              <w:bottom w:val="single" w:color="CCCCCC" w:sz="1"/>
+              <w:right w:val="single" w:color="CCCCCC" w:sz="1"/>
+            </w:tcBorders>
+            <w:shd w:fill="FFFFFF" w:val="clear"/>
+            <w:tcMar>
+              <w:top w:type="dxa" w:w="80"/>
+              <w:left w:type="dxa" w:w="140"/>
+              <w:bottom w:type="dxa" w:w="80"/>
+              <w:right w:type="dxa" w:w="140"/>
+            </w:tcMar>
+          </w:tcPr>
+          <w:p>
+            <w:r>
+              <w:rPr>
+                <w:rFonts w:ascii="Arial" w:cs="Arial" w:eastAsia="Arial" w:hAnsi="Arial"/>
+                <w:b w:val="false"/>
+                <w:bCs w:val="false"/>
+                <w:color w:val="333333"/>
+                <w:sz w:val="20"/>
+                <w:szCs w:val="20"/>
+              </w:rPr>
+              <w:t xml:space="preserve">$194/day from May 1</w:t>
+            </w:r>
+          </w:p>
+        </w:tc>
+        <w:tc>
+          <w:tcPr>
+            <w:tcW w:type="dxa" w:w="3180"/>
+            <w:tcBorders>
+              <w:top w:val="single" w:color="CCCCCC" w:sz="1"/>
+              <w:left w:val="single" w:color="CCCCCC" w:sz="1"/>
+              <w:bottom w:val="single" w:color="CCCCCC" w:sz="1"/>
+              <w:right w:val="single" w:color="CCCCCC" w:sz="1"/>
+            </w:tcBorders>
+            <w:shd w:fill="FFFFFF" w:val="clear"/>
+            <w:tcMar>
+              <w:top w:type="dxa" w:w="80"/>
+              <w:left w:type="dxa" w:w="140"/>
+              <w:bottom w:type="dxa" w:w="80"/>
+              <w:right w:type="dxa" w:w="140"/>
+            </w:tcMar>
+          </w:tcPr>
+          <w:p>
+            <w:r>
+              <w:rPr>
+                <w:rFonts w:ascii="Arial" w:cs="Arial" w:eastAsia="Arial" w:hAnsi="Arial"/>
+                <w:b w:val="false"/>
+                <w:bCs w:val="false"/>
+                <w:color w:val="333333"/>
+                <w:sz w:val="20"/>
+                <w:szCs w:val="20"/>
+              </w:rPr>
+              <w:t xml:space="preserve">~$194 x days elapsed</w:t>
+            </w:r>
+          </w:p>
+        </w:tc>
+      </w:tr>
+      <w:tr>
+        <w:tc>
+          <w:tcPr>
+            <w:tcW w:type="dxa" w:w="3000"/>
+            <w:tcBorders>
+              <w:top w:val="single" w:color="CCCCCC" w:sz="1"/>
+              <w:left w:val="single" w:color="CCCCCC" w:sz="1"/>
+              <w:bottom w:val="single" w:color="CCCCCC" w:sz="1"/>
+              <w:right w:val="single" w:color="CCCCCC" w:sz="1"/>
+            </w:tcBorders>
+            <w:shd w:fill="002654" w:val="clear"/>
+            <w:tcMar>
+              <w:top w:type="dxa" w:w="80"/>
+              <w:left w:type="dxa" w:w="140"/>
+              <w:bottom w:type="dxa" w:w="80"/>
+              <w:right w:type="dxa" w:w="140"/>
+            </w:tcMar>
+          </w:tcPr>
+          <w:p>
+            <w:r>
+              <w:rPr>
+                <w:rFonts w:ascii="Arial" w:cs="Arial" w:eastAsia="Arial" w:hAnsi="Arial"/>
+                <w:b/>
+                <w:bCs/>
+                <w:color w:val="FFFFFF"/>
+                <w:sz w:val="20"/>
+                <w:szCs w:val="20"/>
+              </w:rPr>
+              <w:t xml:space="preserve">Minimum back-pay at signing</w:t>
+            </w:r>
+          </w:p>
+        </w:tc>
+        <w:tc>
+          <w:tcPr>
+            <w:tcW w:type="dxa" w:w="3180"/>
+            <w:tcBorders>
+              <w:top w:val="single" w:color="CCCCCC" w:sz="1"/>
+              <w:left w:val="single" w:color="CCCCCC" w:sz="1"/>
+              <w:bottom w:val="single" w:color="CCCCCC" w:sz="1"/>
+              <w:right w:val="single" w:color="CCCCCC" w:sz="1"/>
+            </w:tcBorders>
+            <w:shd w:fill="002654" w:val="clear"/>
+            <w:tcMar>
+              <w:top w:type="dxa" w:w="80"/>
+              <w:left w:type="dxa" w:w="140"/>
+              <w:bottom w:type="dxa" w:w="80"/>
+              <w:right w:type="dxa" w:w="140"/>
+            </w:tcMar>
+          </w:tcPr>
+          <w:p>
+            <w:r>
+              <w:rPr>
+                <w:rFonts w:ascii="Arial" w:cs="Arial" w:eastAsia="Arial" w:hAnsi="Arial"/>
+                <w:b w:val="false"/>
+                <w:bCs w:val="false"/>
+                <w:color w:val="FFFFFF"/>
+                <w:sz w:val="20"/>
+                <w:szCs w:val="20"/>
+              </w:rPr>
+              <w:t xml:space="preserve">March + April (2 full months)</w:t>
+            </w:r>
+          </w:p>
+        </w:tc>
+        <w:tc>
+          <w:tcPr>
+            <w:tcW w:type="dxa" w:w="3180"/>
+            <w:tcBorders>
+              <w:top w:val="single" w:color="CCCCCC" w:sz="1"/>
+              <w:left w:val="single" w:color="CCCCCC" w:sz="1"/>
+              <w:bottom w:val="single" w:color="CCCCCC" w:sz="1"/>
+              <w:right w:val="single" w:color="CCCCCC" w:sz="1"/>
+            </w:tcBorders>
+            <w:shd w:fill="002654" w:val="clear"/>
+            <w:tcMar>
+              <w:top w:type="dxa" w:w="80"/>
+              <w:left w:type="dxa" w:w="140"/>
+              <w:bottom w:type="dxa" w:w="80"/>
+              <w:right w:type="dxa" w:w="140"/>
+            </w:tcMar>
+          </w:tcPr>
+          <w:p>
+            <w:r>
+              <w:rPr>
+                <w:rFonts w:ascii="Arial" w:cs="Arial" w:eastAsia="Arial" w:hAnsi="Arial"/>
+                <w:b/>
+                <w:bCs/>
+                <w:color w:val="FFFFFF"/>
+                <w:sz w:val="20"/>
+                <w:szCs w:val="20"/>
+              </w:rPr>
+              <w:t xml:space="preserve">$12,000</w:t>
+            </w:r>
+          </w:p>
+        </w:tc>
+      </w:tr>
+      <w:tr>
+        <w:tc>
+          <w:tcPr>
+            <w:tcW w:type="dxa" w:w="3000"/>
+            <w:tcBorders>
+              <w:top w:val="single" w:color="CCCCCC" w:sz="1"/>
+              <w:left w:val="single" w:color="CCCCCC" w:sz="1"/>
+              <w:bottom w:val="single" w:color="CCCCCC" w:sz="1"/>
+              <w:right w:val="single" w:color="CCCCCC" w:sz="1"/>
+            </w:tcBorders>
+            <w:shd w:fill="006B6B" w:val="clear"/>
+            <w:tcMar>
+              <w:top w:type="dxa" w:w="80"/>
+              <w:left w:type="dxa" w:w="140"/>
+              <w:bottom w:type="dxa" w:w="80"/>
+              <w:right w:type="dxa" w:w="140"/>
+            </w:tcMar>
+          </w:tcPr>
+          <w:p>
+            <w:r>
+              <w:rPr>
+                <w:rFonts w:ascii="Arial" w:cs="Arial" w:eastAsia="Arial" w:hAnsi="Arial"/>
+                <w:b w:val="false"/>
+                <w:bCs w:val="false"/>
+                <w:color w:val="FFFFFF"/>
+                <w:sz w:val="20"/>
+                <w:szCs w:val="20"/>
+              </w:rPr>
+              <w:t xml:space="preserve">If signed end of May 2026</w:t>
+            </w:r>
+          </w:p>
+        </w:tc>
+        <w:tc>
+          <w:tcPr>
+            <w:tcW w:type="dxa" w:w="3180"/>
+            <w:tcBorders>
+              <w:top w:val="single" w:color="CCCCCC" w:sz="1"/>
+              <w:left w:val="single" w:color="CCCCCC" w:sz="1"/>
+              <w:bottom w:val="single" w:color="CCCCCC" w:sz="1"/>
+              <w:right w:val="single" w:color="CCCCCC" w:sz="1"/>
+            </w:tcBorders>
+            <w:shd w:fill="006B6B" w:val="clear"/>
+            <w:tcMar>
+              <w:top w:type="dxa" w:w="80"/>
+              <w:left w:type="dxa" w:w="140"/>
+              <w:bottom w:type="dxa" w:w="80"/>
+              <w:right w:type="dxa" w:w="140"/>
+            </w:tcMar>
+          </w:tcPr>
+          <w:p>
+            <w:r>
+              <w:rPr>
+                <w:rFonts w:ascii="Arial" w:cs="Arial" w:eastAsia="Arial" w:hAnsi="Arial"/>
+                <w:b w:val="false"/>
+                <w:bCs w:val="false"/>
+                <w:color w:val="FFFFFF"/>
+                <w:sz w:val="20"/>
+                <w:szCs w:val="20"/>
+              </w:rPr>
+              <w:t xml:space="preserve">March + April + all of May</w:t>
+            </w:r>
+          </w:p>
+        </w:tc>
+        <w:tc>
+          <w:tcPr>
+            <w:tcW w:type="dxa" w:w="3180"/>
+            <w:tcBorders>
+              <w:top w:val="single" w:color="CCCCCC" w:sz="1"/>
+              <w:left w:val="single" w:color="CCCCCC" w:sz="1"/>
+              <w:bottom w:val="single" w:color="CCCCCC" w:sz="1"/>
+              <w:right w:val="single" w:color="CCCCCC" w:sz="1"/>
+            </w:tcBorders>
+            <w:shd w:fill="006B6B" w:val="clear"/>
+            <w:tcMar>
+              <w:top w:type="dxa" w:w="80"/>
+              <w:left w:type="dxa" w:w="140"/>
+              <w:bottom w:type="dxa" w:w="80"/>
+              <w:right w:type="dxa" w:w="140"/>
+            </w:tcMar>
+          </w:tcPr>
+          <w:p>
+            <w:r>
+              <w:rPr>
+                <w:rFonts w:ascii="Arial" w:cs="Arial" w:eastAsia="Arial" w:hAnsi="Arial"/>
+                <w:b/>
+                <w:bCs/>
+                <w:color w:val="FFFFFF"/>
+                <w:sz w:val="20"/>
+                <w:szCs w:val="20"/>
+              </w:rPr>
+              <w:t xml:space="preserve">~$18,000</w:t>
+            </w:r>
+          </w:p>
+        </w:tc>
+      </w:tr>
+    </w:tbl>
+    <w:p>
+      <w:pPr>
+        <w:spacing w:after="100" w:before="100"/>
+      </w:pPr>
+      <w:r>
+        <w:t xml:space="preserve"/>
+      </w:r>
+    </w:p>
+    <w:p>
+      <w:pPr>
+        <w:spacing w:after="60" w:before="60"/>
+      </w:pPr>
+      <w:r>
+        <w:rPr>
+          <w:rFonts w:ascii="Arial" w:cs="Arial" w:eastAsia="Arial" w:hAnsi="Arial"/>
+          <w:b w:val="false"/>
+          <w:bCs w:val="false"/>
+          <w:color w:val="555555"/>
+          <w:sz w:val="22"/>
+          <w:szCs w:val="22"/>
+        </w:rPr>
+        <w:t xml:space="preserve">Rate flexibility: winded.vertigo is willing to negotiate the ongoing retainer rate if Budget A and back-pay are honored in full at signing. The back-pay and Budget A fixed fee are not subject to rate negotiation.</w:t>
+      </w:r>
+    </w:p>
+    <w:p>
+      <w:pPr>
+        <w:spacing w:after="100" w:before="100"/>
+      </w:pPr>
+      <w:r>
+        <w:t xml:space="preserve"/>
+      </w:r>
+    </w:p>
+    <w:tbl>
+      <w:tblPr>
+        <w:tblW w:type="dxa" w:w="9360"/>
+        <w:tblBorders>
+          <w:top w:val="single" w:color="auto" w:sz="4"/>
+          <w:left w:val="single" w:color="auto" w:sz="4"/>
+          <w:bottom w:val="single" w:color="auto" w:sz="4"/>
+          <w:right w:val="single" w:color="auto" w:sz="4"/>
+          <w:insideH w:val="single" w:color="auto" w:sz="4"/>
+          <w:insideV w:val="single" w:color="auto" w:sz="4"/>
+        </w:tblBorders>
+      </w:tblPr>
+      <w:tblGrid>
+        <w:gridCol w:w="9360"/>
+      </w:tblGrid>
+      <w:tr>
+        <w:tc>
+          <w:tcPr>
+            <w:tcW w:type="dxa" w:w="9360"/>
+            <w:tcBorders>
+              <w:top w:val="single" w:color="006B6B" w:sz="1"/>
+              <w:left w:val="single" w:color="006B6B" w:sz="1"/>
+              <w:bottom w:val="single" w:color="006B6B" w:sz="1"/>
+              <w:right w:val="single" w:color="006B6B" w:sz="1"/>
+            </w:tcBorders>
+            <w:shd w:fill="E8F4F4" w:val="clear"/>
+            <w:tcMar>
+              <w:top w:type="dxa" w:w="160"/>
+              <w:left w:type="dxa" w:w="280"/>
+              <w:bottom w:type="dxa" w:w="160"/>
+              <w:right w:type="dxa" w:w="280"/>
+            </w:tcMar>
+          </w:tcPr>
+          <w:p>
+            <w:pPr>
+              <w:spacing w:after="80"/>
+            </w:pPr>
+            <w:r>
+              <w:rPr>
+                <w:rFonts w:ascii="Arial" w:cs="Arial" w:eastAsia="Arial" w:hAnsi="Arial"/>
+                <w:b/>
+                <w:bCs/>
+                <w:color w:val="002654"/>
+                <w:sz w:val="22"/>
+                <w:szCs w:val="22"/>
+              </w:rPr>
+              <w:t xml:space="preserve">Total Due at Signing (Priority Tier)</w:t>
             </w:r>
           </w:p>
           <w:p>
@@ -3338,11 +5031,13 @@
             <w:r>
               <w:rPr>
                 <w:rFonts w:ascii="Arial" w:cs="Arial" w:eastAsia="Arial" w:hAnsi="Arial"/>
-                <w:color w:val="E8F4F4"/>
-                <w:sz w:val="20"/>
-                <w:szCs w:val="20"/>
-              </w:rPr>
-              <w:t xml:space="preserve">Build fee: As per signed SOW (Tiers 1+2, PCS Database)</w:t>
+                <w:b/>
+                <w:bCs/>
+                <w:color w:val="002654"/>
+                <w:sz w:val="20"/>
+                <w:szCs w:val="20"/>
+              </w:rPr>
+              <w:t xml:space="preserve">Budget A fixed fee:  $50,000</w:t>
             </w:r>
           </w:p>
           <w:p>
@@ -3352,11 +5047,13 @@
             <w:r>
               <w:rPr>
                 <w:rFonts w:ascii="Arial" w:cs="Arial" w:eastAsia="Arial" w:hAnsi="Arial"/>
-                <w:color w:val="E8F4F4"/>
-                <w:sz w:val="20"/>
-                <w:szCs w:val="20"/>
-              </w:rPr>
-              <w:t xml:space="preserve">Payment 1: 50% on signature / kick-off — May 1, 2026</w:t>
+                <w:b/>
+                <w:bCs/>
+                <w:color w:val="002654"/>
+                <w:sz w:val="20"/>
+                <w:szCs w:val="20"/>
+              </w:rPr>
+              <w:t xml:space="preserve">Budget B back-pay (March + April):  $12,000</w:t>
             </w:r>
           </w:p>
           <w:p>
@@ -3366,11 +5063,11 @@
             <w:r>
               <w:rPr>
                 <w:rFonts w:ascii="Arial" w:cs="Arial" w:eastAsia="Arial" w:hAnsi="Arial"/>
-                <w:color w:val="E8F4F4"/>
-                <w:sz w:val="20"/>
-                <w:szCs w:val="20"/>
-              </w:rPr>
-              <w:t xml:space="preserve">Payment 2: 50% on go-live — June 30, 2026 (or earlier upon delivery)</w:t>
+                <w:color w:val="555555"/>
+                <w:sz w:val="20"/>
+                <w:szCs w:val="20"/>
+              </w:rPr>
+              <w:t xml:space="preserve">Budget B back-pay (prorated May):  ~$194/day from May 1</w:t>
             </w:r>
           </w:p>
           <w:p>
@@ -3380,11 +5077,11 @@
             <w:r>
               <w:rPr>
                 <w:rFonts w:ascii="Arial" w:cs="Arial" w:eastAsia="Arial" w:hAnsi="Arial"/>
-                <w:color w:val="E8F4F4"/>
-                <w:sz w:val="20"/>
-                <w:szCs w:val="20"/>
-              </w:rPr>
-              <w:t xml:space="preserve">Retainer: Active May 1, 2026 | 12-month initial term | Net 30, monthly in advance</w:t>
+                <w:color w:val="555555"/>
+                <w:sz w:val="20"/>
+                <w:szCs w:val="20"/>
+              </w:rPr>
+              <w:t xml:space="preserve">Ongoing Budget B retainer:  $6,000/mo Priority / $4,000/mo Standard (first month due at signing, then Net 30 monthly)</w:t>
             </w:r>
           </w:p>
         </w:tc>
@@ -3392,7 +5089,63 @@
     </w:tbl>
     <w:p>
       <w:pPr>
-        <w:spacing w:after="160" w:before="160"/>
+        <w:spacing w:after="200" w:before="200"/>
+      </w:pPr>
+      <w:r>
+        <w:t xml:space="preserve"/>
+      </w:r>
+    </w:p>
+    <w:p>
+      <w:r>
+        <w:br w:type="page"/>
+      </w:r>
+    </w:p>
+    <w:p>
+      <w:pPr>
+        <w:pStyle w:val="Heading1"/>
+      </w:pPr>
+      <w:r>
+        <w:rPr>
+          <w:rFonts w:ascii="Arial" w:cs="Arial" w:eastAsia="Arial" w:hAnsi="Arial"/>
+          <w:b/>
+          <w:bCs/>
+          <w:color w:val="002654"/>
+          <w:sz w:val="32"/>
+          <w:szCs w:val="32"/>
+        </w:rPr>
+        <w:t xml:space="preserve">4. 2026 Approved Scope of Work</w:t>
+      </w:r>
+    </w:p>
+    <w:p>
+      <w:pPr>
+        <w:pBdr>
+          <w:bottom w:val="single" w:color="006B6B" w:sz="12" w:space="1"/>
+        </w:pBdr>
+        <w:spacing w:after="200" w:before="0"/>
+      </w:pPr>
+      <w:r>
+        <w:t xml:space="preserve"/>
+      </w:r>
+    </w:p>
+    <w:p>
+      <w:pPr>
+        <w:spacing w:after="60" w:before="60"/>
+      </w:pPr>
+      <w:r>
+        <w:rPr>
+          <w:rFonts w:ascii="Arial" w:cs="Arial" w:eastAsia="Arial" w:hAnsi="Arial"/>
+          <w:b w:val="false"/>
+          <w:bCs w:val="false"/>
+          <w:color w:val="555555"/>
+          <w:sz w:val="22"/>
+          <w:szCs w:val="22"/>
+        </w:rPr>
+        <w:t xml:space="preserve">The scope below reflects what falls within the approved 2026 budget (Budget A) and goes live by June 30, 2026. It covers the four foundational phases identified in the April 16–19 planning work.</w:t>
+      </w:r>
+    </w:p>
+    <w:p>
+      <w:pPr>
+        <w:spacing w:after="80" w:before="80"/>
       </w:pPr>
       <w:r>
         <w:t xml:space="preserve"/>
@@ -3936,7 +5689,7 @@
           <w:sz w:val="22"/>
           <w:szCs w:val="22"/>
         </w:rPr>
-        <w:t xml:space="preserve">Conversational LLM UX — 6-layer architecture: (1) evidence ingestion, (2) RoB 2 domain extraction, (3) applicability assessment, (4) NutriGrade calculation, (5) narrative generation, (6) reviewer override interface</w:t>
+        <w:t xml:space="preserve">Conversational LLM UX — 6-layer architecture for evidence ingestion, RoB 2 extraction, applicability assessment, NutriGrade calculation, narrative generation, and reviewer override</w:t>
       </w:r>
     </w:p>
     <w:p>
@@ -3986,7 +5739,1220 @@
           <w:sz w:val="32"/>
           <w:szCs w:val="32"/>
         </w:rPr>
-        <w:t xml:space="preserve">4. Deferred to 2027</w:t>
+        <w:t xml:space="preserve">5. Budget B — Retainer Scope &amp; Value</w:t>
+      </w:r>
+    </w:p>
+    <w:p>
+      <w:pPr>
+        <w:pBdr>
+          <w:bottom w:val="single" w:color="006B6B" w:sz="12" w:space="1"/>
+        </w:pBdr>
+        <w:spacing w:after="200" w:before="0"/>
+      </w:pPr>
+      <w:r>
+        <w:t xml:space="preserve"/>
+      </w:r>
+    </w:p>
+    <w:p>
+      <w:pPr>
+        <w:spacing w:after="60" w:before="60"/>
+      </w:pPr>
+      <w:r>
+        <w:rPr>
+          <w:rFonts w:ascii="Arial" w:cs="Arial" w:eastAsia="Arial" w:hAnsi="Arial"/>
+          <w:b w:val="false"/>
+          <w:bCs w:val="false"/>
+          <w:color w:val="555555"/>
+          <w:sz w:val="22"/>
+          <w:szCs w:val="22"/>
+        </w:rPr>
+        <w:t xml:space="preserve">The retainer is not a maintenance contract. It is an active consulting and platform stewardship partnership covering five responsibility areas. The work is already happening — the retainer formalizes and sustains it.</w:t>
+      </w:r>
+    </w:p>
+    <w:p>
+      <w:pPr>
+        <w:spacing w:after="80" w:before="80"/>
+      </w:pPr>
+      <w:r>
+        <w:t xml:space="preserve"/>
+      </w:r>
+    </w:p>
+    <w:p>
+      <w:pPr>
+        <w:pStyle w:val="Heading2"/>
+      </w:pPr>
+      <w:r>
+        <w:rPr>
+          <w:rFonts w:ascii="Arial" w:cs="Arial" w:eastAsia="Arial" w:hAnsi="Arial"/>
+          <w:b/>
+          <w:bCs/>
+          <w:color w:val="006B6B"/>
+          <w:sz w:val="26"/>
+          <w:szCs w:val="26"/>
+        </w:rPr>
+        <w:t xml:space="preserve">5.1  What the Retainer Actually Covers</w:t>
+      </w:r>
+    </w:p>
+    <w:p>
+      <w:pPr>
+        <w:spacing w:after="60" w:before="60"/>
+      </w:pPr>
+      <w:r>
+        <w:t xml:space="preserve"/>
+      </w:r>
+    </w:p>
+    <w:tbl>
+      <w:tblPr>
+        <w:tblW w:type="dxa" w:w="9360"/>
+        <w:tblBorders>
+          <w:top w:val="single" w:color="auto" w:sz="4"/>
+          <w:left w:val="single" w:color="auto" w:sz="4"/>
+          <w:bottom w:val="single" w:color="auto" w:sz="4"/>
+          <w:right w:val="single" w:color="auto" w:sz="4"/>
+          <w:insideH w:val="single" w:color="auto" w:sz="4"/>
+          <w:insideV w:val="single" w:color="auto" w:sz="4"/>
+        </w:tblBorders>
+      </w:tblPr>
+      <w:tblGrid>
+        <w:gridCol w:w="2200"/>
+        <w:gridCol w:w="4460"/>
+        <w:gridCol w:w="2700"/>
+      </w:tblGrid>
+      <w:tr>
+        <w:tc>
+          <w:tcPr>
+            <w:tcW w:type="dxa" w:w="2200"/>
+            <w:tcBorders>
+              <w:top w:val="single" w:color="002654" w:sz="1"/>
+              <w:left w:val="single" w:color="002654" w:sz="1"/>
+              <w:bottom w:val="single" w:color="002654" w:sz="1"/>
+              <w:right w:val="single" w:color="002654" w:sz="1"/>
+            </w:tcBorders>
+            <w:shd w:fill="002654" w:val="clear"/>
+            <w:tcMar>
+              <w:top w:type="dxa" w:w="100"/>
+              <w:left w:type="dxa" w:w="140"/>
+              <w:bottom w:type="dxa" w:w="100"/>
+              <w:right w:type="dxa" w:w="140"/>
+            </w:tcMar>
+          </w:tcPr>
+          <w:p>
+            <w:pPr>
+              <w:jc w:val="left"/>
+            </w:pPr>
+            <w:r>
+              <w:rPr>
+                <w:rFonts w:ascii="Arial" w:cs="Arial" w:eastAsia="Arial" w:hAnsi="Arial"/>
+                <w:b/>
+                <w:bCs/>
+                <w:color w:val="FFFFFF"/>
+                <w:sz w:val="20"/>
+                <w:szCs w:val="20"/>
+              </w:rPr>
+              <w:t xml:space="preserve">Responsibility</w:t>
+            </w:r>
+          </w:p>
+        </w:tc>
+        <w:tc>
+          <w:tcPr>
+            <w:tcW w:type="dxa" w:w="4460"/>
+            <w:tcBorders>
+              <w:top w:val="single" w:color="002654" w:sz="1"/>
+              <w:left w:val="single" w:color="002654" w:sz="1"/>
+              <w:bottom w:val="single" w:color="002654" w:sz="1"/>
+              <w:right w:val="single" w:color="002654" w:sz="1"/>
+            </w:tcBorders>
+            <w:shd w:fill="002654" w:val="clear"/>
+            <w:tcMar>
+              <w:top w:type="dxa" w:w="100"/>
+              <w:left w:type="dxa" w:w="140"/>
+              <w:bottom w:type="dxa" w:w="100"/>
+              <w:right w:type="dxa" w:w="140"/>
+            </w:tcMar>
+          </w:tcPr>
+          <w:p>
+            <w:pPr>
+              <w:jc w:val="left"/>
+            </w:pPr>
+            <w:r>
+              <w:rPr>
+                <w:rFonts w:ascii="Arial" w:cs="Arial" w:eastAsia="Arial" w:hAnsi="Arial"/>
+                <w:b/>
+                <w:bCs/>
+                <w:color w:val="FFFFFF"/>
+                <w:sz w:val="20"/>
+                <w:szCs w:val="20"/>
+              </w:rPr>
+              <w:t xml:space="preserve">What It Covers</w:t>
+            </w:r>
+          </w:p>
+        </w:tc>
+        <w:tc>
+          <w:tcPr>
+            <w:tcW w:type="dxa" w:w="2700"/>
+            <w:tcBorders>
+              <w:top w:val="single" w:color="002654" w:sz="1"/>
+              <w:left w:val="single" w:color="002654" w:sz="1"/>
+              <w:bottom w:val="single" w:color="002654" w:sz="1"/>
+              <w:right w:val="single" w:color="002654" w:sz="1"/>
+            </w:tcBorders>
+            <w:shd w:fill="002654" w:val="clear"/>
+            <w:tcMar>
+              <w:top w:type="dxa" w:w="100"/>
+              <w:left w:type="dxa" w:w="140"/>
+              <w:bottom w:type="dxa" w:w="100"/>
+              <w:right w:type="dxa" w:w="140"/>
+            </w:tcMar>
+          </w:tcPr>
+          <w:p>
+            <w:pPr>
+              <w:jc w:val="left"/>
+            </w:pPr>
+            <w:r>
+              <w:rPr>
+                <w:rFonts w:ascii="Arial" w:cs="Arial" w:eastAsia="Arial" w:hAnsi="Arial"/>
+                <w:b/>
+                <w:bCs/>
+                <w:color w:val="FFFFFF"/>
+                <w:sz w:val="20"/>
+                <w:szCs w:val="20"/>
+              </w:rPr>
+              <w:t xml:space="preserve">Standalone Market Cost</w:t>
+            </w:r>
+          </w:p>
+        </w:tc>
+      </w:tr>
+      <w:tr>
+        <w:tc>
+          <w:tcPr>
+            <w:tcW w:type="dxa" w:w="2200"/>
+            <w:tcBorders>
+              <w:top w:val="single" w:color="CCCCCC" w:sz="1"/>
+              <w:left w:val="single" w:color="CCCCCC" w:sz="1"/>
+              <w:bottom w:val="single" w:color="CCCCCC" w:sz="1"/>
+              <w:right w:val="single" w:color="CCCCCC" w:sz="1"/>
+            </w:tcBorders>
+            <w:shd w:fill="F5F5F5" w:val="clear"/>
+            <w:tcMar>
+              <w:top w:type="dxa" w:w="80"/>
+              <w:left w:type="dxa" w:w="140"/>
+              <w:bottom w:type="dxa" w:w="80"/>
+              <w:right w:type="dxa" w:w="140"/>
+            </w:tcMar>
+          </w:tcPr>
+          <w:p>
+            <w:r>
+              <w:rPr>
+                <w:rFonts w:ascii="Arial" w:cs="Arial" w:eastAsia="Arial" w:hAnsi="Arial"/>
+                <w:b/>
+                <w:bCs/>
+                <w:color w:val="333333"/>
+                <w:sz w:val="20"/>
+                <w:szCs w:val="20"/>
+              </w:rPr>
+              <w:t xml:space="preserve">Platform Onboarding &amp; Adoption</w:t>
+            </w:r>
+          </w:p>
+        </w:tc>
+        <w:tc>
+          <w:tcPr>
+            <w:tcW w:type="dxa" w:w="4460"/>
+            <w:tcBorders>
+              <w:top w:val="single" w:color="CCCCCC" w:sz="1"/>
+              <w:left w:val="single" w:color="CCCCCC" w:sz="1"/>
+              <w:bottom w:val="single" w:color="CCCCCC" w:sz="1"/>
+              <w:right w:val="single" w:color="CCCCCC" w:sz="1"/>
+            </w:tcBorders>
+            <w:shd w:fill="FFFFFF" w:val="clear"/>
+            <w:tcMar>
+              <w:top w:type="dxa" w:w="80"/>
+              <w:left w:type="dxa" w:w="140"/>
+              <w:bottom w:type="dxa" w:w="80"/>
+              <w:right w:type="dxa" w:w="140"/>
+            </w:tcMar>
+          </w:tcPr>
+          <w:p>
+            <w:r>
+              <w:rPr>
+                <w:rFonts w:ascii="Arial" w:cs="Arial" w:eastAsia="Arial" w:hAnsi="Arial"/>
+                <w:b w:val="false"/>
+                <w:bCs w:val="false"/>
+                <w:color w:val="333333"/>
+                <w:sz w:val="20"/>
+                <w:szCs w:val="20"/>
+              </w:rPr>
+              <w:t xml:space="preserve">Active support for Lauren, Gina, and the RA and Product Development teams as they transition workflows to the new platform. Includes AICS generation migration from manual document creation to the database-integrated workflow confirmed May 14, 2026.</w:t>
+            </w:r>
+          </w:p>
+        </w:tc>
+        <w:tc>
+          <w:tcPr>
+            <w:tcW w:type="dxa" w:w="2700"/>
+            <w:tcBorders>
+              <w:top w:val="single" w:color="CCCCCC" w:sz="1"/>
+              <w:left w:val="single" w:color="CCCCCC" w:sz="1"/>
+              <w:bottom w:val="single" w:color="CCCCCC" w:sz="1"/>
+              <w:right w:val="single" w:color="CCCCCC" w:sz="1"/>
+            </w:tcBorders>
+            <w:shd w:fill="FFFFFF" w:val="clear"/>
+            <w:tcMar>
+              <w:top w:type="dxa" w:w="80"/>
+              <w:left w:type="dxa" w:w="140"/>
+              <w:bottom w:type="dxa" w:w="80"/>
+              <w:right w:type="dxa" w:w="140"/>
+            </w:tcMar>
+          </w:tcPr>
+          <w:p>
+            <w:r>
+              <w:rPr>
+                <w:rFonts w:ascii="Arial" w:cs="Arial" w:eastAsia="Arial" w:hAnsi="Arial"/>
+                <w:b w:val="false"/>
+                <w:bCs w:val="false"/>
+                <w:color w:val="333333"/>
+                <w:sz w:val="20"/>
+                <w:szCs w:val="20"/>
+              </w:rPr>
+              <w:t xml:space="preserve">$2,500–$6,000/mo (onboarding specialist)</w:t>
+            </w:r>
+          </w:p>
+        </w:tc>
+      </w:tr>
+      <w:tr>
+        <w:tc>
+          <w:tcPr>
+            <w:tcW w:type="dxa" w:w="2200"/>
+            <w:tcBorders>
+              <w:top w:val="single" w:color="CCCCCC" w:sz="1"/>
+              <w:left w:val="single" w:color="CCCCCC" w:sz="1"/>
+              <w:bottom w:val="single" w:color="CCCCCC" w:sz="1"/>
+              <w:right w:val="single" w:color="CCCCCC" w:sz="1"/>
+            </w:tcBorders>
+            <w:shd w:fill="F5F5F5" w:val="clear"/>
+            <w:tcMar>
+              <w:top w:type="dxa" w:w="80"/>
+              <w:left w:type="dxa" w:w="140"/>
+              <w:bottom w:type="dxa" w:w="80"/>
+              <w:right w:type="dxa" w:w="140"/>
+            </w:tcMar>
+          </w:tcPr>
+          <w:p>
+            <w:r>
+              <w:rPr>
+                <w:rFonts w:ascii="Arial" w:cs="Arial" w:eastAsia="Arial" w:hAnsi="Arial"/>
+                <w:b/>
+                <w:bCs/>
+                <w:color w:val="333333"/>
+                <w:sz w:val="20"/>
+                <w:szCs w:val="20"/>
+              </w:rPr>
+              <w:t xml:space="preserve">Platform Operations</w:t>
+            </w:r>
+          </w:p>
+        </w:tc>
+        <w:tc>
+          <w:tcPr>
+            <w:tcW w:type="dxa" w:w="4460"/>
+            <w:tcBorders>
+              <w:top w:val="single" w:color="CCCCCC" w:sz="1"/>
+              <w:left w:val="single" w:color="CCCCCC" w:sz="1"/>
+              <w:bottom w:val="single" w:color="CCCCCC" w:sz="1"/>
+              <w:right w:val="single" w:color="CCCCCC" w:sz="1"/>
+            </w:tcBorders>
+            <w:shd w:fill="FFFFFF" w:val="clear"/>
+            <w:tcMar>
+              <w:top w:type="dxa" w:w="80"/>
+              <w:left w:type="dxa" w:w="140"/>
+              <w:bottom w:type="dxa" w:w="80"/>
+              <w:right w:type="dxa" w:w="140"/>
+            </w:tcMar>
+          </w:tcPr>
+          <w:p>
+            <w:r>
+              <w:rPr>
+                <w:rFonts w:ascii="Arial" w:cs="Arial" w:eastAsia="Arial" w:hAnsi="Arial"/>
+                <w:b w:val="false"/>
+                <w:bCs w:val="false"/>
+                <w:color w:val="333333"/>
+                <w:sz w:val="20"/>
+                <w:szCs w:val="20"/>
+              </w:rPr>
+              <w:t xml:space="preserve">Uptime monitoring, deployments, dependency updates, security patches, and infrastructure changes for SQR-RCT and PCS Command Center. Named backup contractor (August Kinloch) included at Priority tier.</w:t>
+            </w:r>
+          </w:p>
+        </w:tc>
+        <w:tc>
+          <w:tcPr>
+            <w:tcW w:type="dxa" w:w="2700"/>
+            <w:tcBorders>
+              <w:top w:val="single" w:color="CCCCCC" w:sz="1"/>
+              <w:left w:val="single" w:color="CCCCCC" w:sz="1"/>
+              <w:bottom w:val="single" w:color="CCCCCC" w:sz="1"/>
+              <w:right w:val="single" w:color="CCCCCC" w:sz="1"/>
+            </w:tcBorders>
+            <w:shd w:fill="FFFFFF" w:val="clear"/>
+            <w:tcMar>
+              <w:top w:type="dxa" w:w="80"/>
+              <w:left w:type="dxa" w:w="140"/>
+              <w:bottom w:type="dxa" w:w="80"/>
+              <w:right w:type="dxa" w:w="140"/>
+            </w:tcMar>
+          </w:tcPr>
+          <w:p>
+            <w:r>
+              <w:rPr>
+                <w:rFonts w:ascii="Arial" w:cs="Arial" w:eastAsia="Arial" w:hAnsi="Arial"/>
+                <w:b w:val="false"/>
+                <w:bCs w:val="false"/>
+                <w:color w:val="333333"/>
+                <w:sz w:val="20"/>
+                <w:szCs w:val="20"/>
+              </w:rPr>
+              <w:t xml:space="preserve">$2,000–$5,000/mo (junior dev)</w:t>
+            </w:r>
+          </w:p>
+        </w:tc>
+      </w:tr>
+      <w:tr>
+        <w:tc>
+          <w:tcPr>
+            <w:tcW w:type="dxa" w:w="2200"/>
+            <w:tcBorders>
+              <w:top w:val="single" w:color="CCCCCC" w:sz="1"/>
+              <w:left w:val="single" w:color="CCCCCC" w:sz="1"/>
+              <w:bottom w:val="single" w:color="CCCCCC" w:sz="1"/>
+              <w:right w:val="single" w:color="CCCCCC" w:sz="1"/>
+            </w:tcBorders>
+            <w:shd w:fill="F5F5F5" w:val="clear"/>
+            <w:tcMar>
+              <w:top w:type="dxa" w:w="80"/>
+              <w:left w:type="dxa" w:w="140"/>
+              <w:bottom w:type="dxa" w:w="80"/>
+              <w:right w:type="dxa" w:w="140"/>
+            </w:tcMar>
+          </w:tcPr>
+          <w:p>
+            <w:r>
+              <w:rPr>
+                <w:rFonts w:ascii="Arial" w:cs="Arial" w:eastAsia="Arial" w:hAnsi="Arial"/>
+                <w:b/>
+                <w:bCs/>
+                <w:color w:val="333333"/>
+                <w:sz w:val="20"/>
+                <w:szCs w:val="20"/>
+              </w:rPr>
+              <w:t xml:space="preserve">Adaptive Feature Development</w:t>
+            </w:r>
+          </w:p>
+        </w:tc>
+        <w:tc>
+          <w:tcPr>
+            <w:tcW w:type="dxa" w:w="4460"/>
+            <w:tcBorders>
+              <w:top w:val="single" w:color="CCCCCC" w:sz="1"/>
+              <w:left w:val="single" w:color="CCCCCC" w:sz="1"/>
+              <w:bottom w:val="single" w:color="CCCCCC" w:sz="1"/>
+              <w:right w:val="single" w:color="CCCCCC" w:sz="1"/>
+            </w:tcBorders>
+            <w:shd w:fill="FFFFFF" w:val="clear"/>
+            <w:tcMar>
+              <w:top w:type="dxa" w:w="80"/>
+              <w:left w:type="dxa" w:w="140"/>
+              <w:bottom w:type="dxa" w:w="80"/>
+              <w:right w:type="dxa" w:w="140"/>
+            </w:tcMar>
+          </w:tcPr>
+          <w:p>
+            <w:r>
+              <w:rPr>
+                <w:rFonts w:ascii="Arial" w:cs="Arial" w:eastAsia="Arial" w:hAnsi="Arial"/>
+                <w:b w:val="false"/>
+                <w:bCs w:val="false"/>
+                <w:color w:val="333333"/>
+                <w:sz w:val="20"/>
+                <w:szCs w:val="20"/>
+              </w:rPr>
+              <w:t xml:space="preserve">Continuous adaptation of platform to stakeholder feedback, schema evolution, and emerging workflows. One AI-automatable or dev-assisted feature per month. This is the primary Budget B work that has been underway since March.</w:t>
+            </w:r>
+          </w:p>
+        </w:tc>
+        <w:tc>
+          <w:tcPr>
+            <w:tcW w:type="dxa" w:w="2700"/>
+            <w:tcBorders>
+              <w:top w:val="single" w:color="CCCCCC" w:sz="1"/>
+              <w:left w:val="single" w:color="CCCCCC" w:sz="1"/>
+              <w:bottom w:val="single" w:color="CCCCCC" w:sz="1"/>
+              <w:right w:val="single" w:color="CCCCCC" w:sz="1"/>
+            </w:tcBorders>
+            <w:shd w:fill="FFFFFF" w:val="clear"/>
+            <w:tcMar>
+              <w:top w:type="dxa" w:w="80"/>
+              <w:left w:type="dxa" w:w="140"/>
+              <w:bottom w:type="dxa" w:w="80"/>
+              <w:right w:type="dxa" w:w="140"/>
+            </w:tcMar>
+          </w:tcPr>
+          <w:p>
+            <w:r>
+              <w:rPr>
+                <w:rFonts w:ascii="Arial" w:cs="Arial" w:eastAsia="Arial" w:hAnsi="Arial"/>
+                <w:b w:val="false"/>
+                <w:bCs w:val="false"/>
+                <w:color w:val="333333"/>
+                <w:sz w:val="20"/>
+                <w:szCs w:val="20"/>
+              </w:rPr>
+              <w:t xml:space="preserve">$2,000–$6,000/mo (1 feature)</w:t>
+            </w:r>
+          </w:p>
+        </w:tc>
+      </w:tr>
+      <w:tr>
+        <w:tc>
+          <w:tcPr>
+            <w:tcW w:type="dxa" w:w="2200"/>
+            <w:tcBorders>
+              <w:top w:val="single" w:color="CCCCCC" w:sz="1"/>
+              <w:left w:val="single" w:color="CCCCCC" w:sz="1"/>
+              <w:bottom w:val="single" w:color="CCCCCC" w:sz="1"/>
+              <w:right w:val="single" w:color="CCCCCC" w:sz="1"/>
+            </w:tcBorders>
+            <w:shd w:fill="F5F5F5" w:val="clear"/>
+            <w:tcMar>
+              <w:top w:type="dxa" w:w="80"/>
+              <w:left w:type="dxa" w:w="140"/>
+              <w:bottom w:type="dxa" w:w="80"/>
+              <w:right w:type="dxa" w:w="140"/>
+            </w:tcMar>
+          </w:tcPr>
+          <w:p>
+            <w:r>
+              <w:rPr>
+                <w:rFonts w:ascii="Arial" w:cs="Arial" w:eastAsia="Arial" w:hAnsi="Arial"/>
+                <w:b/>
+                <w:bCs/>
+                <w:color w:val="333333"/>
+                <w:sz w:val="20"/>
+                <w:szCs w:val="20"/>
+              </w:rPr>
+              <w:t xml:space="preserve">Database Maintenance</w:t>
+            </w:r>
+          </w:p>
+        </w:tc>
+        <w:tc>
+          <w:tcPr>
+            <w:tcW w:type="dxa" w:w="4460"/>
+            <w:tcBorders>
+              <w:top w:val="single" w:color="CCCCCC" w:sz="1"/>
+              <w:left w:val="single" w:color="CCCCCC" w:sz="1"/>
+              <w:bottom w:val="single" w:color="CCCCCC" w:sz="1"/>
+              <w:right w:val="single" w:color="CCCCCC" w:sz="1"/>
+            </w:tcBorders>
+            <w:shd w:fill="FFFFFF" w:val="clear"/>
+            <w:tcMar>
+              <w:top w:type="dxa" w:w="80"/>
+              <w:left w:type="dxa" w:w="140"/>
+              <w:bottom w:type="dxa" w:w="80"/>
+              <w:right w:type="dxa" w:w="140"/>
+            </w:tcMar>
+          </w:tcPr>
+          <w:p>
+            <w:r>
+              <w:rPr>
+                <w:rFonts w:ascii="Arial" w:cs="Arial" w:eastAsia="Arial" w:hAnsi="Arial"/>
+                <w:b w:val="false"/>
+                <w:bCs w:val="false"/>
+                <w:color w:val="333333"/>
+                <w:sz w:val="20"/>
+                <w:szCs w:val="20"/>
+              </w:rPr>
+              <w:t xml:space="preserve">Keeping 11+ Notion databases accurate, schema-consistent, and free of relational drift. Without active maintenance, relational integrity degrades within 3–6 months of production use.</w:t>
+            </w:r>
+          </w:p>
+        </w:tc>
+        <w:tc>
+          <w:tcPr>
+            <w:tcW w:type="dxa" w:w="2700"/>
+            <w:tcBorders>
+              <w:top w:val="single" w:color="CCCCCC" w:sz="1"/>
+              <w:left w:val="single" w:color="CCCCCC" w:sz="1"/>
+              <w:bottom w:val="single" w:color="CCCCCC" w:sz="1"/>
+              <w:right w:val="single" w:color="CCCCCC" w:sz="1"/>
+            </w:tcBorders>
+            <w:shd w:fill="FFFFFF" w:val="clear"/>
+            <w:tcMar>
+              <w:top w:type="dxa" w:w="80"/>
+              <w:left w:type="dxa" w:w="140"/>
+              <w:bottom w:type="dxa" w:w="80"/>
+              <w:right w:type="dxa" w:w="140"/>
+            </w:tcMar>
+          </w:tcPr>
+          <w:p>
+            <w:r>
+              <w:rPr>
+                <w:rFonts w:ascii="Arial" w:cs="Arial" w:eastAsia="Arial" w:hAnsi="Arial"/>
+                <w:b w:val="false"/>
+                <w:bCs w:val="false"/>
+                <w:color w:val="333333"/>
+                <w:sz w:val="20"/>
+                <w:szCs w:val="20"/>
+              </w:rPr>
+              <w:t xml:space="preserve">$1,000–$2,000/mo (data ops)</w:t>
+            </w:r>
+          </w:p>
+        </w:tc>
+      </w:tr>
+      <w:tr>
+        <w:tc>
+          <w:tcPr>
+            <w:tcW w:type="dxa" w:w="2200"/>
+            <w:tcBorders>
+              <w:top w:val="single" w:color="CCCCCC" w:sz="1"/>
+              <w:left w:val="single" w:color="CCCCCC" w:sz="1"/>
+              <w:bottom w:val="single" w:color="CCCCCC" w:sz="1"/>
+              <w:right w:val="single" w:color="CCCCCC" w:sz="1"/>
+            </w:tcBorders>
+            <w:shd w:fill="F5F5F5" w:val="clear"/>
+            <w:tcMar>
+              <w:top w:type="dxa" w:w="80"/>
+              <w:left w:type="dxa" w:w="140"/>
+              <w:bottom w:type="dxa" w:w="80"/>
+              <w:right w:type="dxa" w:w="140"/>
+            </w:tcMar>
+          </w:tcPr>
+          <w:p>
+            <w:r>
+              <w:rPr>
+                <w:rFonts w:ascii="Arial" w:cs="Arial" w:eastAsia="Arial" w:hAnsi="Arial"/>
+                <w:b/>
+                <w:bCs/>
+                <w:color w:val="333333"/>
+                <w:sz w:val="20"/>
+                <w:szCs w:val="20"/>
+              </w:rPr>
+              <w:t xml:space="preserve">Data Protection Lead</w:t>
+            </w:r>
+          </w:p>
+        </w:tc>
+        <w:tc>
+          <w:tcPr>
+            <w:tcW w:type="dxa" w:w="4460"/>
+            <w:tcBorders>
+              <w:top w:val="single" w:color="CCCCCC" w:sz="1"/>
+              <w:left w:val="single" w:color="CCCCCC" w:sz="1"/>
+              <w:bottom w:val="single" w:color="CCCCCC" w:sz="1"/>
+              <w:right w:val="single" w:color="CCCCCC" w:sz="1"/>
+            </w:tcBorders>
+            <w:shd w:fill="FFFFFF" w:val="clear"/>
+            <w:tcMar>
+              <w:top w:type="dxa" w:w="80"/>
+              <w:left w:type="dxa" w:w="140"/>
+              <w:bottom w:type="dxa" w:w="80"/>
+              <w:right w:type="dxa" w:w="140"/>
+            </w:tcMar>
+          </w:tcPr>
+          <w:p>
+            <w:r>
+              <w:rPr>
+                <w:rFonts w:ascii="Arial" w:cs="Arial" w:eastAsia="Arial" w:hAnsi="Arial"/>
+                <w:b w:val="false"/>
+                <w:bCs w:val="false"/>
+                <w:color w:val="333333"/>
+                <w:sz w:val="20"/>
+                <w:szCs w:val="20"/>
+              </w:rPr>
+              <w:t xml:space="preserve">Because winded.vertigo holds Nordic research data on the SQR-RCT platform, a designated data protection lead is required. Garrett assumes this role, covering data governance, access controls, breach protocols, and exit-term compliance. Nordic does not need to staff or contract this role separately.</w:t>
+            </w:r>
+          </w:p>
+        </w:tc>
+        <w:tc>
+          <w:tcPr>
+            <w:tcW w:type="dxa" w:w="2700"/>
+            <w:tcBorders>
+              <w:top w:val="single" w:color="CCCCCC" w:sz="1"/>
+              <w:left w:val="single" w:color="CCCCCC" w:sz="1"/>
+              <w:bottom w:val="single" w:color="CCCCCC" w:sz="1"/>
+              <w:right w:val="single" w:color="CCCCCC" w:sz="1"/>
+            </w:tcBorders>
+            <w:shd w:fill="FFFFFF" w:val="clear"/>
+            <w:tcMar>
+              <w:top w:type="dxa" w:w="80"/>
+              <w:left w:type="dxa" w:w="140"/>
+              <w:bottom w:type="dxa" w:w="80"/>
+              <w:right w:type="dxa" w:w="140"/>
+            </w:tcMar>
+          </w:tcPr>
+          <w:p>
+            <w:r>
+              <w:rPr>
+                <w:rFonts w:ascii="Arial" w:cs="Arial" w:eastAsia="Arial" w:hAnsi="Arial"/>
+                <w:b w:val="false"/>
+                <w:bCs w:val="false"/>
+                <w:color w:val="333333"/>
+                <w:sz w:val="20"/>
+                <w:szCs w:val="20"/>
+              </w:rPr>
+              <w:t xml:space="preserve">$500–$1,500/mo (DPL contractor)</w:t>
+            </w:r>
+          </w:p>
+        </w:tc>
+      </w:tr>
+      <w:tr>
+        <w:tc>
+          <w:tcPr>
+            <w:tcW w:type="dxa" w:w="2200"/>
+            <w:tcBorders>
+              <w:top w:val="single" w:color="CCCCCC" w:sz="1"/>
+              <w:left w:val="single" w:color="CCCCCC" w:sz="1"/>
+              <w:bottom w:val="single" w:color="CCCCCC" w:sz="1"/>
+              <w:right w:val="single" w:color="CCCCCC" w:sz="1"/>
+            </w:tcBorders>
+            <w:shd w:fill="F5F5F5" w:val="clear"/>
+            <w:tcMar>
+              <w:top w:type="dxa" w:w="80"/>
+              <w:left w:type="dxa" w:w="140"/>
+              <w:bottom w:type="dxa" w:w="80"/>
+              <w:right w:type="dxa" w:w="140"/>
+            </w:tcMar>
+          </w:tcPr>
+          <w:p>
+            <w:r>
+              <w:rPr>
+                <w:rFonts w:ascii="Arial" w:cs="Arial" w:eastAsia="Arial" w:hAnsi="Arial"/>
+                <w:b/>
+                <w:bCs/>
+                <w:color w:val="333333"/>
+                <w:sz w:val="20"/>
+                <w:szCs w:val="20"/>
+              </w:rPr>
+              <w:t xml:space="preserve">Research Advising</w:t>
+            </w:r>
+          </w:p>
+        </w:tc>
+        <w:tc>
+          <w:tcPr>
+            <w:tcW w:type="dxa" w:w="4460"/>
+            <w:tcBorders>
+              <w:top w:val="single" w:color="CCCCCC" w:sz="1"/>
+              <w:left w:val="single" w:color="CCCCCC" w:sz="1"/>
+              <w:bottom w:val="single" w:color="CCCCCC" w:sz="1"/>
+              <w:right w:val="single" w:color="CCCCCC" w:sz="1"/>
+            </w:tcBorders>
+            <w:shd w:fill="FFFFFF" w:val="clear"/>
+            <w:tcMar>
+              <w:top w:type="dxa" w:w="80"/>
+              <w:left w:type="dxa" w:w="140"/>
+              <w:bottom w:type="dxa" w:w="80"/>
+              <w:right w:type="dxa" w:w="140"/>
+            </w:tcMar>
+          </w:tcPr>
+          <w:p>
+            <w:r>
+              <w:rPr>
+                <w:rFonts w:ascii="Arial" w:cs="Arial" w:eastAsia="Arial" w:hAnsi="Arial"/>
+                <w:b w:val="false"/>
+                <w:bCs w:val="false"/>
+                <w:color w:val="333333"/>
+                <w:sz w:val="20"/>
+                <w:szCs w:val="20"/>
+              </w:rPr>
+              <w:t xml:space="preserve">Maintaining momentum on the Validation Study — study design refinements, journal selection, authorship structuring, statistical review, and submission preparation. Also advising on emerging evidence standards relevant to Nordic's product categories.</w:t>
+            </w:r>
+          </w:p>
+        </w:tc>
+        <w:tc>
+          <w:tcPr>
+            <w:tcW w:type="dxa" w:w="2700"/>
+            <w:tcBorders>
+              <w:top w:val="single" w:color="CCCCCC" w:sz="1"/>
+              <w:left w:val="single" w:color="CCCCCC" w:sz="1"/>
+              <w:bottom w:val="single" w:color="CCCCCC" w:sz="1"/>
+              <w:right w:val="single" w:color="CCCCCC" w:sz="1"/>
+            </w:tcBorders>
+            <w:shd w:fill="FFFFFF" w:val="clear"/>
+            <w:tcMar>
+              <w:top w:type="dxa" w:w="80"/>
+              <w:left w:type="dxa" w:w="140"/>
+              <w:bottom w:type="dxa" w:w="80"/>
+              <w:right w:type="dxa" w:w="140"/>
+            </w:tcMar>
+          </w:tcPr>
+          <w:p>
+            <w:r>
+              <w:rPr>
+                <w:rFonts w:ascii="Arial" w:cs="Arial" w:eastAsia="Arial" w:hAnsi="Arial"/>
+                <w:b w:val="false"/>
+                <w:bCs w:val="false"/>
+                <w:color w:val="333333"/>
+                <w:sz w:val="20"/>
+                <w:szCs w:val="20"/>
+              </w:rPr>
+              <w:t xml:space="preserve">$1,500–$3,000/mo (research consultant)</w:t>
+            </w:r>
+          </w:p>
+        </w:tc>
+      </w:tr>
+      <w:tr>
+        <w:tc>
+          <w:tcPr>
+            <w:tcW w:type="dxa" w:w="2200"/>
+            <w:tcBorders>
+              <w:top w:val="single" w:color="CCCCCC" w:sz="1"/>
+              <w:left w:val="single" w:color="CCCCCC" w:sz="1"/>
+              <w:bottom w:val="single" w:color="CCCCCC" w:sz="1"/>
+              <w:right w:val="single" w:color="CCCCCC" w:sz="1"/>
+            </w:tcBorders>
+            <w:shd w:fill="002654" w:val="clear"/>
+            <w:tcMar>
+              <w:top w:type="dxa" w:w="80"/>
+              <w:left w:type="dxa" w:w="140"/>
+              <w:bottom w:type="dxa" w:w="80"/>
+              <w:right w:type="dxa" w:w="140"/>
+            </w:tcMar>
+          </w:tcPr>
+          <w:p>
+            <w:r>
+              <w:rPr>
+                <w:rFonts w:ascii="Arial" w:cs="Arial" w:eastAsia="Arial" w:hAnsi="Arial"/>
+                <w:b/>
+                <w:bCs/>
+                <w:color w:val="FFFFFF"/>
+                <w:sz w:val="20"/>
+                <w:szCs w:val="20"/>
+              </w:rPr>
+              <w:t xml:space="preserve">TOTAL STANDALONE COST</w:t>
+            </w:r>
+          </w:p>
+        </w:tc>
+        <w:tc>
+          <w:tcPr>
+            <w:tcW w:type="dxa" w:w="4460"/>
+            <w:tcBorders>
+              <w:top w:val="single" w:color="CCCCCC" w:sz="1"/>
+              <w:left w:val="single" w:color="CCCCCC" w:sz="1"/>
+              <w:bottom w:val="single" w:color="CCCCCC" w:sz="1"/>
+              <w:right w:val="single" w:color="CCCCCC" w:sz="1"/>
+            </w:tcBorders>
+            <w:shd w:fill="002654" w:val="clear"/>
+            <w:tcMar>
+              <w:top w:type="dxa" w:w="80"/>
+              <w:left w:type="dxa" w:w="140"/>
+              <w:bottom w:type="dxa" w:w="80"/>
+              <w:right w:type="dxa" w:w="140"/>
+            </w:tcMar>
+          </w:tcPr>
+          <w:p>
+            <w:r>
+              <w:rPr>
+                <w:rFonts w:ascii="Arial" w:cs="Arial" w:eastAsia="Arial" w:hAnsi="Arial"/>
+                <w:b w:val="false"/>
+                <w:bCs w:val="false"/>
+                <w:color w:val="FFFFFF"/>
+                <w:sz w:val="20"/>
+                <w:szCs w:val="20"/>
+              </w:rPr>
+              <w:t xml:space="preserve">All six responsibilities staffed or contracted separately</w:t>
+            </w:r>
+          </w:p>
+        </w:tc>
+        <w:tc>
+          <w:tcPr>
+            <w:tcW w:type="dxa" w:w="2700"/>
+            <w:tcBorders>
+              <w:top w:val="single" w:color="CCCCCC" w:sz="1"/>
+              <w:left w:val="single" w:color="CCCCCC" w:sz="1"/>
+              <w:bottom w:val="single" w:color="CCCCCC" w:sz="1"/>
+              <w:right w:val="single" w:color="CCCCCC" w:sz="1"/>
+            </w:tcBorders>
+            <w:shd w:fill="002654" w:val="clear"/>
+            <w:tcMar>
+              <w:top w:type="dxa" w:w="80"/>
+              <w:left w:type="dxa" w:w="140"/>
+              <w:bottom w:type="dxa" w:w="80"/>
+              <w:right w:type="dxa" w:w="140"/>
+            </w:tcMar>
+          </w:tcPr>
+          <w:p>
+            <w:r>
+              <w:rPr>
+                <w:rFonts w:ascii="Arial" w:cs="Arial" w:eastAsia="Arial" w:hAnsi="Arial"/>
+                <w:b/>
+                <w:bCs/>
+                <w:color w:val="FFFFFF"/>
+                <w:sz w:val="20"/>
+                <w:szCs w:val="20"/>
+              </w:rPr>
+              <w:t xml:space="preserve">$9,500–$23,500/mo</w:t>
+            </w:r>
+          </w:p>
+        </w:tc>
+      </w:tr>
+      <w:tr>
+        <w:tc>
+          <w:tcPr>
+            <w:tcW w:type="dxa" w:w="2200"/>
+            <w:tcBorders>
+              <w:top w:val="single" w:color="CCCCCC" w:sz="1"/>
+              <w:left w:val="single" w:color="CCCCCC" w:sz="1"/>
+              <w:bottom w:val="single" w:color="CCCCCC" w:sz="1"/>
+              <w:right w:val="single" w:color="CCCCCC" w:sz="1"/>
+            </w:tcBorders>
+            <w:shd w:fill="006B6B" w:val="clear"/>
+            <w:tcMar>
+              <w:top w:type="dxa" w:w="80"/>
+              <w:left w:type="dxa" w:w="140"/>
+              <w:bottom w:type="dxa" w:w="80"/>
+              <w:right w:type="dxa" w:w="140"/>
+            </w:tcMar>
+          </w:tcPr>
+          <w:p>
+            <w:r>
+              <w:rPr>
+                <w:rFonts w:ascii="Arial" w:cs="Arial" w:eastAsia="Arial" w:hAnsi="Arial"/>
+                <w:b/>
+                <w:bCs/>
+                <w:color w:val="FFFFFF"/>
+                <w:sz w:val="20"/>
+                <w:szCs w:val="20"/>
+              </w:rPr>
+              <w:t xml:space="preserve">BUDGET B — PRIORITY RETAINER</w:t>
+            </w:r>
+          </w:p>
+        </w:tc>
+        <w:tc>
+          <w:tcPr>
+            <w:tcW w:type="dxa" w:w="4460"/>
+            <w:tcBorders>
+              <w:top w:val="single" w:color="CCCCCC" w:sz="1"/>
+              <w:left w:val="single" w:color="CCCCCC" w:sz="1"/>
+              <w:bottom w:val="single" w:color="CCCCCC" w:sz="1"/>
+              <w:right w:val="single" w:color="CCCCCC" w:sz="1"/>
+            </w:tcBorders>
+            <w:shd w:fill="006B6B" w:val="clear"/>
+            <w:tcMar>
+              <w:top w:type="dxa" w:w="80"/>
+              <w:left w:type="dxa" w:w="140"/>
+              <w:bottom w:type="dxa" w:w="80"/>
+              <w:right w:type="dxa" w:w="140"/>
+            </w:tcMar>
+          </w:tcPr>
+          <w:p>
+            <w:r>
+              <w:rPr>
+                <w:rFonts w:ascii="Arial" w:cs="Arial" w:eastAsia="Arial" w:hAnsi="Arial"/>
+                <w:b w:val="false"/>
+                <w:bCs w:val="false"/>
+                <w:color w:val="FFFFFF"/>
+                <w:sz w:val="20"/>
+                <w:szCs w:val="20"/>
+              </w:rPr>
+              <w:t xml:space="preserve">All six responsibilities + named backup (August Kinloch), one relationship, one invoice</w:t>
+            </w:r>
+          </w:p>
+        </w:tc>
+        <w:tc>
+          <w:tcPr>
+            <w:tcW w:type="dxa" w:w="2700"/>
+            <w:tcBorders>
+              <w:top w:val="single" w:color="CCCCCC" w:sz="1"/>
+              <w:left w:val="single" w:color="CCCCCC" w:sz="1"/>
+              <w:bottom w:val="single" w:color="CCCCCC" w:sz="1"/>
+              <w:right w:val="single" w:color="CCCCCC" w:sz="1"/>
+            </w:tcBorders>
+            <w:shd w:fill="006B6B" w:val="clear"/>
+            <w:tcMar>
+              <w:top w:type="dxa" w:w="80"/>
+              <w:left w:type="dxa" w:w="140"/>
+              <w:bottom w:type="dxa" w:w="80"/>
+              <w:right w:type="dxa" w:w="140"/>
+            </w:tcMar>
+          </w:tcPr>
+          <w:p>
+            <w:r>
+              <w:rPr>
+                <w:rFonts w:ascii="Arial" w:cs="Arial" w:eastAsia="Arial" w:hAnsi="Arial"/>
+                <w:b/>
+                <w:bCs/>
+                <w:color w:val="FFFFFF"/>
+                <w:sz w:val="20"/>
+                <w:szCs w:val="20"/>
+              </w:rPr>
+              <w:t xml:space="preserve">$6,000/mo</w:t>
+            </w:r>
+          </w:p>
+        </w:tc>
+      </w:tr>
+      <w:tr>
+        <w:tc>
+          <w:tcPr>
+            <w:tcW w:type="dxa" w:w="2200"/>
+            <w:tcBorders>
+              <w:top w:val="single" w:color="CCCCCC" w:sz="1"/>
+              <w:left w:val="single" w:color="CCCCCC" w:sz="1"/>
+              <w:bottom w:val="single" w:color="CCCCCC" w:sz="1"/>
+              <w:right w:val="single" w:color="CCCCCC" w:sz="1"/>
+            </w:tcBorders>
+            <w:shd w:fill="006B6B" w:val="clear"/>
+            <w:tcMar>
+              <w:top w:type="dxa" w:w="80"/>
+              <w:left w:type="dxa" w:w="140"/>
+              <w:bottom w:type="dxa" w:w="80"/>
+              <w:right w:type="dxa" w:w="140"/>
+            </w:tcMar>
+          </w:tcPr>
+          <w:p>
+            <w:r>
+              <w:rPr>
+                <w:rFonts w:ascii="Arial" w:cs="Arial" w:eastAsia="Arial" w:hAnsi="Arial"/>
+                <w:b/>
+                <w:bCs/>
+                <w:color w:val="FFFFFF"/>
+                <w:sz w:val="20"/>
+                <w:szCs w:val="20"/>
+              </w:rPr>
+              <w:t xml:space="preserve">BUDGET B — STANDARD RETAINER</w:t>
+            </w:r>
+          </w:p>
+        </w:tc>
+        <w:tc>
+          <w:tcPr>
+            <w:tcW w:type="dxa" w:w="4460"/>
+            <w:tcBorders>
+              <w:top w:val="single" w:color="CCCCCC" w:sz="1"/>
+              <w:left w:val="single" w:color="CCCCCC" w:sz="1"/>
+              <w:bottom w:val="single" w:color="CCCCCC" w:sz="1"/>
+              <w:right w:val="single" w:color="CCCCCC" w:sz="1"/>
+            </w:tcBorders>
+            <w:shd w:fill="006B6B" w:val="clear"/>
+            <w:tcMar>
+              <w:top w:type="dxa" w:w="80"/>
+              <w:left w:type="dxa" w:w="140"/>
+              <w:bottom w:type="dxa" w:w="80"/>
+              <w:right w:type="dxa" w:w="140"/>
+            </w:tcMar>
+          </w:tcPr>
+          <w:p>
+            <w:r>
+              <w:rPr>
+                <w:rFonts w:ascii="Arial" w:cs="Arial" w:eastAsia="Arial" w:hAnsi="Arial"/>
+                <w:b w:val="false"/>
+                <w:bCs w:val="false"/>
+                <w:color w:val="FFFFFF"/>
+                <w:sz w:val="20"/>
+                <w:szCs w:val="20"/>
+              </w:rPr>
+              <w:t xml:space="preserve">All six responsibilities, primary coverage only</w:t>
+            </w:r>
+          </w:p>
+        </w:tc>
+        <w:tc>
+          <w:tcPr>
+            <w:tcW w:type="dxa" w:w="2700"/>
+            <w:tcBorders>
+              <w:top w:val="single" w:color="CCCCCC" w:sz="1"/>
+              <w:left w:val="single" w:color="CCCCCC" w:sz="1"/>
+              <w:bottom w:val="single" w:color="CCCCCC" w:sz="1"/>
+              <w:right w:val="single" w:color="CCCCCC" w:sz="1"/>
+            </w:tcBorders>
+            <w:shd w:fill="006B6B" w:val="clear"/>
+            <w:tcMar>
+              <w:top w:type="dxa" w:w="80"/>
+              <w:left w:type="dxa" w:w="140"/>
+              <w:bottom w:type="dxa" w:w="80"/>
+              <w:right w:type="dxa" w:w="140"/>
+            </w:tcMar>
+          </w:tcPr>
+          <w:p>
+            <w:r>
+              <w:rPr>
+                <w:rFonts w:ascii="Arial" w:cs="Arial" w:eastAsia="Arial" w:hAnsi="Arial"/>
+                <w:b/>
+                <w:bCs/>
+                <w:color w:val="FFFFFF"/>
+                <w:sz w:val="20"/>
+                <w:szCs w:val="20"/>
+              </w:rPr>
+              <w:t xml:space="preserve">$4,000/mo</w:t>
+            </w:r>
+          </w:p>
+        </w:tc>
+      </w:tr>
+    </w:tbl>
+    <w:p>
+      <w:pPr>
+        <w:spacing w:after="160" w:before="160"/>
+      </w:pPr>
+      <w:r>
+        <w:t xml:space="preserve"/>
+      </w:r>
+    </w:p>
+    <w:tbl>
+      <w:tblPr>
+        <w:tblW w:type="dxa" w:w="9360"/>
+        <w:tblBorders>
+          <w:top w:val="single" w:color="auto" w:sz="4"/>
+          <w:left w:val="single" w:color="auto" w:sz="4"/>
+          <w:bottom w:val="single" w:color="auto" w:sz="4"/>
+          <w:right w:val="single" w:color="auto" w:sz="4"/>
+          <w:insideH w:val="single" w:color="auto" w:sz="4"/>
+          <w:insideV w:val="single" w:color="auto" w:sz="4"/>
+        </w:tblBorders>
+      </w:tblPr>
+      <w:tblGrid>
+        <w:gridCol w:w="9360"/>
+      </w:tblGrid>
+      <w:tr>
+        <w:tc>
+          <w:tcPr>
+            <w:tcW w:type="dxa" w:w="9360"/>
+            <w:tcBorders>
+              <w:top w:val="single" w:color="7A4F00" w:sz="1"/>
+              <w:left w:val="single" w:color="7A4F00" w:sz="1"/>
+              <w:bottom w:val="single" w:color="7A4F00" w:sz="1"/>
+              <w:right w:val="single" w:color="7A4F00" w:sz="1"/>
+            </w:tcBorders>
+            <w:shd w:fill="FFF8E6" w:val="clear"/>
+            <w:tcMar>
+              <w:top w:type="dxa" w:w="160"/>
+              <w:left w:type="dxa" w:w="280"/>
+              <w:bottom w:type="dxa" w:w="160"/>
+              <w:right w:type="dxa" w:w="280"/>
+            </w:tcMar>
+          </w:tcPr>
+          <w:p>
+            <w:pPr>
+              <w:spacing w:after="80"/>
+            </w:pPr>
+            <w:r>
+              <w:rPr>
+                <w:rFonts w:ascii="Arial" w:cs="Arial" w:eastAsia="Arial" w:hAnsi="Arial"/>
+                <w:b/>
+                <w:bCs/>
+                <w:color w:val="7A4F00"/>
+                <w:sz w:val="22"/>
+                <w:szCs w:val="22"/>
+              </w:rPr>
+              <w:t xml:space="preserve">Live Workflow Gap: AICS Document Generation</w:t>
+            </w:r>
+          </w:p>
+          <w:p>
+            <w:pPr>
+              <w:spacing w:after="0"/>
+            </w:pPr>
+            <w:r>
+              <w:rPr>
+                <w:rFonts w:ascii="Arial" w:cs="Arial" w:eastAsia="Arial" w:hAnsi="Arial"/>
+                <w:color w:val="7A4F00"/>
+                <w:sz w:val="20"/>
+                <w:szCs w:val="20"/>
+              </w:rPr>
+              <w:t xml:space="preserve">As of May 14, 2026, Lauren Bosio and the research team are creating Active Ingredient Claim Substantiation (AICS) documents manually and sharing them via Google Drive. The platform already has the infrastructure to generate these documents from the database — this workflow just needs to be activated through onboarding and configuration. Until the contract is signed and the retainer begins formally, this transition cannot proceed. Every week of delay means additional manual effort for Lauren's team.</w:t>
+            </w:r>
+          </w:p>
+        </w:tc>
+      </w:tr>
+    </w:tbl>
+    <w:p>
+      <w:pPr>
+        <w:spacing w:after="100" w:before="100"/>
+      </w:pPr>
+      <w:r>
+        <w:t xml:space="preserve"/>
+      </w:r>
+    </w:p>
+    <w:tbl>
+      <w:tblPr>
+        <w:tblW w:type="dxa" w:w="9360"/>
+        <w:tblBorders>
+          <w:top w:val="single" w:color="auto" w:sz="4"/>
+          <w:left w:val="single" w:color="auto" w:sz="4"/>
+          <w:bottom w:val="single" w:color="auto" w:sz="4"/>
+          <w:right w:val="single" w:color="auto" w:sz="4"/>
+          <w:insideH w:val="single" w:color="auto" w:sz="4"/>
+          <w:insideV w:val="single" w:color="auto" w:sz="4"/>
+        </w:tblBorders>
+      </w:tblPr>
+      <w:tblGrid>
+        <w:gridCol w:w="9360"/>
+      </w:tblGrid>
+      <w:tr>
+        <w:tc>
+          <w:tcPr>
+            <w:tcW w:type="dxa" w:w="9360"/>
+            <w:tcBorders>
+              <w:top w:val="single" w:color="006B6B" w:sz="1"/>
+              <w:left w:val="single" w:color="006B6B" w:sz="1"/>
+              <w:bottom w:val="single" w:color="006B6B" w:sz="1"/>
+              <w:right w:val="single" w:color="006B6B" w:sz="1"/>
+            </w:tcBorders>
+            <w:shd w:fill="E8F4F4" w:val="clear"/>
+            <w:tcMar>
+              <w:top w:type="dxa" w:w="160"/>
+              <w:left w:type="dxa" w:w="280"/>
+              <w:bottom w:type="dxa" w:w="160"/>
+              <w:right w:type="dxa" w:w="280"/>
+            </w:tcMar>
+          </w:tcPr>
+          <w:p>
+            <w:pPr>
+              <w:spacing w:after="80"/>
+            </w:pPr>
+            <w:r>
+              <w:rPr>
+                <w:rFonts w:ascii="Arial" w:cs="Arial" w:eastAsia="Arial" w:hAnsi="Arial"/>
+                <w:b/>
+                <w:bCs/>
+                <w:color w:val="002654"/>
+                <w:sz w:val="22"/>
+                <w:szCs w:val="22"/>
+              </w:rPr>
+              <w:t xml:space="preserve">Note on Data Protection Lead Role</w:t>
+            </w:r>
+          </w:p>
+          <w:p>
+            <w:pPr>
+              <w:spacing w:after="0"/>
+            </w:pPr>
+            <w:r>
+              <w:rPr>
+                <w:rFonts w:ascii="Arial" w:cs="Arial" w:eastAsia="Arial" w:hAnsi="Arial"/>
+                <w:color w:val="555555"/>
+                <w:sz w:val="20"/>
+                <w:szCs w:val="20"/>
+              </w:rPr>
+              <w:t xml:space="preserve">The data protection arrangement should be formalised as an addendum to the MNDA or as a separate Data Processing Agreement (DPA) executed alongside this SOW. Key terms: Nordic's data remains Nordic's property and is exportable in full on request at any time. On termination of the retainer, all Nordic data is returned and deleted from winded.vertigo systems within 30 days.</w:t>
+            </w:r>
+          </w:p>
+        </w:tc>
+      </w:tr>
+    </w:tbl>
+    <w:p>
+      <w:pPr>
+        <w:spacing w:after="200" w:before="200"/>
+      </w:pPr>
+      <w:r>
+        <w:t xml:space="preserve"/>
+      </w:r>
+    </w:p>
+    <w:p>
+      <w:r>
+        <w:br w:type="page"/>
+      </w:r>
+    </w:p>
+    <w:p>
+      <w:pPr>
+        <w:pStyle w:val="Heading1"/>
+      </w:pPr>
+      <w:r>
+        <w:rPr>
+          <w:rFonts w:ascii="Arial" w:cs="Arial" w:eastAsia="Arial" w:hAnsi="Arial"/>
+          <w:b/>
+          <w:bCs/>
+          <w:color w:val="002654"/>
+          <w:sz w:val="32"/>
+          <w:szCs w:val="32"/>
+        </w:rPr>
+        <w:t xml:space="preserve">6. Deferred to 2027</w:t>
       </w:r>
     </w:p>
     <w:p>
@@ -4037,7 +7003,7 @@
           <w:sz w:val="26"/>
           <w:szCs w:val="26"/>
         </w:rPr>
-        <w:t xml:space="preserve">4.1  Auto-PCS Generator</w:t>
+        <w:t xml:space="preserve">6.1  Auto-PCS Generator</w:t>
       </w:r>
     </w:p>
     <w:p>
@@ -4169,7 +7135,7 @@
           <w:sz w:val="22"/>
           <w:szCs w:val="22"/>
         </w:rPr>
-        <w:t xml:space="preserve">Preliminary estimate: $18,000–$28,000 for full Auto-PCS Generator build, separate from the 2026 SOW.</w:t>
+        <w:t xml:space="preserve">Preliminary estimate: $18,000–$28,000 for full Auto-PCS Generator build, separate from the 2026 SOW. Wave 10 (Evergreen LLM migration): $20,000–$35,000 additional.</w:t>
       </w:r>
     </w:p>
     <w:p>
@@ -4193,23 +7159,7 @@
           <w:sz w:val="26"/>
           <w:szCs w:val="26"/>
         </w:rPr>
-        <w:t xml:space="preserve">4.2  Advanced Stakeholder Views (Tiers 3–5)</w:t>
-      </w:r>
-    </w:p>
-    <w:p>
-      <w:pPr>
-        <w:spacing w:after="60" w:before="60"/>
-      </w:pPr>
-      <w:r>
-        <w:rPr>
-          <w:rFonts w:ascii="Arial" w:cs="Arial" w:eastAsia="Arial" w:hAnsi="Arial"/>
-          <w:b w:val="false"/>
-          <w:bCs w:val="false"/>
-          <w:color w:val="333333"/>
-          <w:sz w:val="22"/>
-          <w:szCs w:val="22"/>
-        </w:rPr>
-        <w:t xml:space="preserve">These capabilities build on the 2026 multi-profile architecture but require additional development investment beyond the approved budget.</w:t>
+        <w:t xml:space="preserve">6.2  Advanced Stakeholder Views (Tiers 3–5)</w:t>
       </w:r>
     </w:p>
     <w:p>
@@ -4648,7 +7598,7 @@
           <w:sz w:val="26"/>
           <w:szCs w:val="26"/>
         </w:rPr>
-        <w:t xml:space="preserve">4.3  April 22 Schema Items (Non-Blocking, Important)</w:t>
+        <w:t xml:space="preserve">6.3  April 22 Schema Items (Non-Blocking, Important)</w:t>
       </w:r>
     </w:p>
     <w:p>
@@ -4785,932 +7735,7 @@
           <w:sz w:val="32"/>
           <w:szCs w:val="32"/>
         </w:rPr>
-        <w:t xml:space="preserve">5. Retainer Value Justification</w:t>
-      </w:r>
-    </w:p>
-    <w:p>
-      <w:pPr>
-        <w:pBdr>
-          <w:bottom w:val="single" w:color="006B6B" w:sz="12" w:space="1"/>
-        </w:pBdr>
-        <w:spacing w:after="200" w:before="0"/>
-      </w:pPr>
-      <w:r>
-        <w:t xml:space="preserve"/>
-      </w:r>
-    </w:p>
-    <w:p>
-      <w:pPr>
-        <w:spacing w:after="60" w:before="60"/>
-      </w:pPr>
-      <w:r>
-        <w:rPr>
-          <w:rFonts w:ascii="Arial" w:cs="Arial" w:eastAsia="Arial" w:hAnsi="Arial"/>
-          <w:b w:val="false"/>
-          <w:bCs w:val="false"/>
-          <w:color w:val="555555"/>
-          <w:sz w:val="22"/>
-          <w:szCs w:val="22"/>
-        </w:rPr>
-        <w:t xml:space="preserve">The Growth Retainer at $2,500/month covers five distinct responsibilities. Below is the value case for each — including what it would cost Nordic to staff or contract them separately.</w:t>
-      </w:r>
-    </w:p>
-    <w:p>
-      <w:pPr>
-        <w:spacing w:after="80" w:before="80"/>
-      </w:pPr>
-      <w:r>
-        <w:t xml:space="preserve"/>
-      </w:r>
-    </w:p>
-    <w:tbl>
-      <w:tblPr>
-        <w:tblW w:type="dxa" w:w="9360"/>
-        <w:tblBorders>
-          <w:top w:val="single" w:color="auto" w:sz="4"/>
-          <w:left w:val="single" w:color="auto" w:sz="4"/>
-          <w:bottom w:val="single" w:color="auto" w:sz="4"/>
-          <w:right w:val="single" w:color="auto" w:sz="4"/>
-          <w:insideH w:val="single" w:color="auto" w:sz="4"/>
-          <w:insideV w:val="single" w:color="auto" w:sz="4"/>
-        </w:tblBorders>
-      </w:tblPr>
-      <w:tblGrid>
-        <w:gridCol w:w="2200"/>
-        <w:gridCol w:w="4260"/>
-        <w:gridCol w:w="2900"/>
-      </w:tblGrid>
-      <w:tr>
-        <w:tc>
-          <w:tcPr>
-            <w:tcW w:type="dxa" w:w="2200"/>
-            <w:tcBorders>
-              <w:top w:val="single" w:color="002654" w:sz="1"/>
-              <w:left w:val="single" w:color="002654" w:sz="1"/>
-              <w:bottom w:val="single" w:color="002654" w:sz="1"/>
-              <w:right w:val="single" w:color="002654" w:sz="1"/>
-            </w:tcBorders>
-            <w:shd w:fill="002654" w:val="clear"/>
-            <w:tcMar>
-              <w:top w:type="dxa" w:w="100"/>
-              <w:left w:type="dxa" w:w="140"/>
-              <w:bottom w:type="dxa" w:w="100"/>
-              <w:right w:type="dxa" w:w="140"/>
-            </w:tcMar>
-          </w:tcPr>
-          <w:p>
-            <w:pPr>
-              <w:jc w:val="left"/>
-            </w:pPr>
-            <w:r>
-              <w:rPr>
-                <w:rFonts w:ascii="Arial" w:cs="Arial" w:eastAsia="Arial" w:hAnsi="Arial"/>
-                <w:b/>
-                <w:bCs/>
-                <w:color w:val="FFFFFF"/>
-                <w:sz w:val="20"/>
-                <w:szCs w:val="20"/>
-              </w:rPr>
-              <w:t xml:space="preserve">Responsibility</w:t>
-            </w:r>
-          </w:p>
-        </w:tc>
-        <w:tc>
-          <w:tcPr>
-            <w:tcW w:type="dxa" w:w="4260"/>
-            <w:tcBorders>
-              <w:top w:val="single" w:color="002654" w:sz="1"/>
-              <w:left w:val="single" w:color="002654" w:sz="1"/>
-              <w:bottom w:val="single" w:color="002654" w:sz="1"/>
-              <w:right w:val="single" w:color="002654" w:sz="1"/>
-            </w:tcBorders>
-            <w:shd w:fill="002654" w:val="clear"/>
-            <w:tcMar>
-              <w:top w:type="dxa" w:w="100"/>
-              <w:left w:type="dxa" w:w="140"/>
-              <w:bottom w:type="dxa" w:w="100"/>
-              <w:right w:type="dxa" w:w="140"/>
-            </w:tcMar>
-          </w:tcPr>
-          <w:p>
-            <w:pPr>
-              <w:jc w:val="left"/>
-            </w:pPr>
-            <w:r>
-              <w:rPr>
-                <w:rFonts w:ascii="Arial" w:cs="Arial" w:eastAsia="Arial" w:hAnsi="Arial"/>
-                <w:b/>
-                <w:bCs/>
-                <w:color w:val="FFFFFF"/>
-                <w:sz w:val="20"/>
-                <w:szCs w:val="20"/>
-              </w:rPr>
-              <w:t xml:space="preserve">What It Covers</w:t>
-            </w:r>
-          </w:p>
-        </w:tc>
-        <w:tc>
-          <w:tcPr>
-            <w:tcW w:type="dxa" w:w="2900"/>
-            <w:tcBorders>
-              <w:top w:val="single" w:color="002654" w:sz="1"/>
-              <w:left w:val="single" w:color="002654" w:sz="1"/>
-              <w:bottom w:val="single" w:color="002654" w:sz="1"/>
-              <w:right w:val="single" w:color="002654" w:sz="1"/>
-            </w:tcBorders>
-            <w:shd w:fill="002654" w:val="clear"/>
-            <w:tcMar>
-              <w:top w:type="dxa" w:w="100"/>
-              <w:left w:type="dxa" w:w="140"/>
-              <w:bottom w:type="dxa" w:w="100"/>
-              <w:right w:type="dxa" w:w="140"/>
-            </w:tcMar>
-          </w:tcPr>
-          <w:p>
-            <w:pPr>
-              <w:jc w:val="left"/>
-            </w:pPr>
-            <w:r>
-              <w:rPr>
-                <w:rFonts w:ascii="Arial" w:cs="Arial" w:eastAsia="Arial" w:hAnsi="Arial"/>
-                <w:b/>
-                <w:bCs/>
-                <w:color w:val="FFFFFF"/>
-                <w:sz w:val="20"/>
-                <w:szCs w:val="20"/>
-              </w:rPr>
-              <w:t xml:space="preserve">Standalone Market Cost</w:t>
-            </w:r>
-          </w:p>
-        </w:tc>
-      </w:tr>
-      <w:tr>
-        <w:tc>
-          <w:tcPr>
-            <w:tcW w:type="dxa" w:w="2200"/>
-            <w:tcBorders>
-              <w:top w:val="single" w:color="CCCCCC" w:sz="1"/>
-              <w:left w:val="single" w:color="CCCCCC" w:sz="1"/>
-              <w:bottom w:val="single" w:color="CCCCCC" w:sz="1"/>
-              <w:right w:val="single" w:color="CCCCCC" w:sz="1"/>
-            </w:tcBorders>
-            <w:shd w:fill="F5F5F5" w:val="clear"/>
-            <w:tcMar>
-              <w:top w:type="dxa" w:w="80"/>
-              <w:left w:type="dxa" w:w="140"/>
-              <w:bottom w:type="dxa" w:w="80"/>
-              <w:right w:type="dxa" w:w="140"/>
-            </w:tcMar>
-          </w:tcPr>
-          <w:p>
-            <w:r>
-              <w:rPr>
-                <w:rFonts w:ascii="Arial" w:cs="Arial" w:eastAsia="Arial" w:hAnsi="Arial"/>
-                <w:b/>
-                <w:bCs/>
-                <w:color w:val="333333"/>
-                <w:sz w:val="20"/>
-                <w:szCs w:val="20"/>
-              </w:rPr>
-              <w:t xml:space="preserve">Platform Operations</w:t>
-            </w:r>
-          </w:p>
-        </w:tc>
-        <w:tc>
-          <w:tcPr>
-            <w:tcW w:type="dxa" w:w="4260"/>
-            <w:tcBorders>
-              <w:top w:val="single" w:color="CCCCCC" w:sz="1"/>
-              <w:left w:val="single" w:color="CCCCCC" w:sz="1"/>
-              <w:bottom w:val="single" w:color="CCCCCC" w:sz="1"/>
-              <w:right w:val="single" w:color="CCCCCC" w:sz="1"/>
-            </w:tcBorders>
-            <w:shd w:fill="FFFFFF" w:val="clear"/>
-            <w:tcMar>
-              <w:top w:type="dxa" w:w="80"/>
-              <w:left w:type="dxa" w:w="140"/>
-              <w:bottom w:type="dxa" w:w="80"/>
-              <w:right w:type="dxa" w:w="140"/>
-            </w:tcMar>
-          </w:tcPr>
-          <w:p>
-            <w:r>
-              <w:rPr>
-                <w:rFonts w:ascii="Arial" w:cs="Arial" w:eastAsia="Arial" w:hAnsi="Arial"/>
-                <w:b w:val="false"/>
-                <w:bCs w:val="false"/>
-                <w:color w:val="333333"/>
-                <w:sz w:val="20"/>
-                <w:szCs w:val="20"/>
-              </w:rPr>
-              <w:t xml:space="preserve">Uptime monitoring, Vercel deployments, dependency updates, security patches, and infrastructure changes for SQR-RCT and PCS Command Center</w:t>
-            </w:r>
-          </w:p>
-        </w:tc>
-        <w:tc>
-          <w:tcPr>
-            <w:tcW w:type="dxa" w:w="2900"/>
-            <w:tcBorders>
-              <w:top w:val="single" w:color="CCCCCC" w:sz="1"/>
-              <w:left w:val="single" w:color="CCCCCC" w:sz="1"/>
-              <w:bottom w:val="single" w:color="CCCCCC" w:sz="1"/>
-              <w:right w:val="single" w:color="CCCCCC" w:sz="1"/>
-            </w:tcBorders>
-            <w:shd w:fill="FFFFFF" w:val="clear"/>
-            <w:tcMar>
-              <w:top w:type="dxa" w:w="80"/>
-              <w:left w:type="dxa" w:w="140"/>
-              <w:bottom w:type="dxa" w:w="80"/>
-              <w:right w:type="dxa" w:w="140"/>
-            </w:tcMar>
-          </w:tcPr>
-          <w:p>
-            <w:r>
-              <w:rPr>
-                <w:rFonts w:ascii="Arial" w:cs="Arial" w:eastAsia="Arial" w:hAnsi="Arial"/>
-                <w:b w:val="false"/>
-                <w:bCs w:val="false"/>
-                <w:color w:val="333333"/>
-                <w:sz w:val="20"/>
-                <w:szCs w:val="20"/>
-              </w:rPr>
-              <w:t xml:space="preserve">$2,000–$5,000/mo (junior dev)</w:t>
-            </w:r>
-          </w:p>
-        </w:tc>
-      </w:tr>
-      <w:tr>
-        <w:tc>
-          <w:tcPr>
-            <w:tcW w:type="dxa" w:w="2200"/>
-            <w:tcBorders>
-              <w:top w:val="single" w:color="CCCCCC" w:sz="1"/>
-              <w:left w:val="single" w:color="CCCCCC" w:sz="1"/>
-              <w:bottom w:val="single" w:color="CCCCCC" w:sz="1"/>
-              <w:right w:val="single" w:color="CCCCCC" w:sz="1"/>
-            </w:tcBorders>
-            <w:shd w:fill="F5F5F5" w:val="clear"/>
-            <w:tcMar>
-              <w:top w:type="dxa" w:w="80"/>
-              <w:left w:type="dxa" w:w="140"/>
-              <w:bottom w:type="dxa" w:w="80"/>
-              <w:right w:type="dxa" w:w="140"/>
-            </w:tcMar>
-          </w:tcPr>
-          <w:p>
-            <w:r>
-              <w:rPr>
-                <w:rFonts w:ascii="Arial" w:cs="Arial" w:eastAsia="Arial" w:hAnsi="Arial"/>
-                <w:b/>
-                <w:bCs/>
-                <w:color w:val="333333"/>
-                <w:sz w:val="20"/>
-                <w:szCs w:val="20"/>
-              </w:rPr>
-              <w:t xml:space="preserve">Database Maintenance</w:t>
-            </w:r>
-          </w:p>
-        </w:tc>
-        <w:tc>
-          <w:tcPr>
-            <w:tcW w:type="dxa" w:w="4260"/>
-            <w:tcBorders>
-              <w:top w:val="single" w:color="CCCCCC" w:sz="1"/>
-              <w:left w:val="single" w:color="CCCCCC" w:sz="1"/>
-              <w:bottom w:val="single" w:color="CCCCCC" w:sz="1"/>
-              <w:right w:val="single" w:color="CCCCCC" w:sz="1"/>
-            </w:tcBorders>
-            <w:shd w:fill="FFFFFF" w:val="clear"/>
-            <w:tcMar>
-              <w:top w:type="dxa" w:w="80"/>
-              <w:left w:type="dxa" w:w="140"/>
-              <w:bottom w:type="dxa" w:w="80"/>
-              <w:right w:type="dxa" w:w="140"/>
-            </w:tcMar>
-          </w:tcPr>
-          <w:p>
-            <w:r>
-              <w:rPr>
-                <w:rFonts w:ascii="Arial" w:cs="Arial" w:eastAsia="Arial" w:hAnsi="Arial"/>
-                <w:b w:val="false"/>
-                <w:bCs w:val="false"/>
-                <w:color w:val="333333"/>
-                <w:sz w:val="20"/>
-                <w:szCs w:val="20"/>
-              </w:rPr>
-              <w:t xml:space="preserve">Keeping 11+ Notion databases accurate, schema-consistent, and free of relational drift. Without active maintenance, relational integrity degrades within 3–6 months of production use.</w:t>
-            </w:r>
-          </w:p>
-        </w:tc>
-        <w:tc>
-          <w:tcPr>
-            <w:tcW w:type="dxa" w:w="2900"/>
-            <w:tcBorders>
-              <w:top w:val="single" w:color="CCCCCC" w:sz="1"/>
-              <w:left w:val="single" w:color="CCCCCC" w:sz="1"/>
-              <w:bottom w:val="single" w:color="CCCCCC" w:sz="1"/>
-              <w:right w:val="single" w:color="CCCCCC" w:sz="1"/>
-            </w:tcBorders>
-            <w:shd w:fill="FFFFFF" w:val="clear"/>
-            <w:tcMar>
-              <w:top w:type="dxa" w:w="80"/>
-              <w:left w:type="dxa" w:w="140"/>
-              <w:bottom w:type="dxa" w:w="80"/>
-              <w:right w:type="dxa" w:w="140"/>
-            </w:tcMar>
-          </w:tcPr>
-          <w:p>
-            <w:r>
-              <w:rPr>
-                <w:rFonts w:ascii="Arial" w:cs="Arial" w:eastAsia="Arial" w:hAnsi="Arial"/>
-                <w:b w:val="false"/>
-                <w:bCs w:val="false"/>
-                <w:color w:val="333333"/>
-                <w:sz w:val="20"/>
-                <w:szCs w:val="20"/>
-              </w:rPr>
-              <w:t xml:space="preserve">$1,000–$2,000/mo (data ops)</w:t>
-            </w:r>
-          </w:p>
-        </w:tc>
-      </w:tr>
-      <w:tr>
-        <w:tc>
-          <w:tcPr>
-            <w:tcW w:type="dxa" w:w="2200"/>
-            <w:tcBorders>
-              <w:top w:val="single" w:color="CCCCCC" w:sz="1"/>
-              <w:left w:val="single" w:color="CCCCCC" w:sz="1"/>
-              <w:bottom w:val="single" w:color="CCCCCC" w:sz="1"/>
-              <w:right w:val="single" w:color="CCCCCC" w:sz="1"/>
-            </w:tcBorders>
-            <w:shd w:fill="F5F5F5" w:val="clear"/>
-            <w:tcMar>
-              <w:top w:type="dxa" w:w="80"/>
-              <w:left w:type="dxa" w:w="140"/>
-              <w:bottom w:type="dxa" w:w="80"/>
-              <w:right w:type="dxa" w:w="140"/>
-            </w:tcMar>
-          </w:tcPr>
-          <w:p>
-            <w:r>
-              <w:rPr>
-                <w:rFonts w:ascii="Arial" w:cs="Arial" w:eastAsia="Arial" w:hAnsi="Arial"/>
-                <w:b/>
-                <w:bCs/>
-                <w:color w:val="333333"/>
-                <w:sz w:val="20"/>
-                <w:szCs w:val="20"/>
-              </w:rPr>
-              <w:t xml:space="preserve">Data Protection Officer (DPO)</w:t>
-            </w:r>
-          </w:p>
-        </w:tc>
-        <w:tc>
-          <w:tcPr>
-            <w:tcW w:type="dxa" w:w="4260"/>
-            <w:tcBorders>
-              <w:top w:val="single" w:color="CCCCCC" w:sz="1"/>
-              <w:left w:val="single" w:color="CCCCCC" w:sz="1"/>
-              <w:bottom w:val="single" w:color="CCCCCC" w:sz="1"/>
-              <w:right w:val="single" w:color="CCCCCC" w:sz="1"/>
-            </w:tcBorders>
-            <w:shd w:fill="FFFFFF" w:val="clear"/>
-            <w:tcMar>
-              <w:top w:type="dxa" w:w="80"/>
-              <w:left w:type="dxa" w:w="140"/>
-              <w:bottom w:type="dxa" w:w="80"/>
-              <w:right w:type="dxa" w:w="140"/>
-            </w:tcMar>
-          </w:tcPr>
-          <w:p>
-            <w:r>
-              <w:rPr>
-                <w:rFonts w:ascii="Arial" w:cs="Arial" w:eastAsia="Arial" w:hAnsi="Arial"/>
-                <w:b w:val="false"/>
-                <w:bCs w:val="false"/>
-                <w:color w:val="333333"/>
-                <w:sz w:val="20"/>
-                <w:szCs w:val="20"/>
-              </w:rPr>
-              <w:t xml:space="preserve">Because winded.vertigo holds Nordic research data on the SQR-RCT platform, GDPR requires a designated Data Protection Officer. Garrett assumes this role, covering data governance, access controls, breach protocols, and exit-term compliance. Nordic does not need to staff or contract this role separately.</w:t>
-            </w:r>
-          </w:p>
-        </w:tc>
-        <w:tc>
-          <w:tcPr>
-            <w:tcW w:type="dxa" w:w="2900"/>
-            <w:tcBorders>
-              <w:top w:val="single" w:color="CCCCCC" w:sz="1"/>
-              <w:left w:val="single" w:color="CCCCCC" w:sz="1"/>
-              <w:bottom w:val="single" w:color="CCCCCC" w:sz="1"/>
-              <w:right w:val="single" w:color="CCCCCC" w:sz="1"/>
-            </w:tcBorders>
-            <w:shd w:fill="FFFFFF" w:val="clear"/>
-            <w:tcMar>
-              <w:top w:type="dxa" w:w="80"/>
-              <w:left w:type="dxa" w:w="140"/>
-              <w:bottom w:type="dxa" w:w="80"/>
-              <w:right w:type="dxa" w:w="140"/>
-            </w:tcMar>
-          </w:tcPr>
-          <w:p>
-            <w:r>
-              <w:rPr>
-                <w:rFonts w:ascii="Arial" w:cs="Arial" w:eastAsia="Arial" w:hAnsi="Arial"/>
-                <w:b w:val="false"/>
-                <w:bCs w:val="false"/>
-                <w:color w:val="333333"/>
-                <w:sz w:val="20"/>
-                <w:szCs w:val="20"/>
-              </w:rPr>
-              <w:t xml:space="preserve">$500–$1,500/mo (DPO contractor)</w:t>
-            </w:r>
-          </w:p>
-        </w:tc>
-      </w:tr>
-      <w:tr>
-        <w:tc>
-          <w:tcPr>
-            <w:tcW w:type="dxa" w:w="2200"/>
-            <w:tcBorders>
-              <w:top w:val="single" w:color="CCCCCC" w:sz="1"/>
-              <w:left w:val="single" w:color="CCCCCC" w:sz="1"/>
-              <w:bottom w:val="single" w:color="CCCCCC" w:sz="1"/>
-              <w:right w:val="single" w:color="CCCCCC" w:sz="1"/>
-            </w:tcBorders>
-            <w:shd w:fill="F5F5F5" w:val="clear"/>
-            <w:tcMar>
-              <w:top w:type="dxa" w:w="80"/>
-              <w:left w:type="dxa" w:w="140"/>
-              <w:bottom w:type="dxa" w:w="80"/>
-              <w:right w:type="dxa" w:w="140"/>
-            </w:tcMar>
-          </w:tcPr>
-          <w:p>
-            <w:r>
-              <w:rPr>
-                <w:rFonts w:ascii="Arial" w:cs="Arial" w:eastAsia="Arial" w:hAnsi="Arial"/>
-                <w:b/>
-                <w:bCs/>
-                <w:color w:val="333333"/>
-                <w:sz w:val="20"/>
-                <w:szCs w:val="20"/>
-              </w:rPr>
-              <w:t xml:space="preserve">Feature Development</w:t>
-            </w:r>
-          </w:p>
-        </w:tc>
-        <w:tc>
-          <w:tcPr>
-            <w:tcW w:type="dxa" w:w="4260"/>
-            <w:tcBorders>
-              <w:top w:val="single" w:color="CCCCCC" w:sz="1"/>
-              <w:left w:val="single" w:color="CCCCCC" w:sz="1"/>
-              <w:bottom w:val="single" w:color="CCCCCC" w:sz="1"/>
-              <w:right w:val="single" w:color="CCCCCC" w:sz="1"/>
-            </w:tcBorders>
-            <w:shd w:fill="FFFFFF" w:val="clear"/>
-            <w:tcMar>
-              <w:top w:type="dxa" w:w="80"/>
-              <w:left w:type="dxa" w:w="140"/>
-              <w:bottom w:type="dxa" w:w="80"/>
-              <w:right w:type="dxa" w:w="140"/>
-            </w:tcMar>
-          </w:tcPr>
-          <w:p>
-            <w:r>
-              <w:rPr>
-                <w:rFonts w:ascii="Arial" w:cs="Arial" w:eastAsia="Arial" w:hAnsi="Arial"/>
-                <w:b w:val="false"/>
-                <w:bCs w:val="false"/>
-                <w:color w:val="333333"/>
-                <w:sz w:val="20"/>
-                <w:szCs w:val="20"/>
-              </w:rPr>
-              <w:t xml:space="preserve">One AI-automatable or dev-assisted feature per month. Examples: new rubric criteria, analytics views, export formats, schema extensions, dashboard additions.</w:t>
-            </w:r>
-          </w:p>
-        </w:tc>
-        <w:tc>
-          <w:tcPr>
-            <w:tcW w:type="dxa" w:w="2900"/>
-            <w:tcBorders>
-              <w:top w:val="single" w:color="CCCCCC" w:sz="1"/>
-              <w:left w:val="single" w:color="CCCCCC" w:sz="1"/>
-              <w:bottom w:val="single" w:color="CCCCCC" w:sz="1"/>
-              <w:right w:val="single" w:color="CCCCCC" w:sz="1"/>
-            </w:tcBorders>
-            <w:shd w:fill="FFFFFF" w:val="clear"/>
-            <w:tcMar>
-              <w:top w:type="dxa" w:w="80"/>
-              <w:left w:type="dxa" w:w="140"/>
-              <w:bottom w:type="dxa" w:w="80"/>
-              <w:right w:type="dxa" w:w="140"/>
-            </w:tcMar>
-          </w:tcPr>
-          <w:p>
-            <w:r>
-              <w:rPr>
-                <w:rFonts w:ascii="Arial" w:cs="Arial" w:eastAsia="Arial" w:hAnsi="Arial"/>
-                <w:b w:val="false"/>
-                <w:bCs w:val="false"/>
-                <w:color w:val="333333"/>
-                <w:sz w:val="20"/>
-                <w:szCs w:val="20"/>
-              </w:rPr>
-              <w:t xml:space="preserve">$2,000–$6,000/mo (1 feature)</w:t>
-            </w:r>
-          </w:p>
-        </w:tc>
-      </w:tr>
-      <w:tr>
-        <w:tc>
-          <w:tcPr>
-            <w:tcW w:type="dxa" w:w="2200"/>
-            <w:tcBorders>
-              <w:top w:val="single" w:color="CCCCCC" w:sz="1"/>
-              <w:left w:val="single" w:color="CCCCCC" w:sz="1"/>
-              <w:bottom w:val="single" w:color="CCCCCC" w:sz="1"/>
-              <w:right w:val="single" w:color="CCCCCC" w:sz="1"/>
-            </w:tcBorders>
-            <w:shd w:fill="F5F5F5" w:val="clear"/>
-            <w:tcMar>
-              <w:top w:type="dxa" w:w="80"/>
-              <w:left w:type="dxa" w:w="140"/>
-              <w:bottom w:type="dxa" w:w="80"/>
-              <w:right w:type="dxa" w:w="140"/>
-            </w:tcMar>
-          </w:tcPr>
-          <w:p>
-            <w:r>
-              <w:rPr>
-                <w:rFonts w:ascii="Arial" w:cs="Arial" w:eastAsia="Arial" w:hAnsi="Arial"/>
-                <w:b/>
-                <w:bCs/>
-                <w:color w:val="333333"/>
-                <w:sz w:val="20"/>
-                <w:szCs w:val="20"/>
-              </w:rPr>
-              <w:t xml:space="preserve">Research Advising</w:t>
-            </w:r>
-          </w:p>
-        </w:tc>
-        <w:tc>
-          <w:tcPr>
-            <w:tcW w:type="dxa" w:w="4260"/>
-            <w:tcBorders>
-              <w:top w:val="single" w:color="CCCCCC" w:sz="1"/>
-              <w:left w:val="single" w:color="CCCCCC" w:sz="1"/>
-              <w:bottom w:val="single" w:color="CCCCCC" w:sz="1"/>
-              <w:right w:val="single" w:color="CCCCCC" w:sz="1"/>
-            </w:tcBorders>
-            <w:shd w:fill="FFFFFF" w:val="clear"/>
-            <w:tcMar>
-              <w:top w:type="dxa" w:w="80"/>
-              <w:left w:type="dxa" w:w="140"/>
-              <w:bottom w:type="dxa" w:w="80"/>
-              <w:right w:type="dxa" w:w="140"/>
-            </w:tcMar>
-          </w:tcPr>
-          <w:p>
-            <w:r>
-              <w:rPr>
-                <w:rFonts w:ascii="Arial" w:cs="Arial" w:eastAsia="Arial" w:hAnsi="Arial"/>
-                <w:b w:val="false"/>
-                <w:bCs w:val="false"/>
-                <w:color w:val="333333"/>
-                <w:sz w:val="20"/>
-                <w:szCs w:val="20"/>
-              </w:rPr>
-              <w:t xml:space="preserve">Maintaining momentum on the Validation Study — study design refinements, journal selection, authorship structuring, statistical review, and preparation for submission. Also advising on emerging evidence standards relevant to Nordic's product categories.</w:t>
-            </w:r>
-          </w:p>
-        </w:tc>
-        <w:tc>
-          <w:tcPr>
-            <w:tcW w:type="dxa" w:w="2900"/>
-            <w:tcBorders>
-              <w:top w:val="single" w:color="CCCCCC" w:sz="1"/>
-              <w:left w:val="single" w:color="CCCCCC" w:sz="1"/>
-              <w:bottom w:val="single" w:color="CCCCCC" w:sz="1"/>
-              <w:right w:val="single" w:color="CCCCCC" w:sz="1"/>
-            </w:tcBorders>
-            <w:shd w:fill="FFFFFF" w:val="clear"/>
-            <w:tcMar>
-              <w:top w:type="dxa" w:w="80"/>
-              <w:left w:type="dxa" w:w="140"/>
-              <w:bottom w:type="dxa" w:w="80"/>
-              <w:right w:type="dxa" w:w="140"/>
-            </w:tcMar>
-          </w:tcPr>
-          <w:p>
-            <w:r>
-              <w:rPr>
-                <w:rFonts w:ascii="Arial" w:cs="Arial" w:eastAsia="Arial" w:hAnsi="Arial"/>
-                <w:b w:val="false"/>
-                <w:bCs w:val="false"/>
-                <w:color w:val="333333"/>
-                <w:sz w:val="20"/>
-                <w:szCs w:val="20"/>
-              </w:rPr>
-              <w:t xml:space="preserve">$1,500–$3,000/mo (research consultant)</w:t>
-            </w:r>
-          </w:p>
-        </w:tc>
-      </w:tr>
-      <w:tr>
-        <w:tc>
-          <w:tcPr>
-            <w:tcW w:type="dxa" w:w="2200"/>
-            <w:tcBorders>
-              <w:top w:val="single" w:color="CCCCCC" w:sz="1"/>
-              <w:left w:val="single" w:color="CCCCCC" w:sz="1"/>
-              <w:bottom w:val="single" w:color="CCCCCC" w:sz="1"/>
-              <w:right w:val="single" w:color="CCCCCC" w:sz="1"/>
-            </w:tcBorders>
-            <w:shd w:fill="002654" w:val="clear"/>
-            <w:tcMar>
-              <w:top w:type="dxa" w:w="80"/>
-              <w:left w:type="dxa" w:w="140"/>
-              <w:bottom w:type="dxa" w:w="80"/>
-              <w:right w:type="dxa" w:w="140"/>
-            </w:tcMar>
-          </w:tcPr>
-          <w:p>
-            <w:r>
-              <w:rPr>
-                <w:rFonts w:ascii="Arial" w:cs="Arial" w:eastAsia="Arial" w:hAnsi="Arial"/>
-                <w:b/>
-                <w:bCs/>
-                <w:color w:val="FFFFFF"/>
-                <w:sz w:val="20"/>
-                <w:szCs w:val="20"/>
-              </w:rPr>
-              <w:t xml:space="preserve">TOTAL STANDALONE COST</w:t>
-            </w:r>
-          </w:p>
-        </w:tc>
-        <w:tc>
-          <w:tcPr>
-            <w:tcW w:type="dxa" w:w="4260"/>
-            <w:tcBorders>
-              <w:top w:val="single" w:color="CCCCCC" w:sz="1"/>
-              <w:left w:val="single" w:color="CCCCCC" w:sz="1"/>
-              <w:bottom w:val="single" w:color="CCCCCC" w:sz="1"/>
-              <w:right w:val="single" w:color="CCCCCC" w:sz="1"/>
-            </w:tcBorders>
-            <w:shd w:fill="002654" w:val="clear"/>
-            <w:tcMar>
-              <w:top w:type="dxa" w:w="80"/>
-              <w:left w:type="dxa" w:w="140"/>
-              <w:bottom w:type="dxa" w:w="80"/>
-              <w:right w:type="dxa" w:w="140"/>
-            </w:tcMar>
-          </w:tcPr>
-          <w:p>
-            <w:r>
-              <w:rPr>
-                <w:rFonts w:ascii="Arial" w:cs="Arial" w:eastAsia="Arial" w:hAnsi="Arial"/>
-                <w:b w:val="false"/>
-                <w:bCs w:val="false"/>
-                <w:color w:val="FFFFFF"/>
-                <w:sz w:val="20"/>
-                <w:szCs w:val="20"/>
-              </w:rPr>
-              <w:t xml:space="preserve">All five responsibilities staffed or contracted separately</w:t>
-            </w:r>
-          </w:p>
-        </w:tc>
-        <w:tc>
-          <w:tcPr>
-            <w:tcW w:type="dxa" w:w="2900"/>
-            <w:tcBorders>
-              <w:top w:val="single" w:color="CCCCCC" w:sz="1"/>
-              <w:left w:val="single" w:color="CCCCCC" w:sz="1"/>
-              <w:bottom w:val="single" w:color="CCCCCC" w:sz="1"/>
-              <w:right w:val="single" w:color="CCCCCC" w:sz="1"/>
-            </w:tcBorders>
-            <w:shd w:fill="002654" w:val="clear"/>
-            <w:tcMar>
-              <w:top w:type="dxa" w:w="80"/>
-              <w:left w:type="dxa" w:w="140"/>
-              <w:bottom w:type="dxa" w:w="80"/>
-              <w:right w:type="dxa" w:w="140"/>
-            </w:tcMar>
-          </w:tcPr>
-          <w:p>
-            <w:r>
-              <w:rPr>
-                <w:rFonts w:ascii="Arial" w:cs="Arial" w:eastAsia="Arial" w:hAnsi="Arial"/>
-                <w:b/>
-                <w:bCs/>
-                <w:color w:val="FFFFFF"/>
-                <w:sz w:val="20"/>
-                <w:szCs w:val="20"/>
-              </w:rPr>
-              <w:t xml:space="preserve">$7,000–$17,500/mo</w:t>
-            </w:r>
-          </w:p>
-        </w:tc>
-      </w:tr>
-      <w:tr>
-        <w:tc>
-          <w:tcPr>
-            <w:tcW w:type="dxa" w:w="2200"/>
-            <w:tcBorders>
-              <w:top w:val="single" w:color="CCCCCC" w:sz="1"/>
-              <w:left w:val="single" w:color="CCCCCC" w:sz="1"/>
-              <w:bottom w:val="single" w:color="CCCCCC" w:sz="1"/>
-              <w:right w:val="single" w:color="CCCCCC" w:sz="1"/>
-            </w:tcBorders>
-            <w:shd w:fill="006B6B" w:val="clear"/>
-            <w:tcMar>
-              <w:top w:type="dxa" w:w="80"/>
-              <w:left w:type="dxa" w:w="140"/>
-              <w:bottom w:type="dxa" w:w="80"/>
-              <w:right w:type="dxa" w:w="140"/>
-            </w:tcMar>
-          </w:tcPr>
-          <w:p>
-            <w:r>
-              <w:rPr>
-                <w:rFonts w:ascii="Arial" w:cs="Arial" w:eastAsia="Arial" w:hAnsi="Arial"/>
-                <w:b/>
-                <w:bCs/>
-                <w:color w:val="FFFFFF"/>
-                <w:sz w:val="20"/>
-                <w:szCs w:val="20"/>
-              </w:rPr>
-              <w:t xml:space="preserve">GROWTH RETAINER</w:t>
-            </w:r>
-          </w:p>
-        </w:tc>
-        <w:tc>
-          <w:tcPr>
-            <w:tcW w:type="dxa" w:w="4260"/>
-            <w:tcBorders>
-              <w:top w:val="single" w:color="CCCCCC" w:sz="1"/>
-              <w:left w:val="single" w:color="CCCCCC" w:sz="1"/>
-              <w:bottom w:val="single" w:color="CCCCCC" w:sz="1"/>
-              <w:right w:val="single" w:color="CCCCCC" w:sz="1"/>
-            </w:tcBorders>
-            <w:shd w:fill="006B6B" w:val="clear"/>
-            <w:tcMar>
-              <w:top w:type="dxa" w:w="80"/>
-              <w:left w:type="dxa" w:w="140"/>
-              <w:bottom w:type="dxa" w:w="80"/>
-              <w:right w:type="dxa" w:w="140"/>
-            </w:tcMar>
-          </w:tcPr>
-          <w:p>
-            <w:r>
-              <w:rPr>
-                <w:rFonts w:ascii="Arial" w:cs="Arial" w:eastAsia="Arial" w:hAnsi="Arial"/>
-                <w:b w:val="false"/>
-                <w:bCs w:val="false"/>
-                <w:color w:val="FFFFFF"/>
-                <w:sz w:val="20"/>
-                <w:szCs w:val="20"/>
-              </w:rPr>
-              <w:t xml:space="preserve">All five responsibilities, one relationship, one invoice</w:t>
-            </w:r>
-          </w:p>
-        </w:tc>
-        <w:tc>
-          <w:tcPr>
-            <w:tcW w:type="dxa" w:w="2900"/>
-            <w:tcBorders>
-              <w:top w:val="single" w:color="CCCCCC" w:sz="1"/>
-              <w:left w:val="single" w:color="CCCCCC" w:sz="1"/>
-              <w:bottom w:val="single" w:color="CCCCCC" w:sz="1"/>
-              <w:right w:val="single" w:color="CCCCCC" w:sz="1"/>
-            </w:tcBorders>
-            <w:shd w:fill="006B6B" w:val="clear"/>
-            <w:tcMar>
-              <w:top w:type="dxa" w:w="80"/>
-              <w:left w:type="dxa" w:w="140"/>
-              <w:bottom w:type="dxa" w:w="80"/>
-              <w:right w:type="dxa" w:w="140"/>
-            </w:tcMar>
-          </w:tcPr>
-          <w:p>
-            <w:r>
-              <w:rPr>
-                <w:rFonts w:ascii="Arial" w:cs="Arial" w:eastAsia="Arial" w:hAnsi="Arial"/>
-                <w:b/>
-                <w:bCs/>
-                <w:color w:val="FFFFFF"/>
-                <w:sz w:val="20"/>
-                <w:szCs w:val="20"/>
-              </w:rPr>
-              <w:t xml:space="preserve">$2,500/mo</w:t>
-            </w:r>
-          </w:p>
-        </w:tc>
-      </w:tr>
-    </w:tbl>
-    <w:p>
-      <w:pPr>
-        <w:spacing w:after="120" w:before="120"/>
-      </w:pPr>
-      <w:r>
-        <w:t xml:space="preserve"/>
-      </w:r>
-    </w:p>
-    <w:tbl>
-      <w:tblPr>
-        <w:tblW w:type="dxa" w:w="9360"/>
-        <w:tblBorders>
-          <w:top w:val="single" w:color="auto" w:sz="4"/>
-          <w:left w:val="single" w:color="auto" w:sz="4"/>
-          <w:bottom w:val="single" w:color="auto" w:sz="4"/>
-          <w:right w:val="single" w:color="auto" w:sz="4"/>
-          <w:insideH w:val="single" w:color="auto" w:sz="4"/>
-          <w:insideV w:val="single" w:color="auto" w:sz="4"/>
-        </w:tblBorders>
-      </w:tblPr>
-      <w:tblGrid>
-        <w:gridCol w:w="9360"/>
-      </w:tblGrid>
-      <w:tr>
-        <w:tc>
-          <w:tcPr>
-            <w:tcW w:type="dxa" w:w="9360"/>
-            <w:tcBorders>
-              <w:top w:val="single" w:color="006B6B" w:sz="1"/>
-              <w:left w:val="single" w:color="006B6B" w:sz="1"/>
-              <w:bottom w:val="single" w:color="006B6B" w:sz="1"/>
-              <w:right w:val="single" w:color="006B6B" w:sz="1"/>
-            </w:tcBorders>
-            <w:shd w:fill="E8F4F4" w:val="clear"/>
-            <w:tcMar>
-              <w:top w:type="dxa" w:w="160"/>
-              <w:left w:type="dxa" w:w="280"/>
-              <w:bottom w:type="dxa" w:w="160"/>
-              <w:right w:type="dxa" w:w="280"/>
-            </w:tcMar>
-          </w:tcPr>
-          <w:p>
-            <w:pPr>
-              <w:spacing w:after="80"/>
-            </w:pPr>
-            <w:r>
-              <w:rPr>
-                <w:rFonts w:ascii="Arial" w:cs="Arial" w:eastAsia="Arial" w:hAnsi="Arial"/>
-                <w:b/>
-                <w:bCs/>
-                <w:color w:val="002654"/>
-                <w:sz w:val="22"/>
-                <w:szCs w:val="22"/>
-              </w:rPr>
-              <w:t xml:space="preserve">Note on the DPO Role</w:t>
-            </w:r>
-          </w:p>
-          <w:p>
-            <w:pPr>
-              <w:spacing w:after="0"/>
-            </w:pPr>
-            <w:r>
-              <w:rPr>
-                <w:rFonts w:ascii="Arial" w:cs="Arial" w:eastAsia="Arial" w:hAnsi="Arial"/>
-                <w:color w:val="555555"/>
-                <w:sz w:val="20"/>
-                <w:szCs w:val="20"/>
-              </w:rPr>
-              <w:t xml:space="preserve">The DPO arrangement should be formalised as an addendum to the MNDA or as a separate Data Processing Agreement (DPA) executed alongside this SOW. Key terms: Nordic's data remains Nordic's property and is exportable in full on request at any time. On termination of the retainer, all Nordic data is returned and deleted from winded.vertigo systems within 30 days.</w:t>
-            </w:r>
-          </w:p>
-        </w:tc>
-      </w:tr>
-    </w:tbl>
-    <w:p>
-      <w:pPr>
-        <w:spacing w:after="200" w:before="200"/>
-      </w:pPr>
-      <w:r>
-        <w:t xml:space="preserve"/>
-      </w:r>
-    </w:p>
-    <w:p>
-      <w:r>
-        <w:br w:type="page"/>
-      </w:r>
-    </w:p>
-    <w:p>
-      <w:pPr>
-        <w:pStyle w:val="Heading1"/>
-      </w:pPr>
-      <w:r>
-        <w:rPr>
-          <w:rFonts w:ascii="Arial" w:cs="Arial" w:eastAsia="Arial" w:hAnsi="Arial"/>
-          <w:b/>
-          <w:bCs/>
-          <w:color w:val="002654"/>
-          <w:sz w:val="32"/>
-          <w:szCs w:val="32"/>
-        </w:rPr>
-        <w:t xml:space="preserve">6. Investment Summary</w:t>
+        <w:t xml:space="preserve">7. Investment Summary</w:t>
       </w:r>
     </w:p>
     <w:p>
@@ -5745,7 +7770,7 @@
           <w:sz w:val="26"/>
           <w:szCs w:val="26"/>
         </w:rPr>
-        <w:t xml:space="preserve">6.1  2026 Investment</w:t>
+        <w:t xml:space="preserve">7.1  At Contract Signing</w:t>
       </w:r>
     </w:p>
     <w:p>
@@ -5872,7 +7897,7 @@
                 <w:sz w:val="20"/>
                 <w:szCs w:val="20"/>
               </w:rPr>
-              <w:t xml:space="preserve">Timing</w:t>
+              <w:t xml:space="preserve">When</w:t>
             </w:r>
           </w:p>
         </w:tc>
@@ -5905,7 +7930,7 @@
                 <w:sz w:val="20"/>
                 <w:szCs w:val="20"/>
               </w:rPr>
-              <w:t xml:space="preserve">SOW Build Fee — Phases 1–4 (Tiers 1+2 PCS + RoB 2 extension)</w:t>
+              <w:t xml:space="preserve">Budget A — Platform build fixed fee (full amount)</w:t>
             </w:r>
           </w:p>
         </w:tc>
@@ -5918,25 +7943,25 @@
               <w:bottom w:val="single" w:color="CCCCCC" w:sz="1"/>
               <w:right w:val="single" w:color="CCCCCC" w:sz="1"/>
             </w:tcBorders>
-            <w:shd w:fill="FFFFFF" w:val="clear"/>
-            <w:tcMar>
-              <w:top w:type="dxa" w:w="80"/>
-              <w:left w:type="dxa" w:w="140"/>
-              <w:bottom w:type="dxa" w:w="80"/>
-              <w:right w:type="dxa" w:w="140"/>
-            </w:tcMar>
-          </w:tcPr>
-          <w:p>
-            <w:r>
-              <w:rPr>
-                <w:rFonts w:ascii="Arial" w:cs="Arial" w:eastAsia="Arial" w:hAnsi="Arial"/>
-                <w:b w:val="false"/>
-                <w:bCs w:val="false"/>
-                <w:color w:val="333333"/>
-                <w:sz w:val="20"/>
-                <w:szCs w:val="20"/>
-              </w:rPr>
-              <w:t xml:space="preserve">Per signed SOW</w:t>
+            <w:shd w:fill="F5F5F5" w:val="clear"/>
+            <w:tcMar>
+              <w:top w:type="dxa" w:w="80"/>
+              <w:left w:type="dxa" w:w="140"/>
+              <w:bottom w:type="dxa" w:w="80"/>
+              <w:right w:type="dxa" w:w="140"/>
+            </w:tcMar>
+          </w:tcPr>
+          <w:p>
+            <w:r>
+              <w:rPr>
+                <w:rFonts w:ascii="Arial" w:cs="Arial" w:eastAsia="Arial" w:hAnsi="Arial"/>
+                <w:b/>
+                <w:bCs/>
+                <w:color w:val="002654"/>
+                <w:sz w:val="20"/>
+                <w:szCs w:val="20"/>
+              </w:rPr>
+              <w:t xml:space="preserve">$50,000</w:t>
             </w:r>
           </w:p>
         </w:tc>
@@ -5949,25 +7974,25 @@
               <w:bottom w:val="single" w:color="CCCCCC" w:sz="1"/>
               <w:right w:val="single" w:color="CCCCCC" w:sz="1"/>
             </w:tcBorders>
-            <w:shd w:fill="FFFFFF" w:val="clear"/>
-            <w:tcMar>
-              <w:top w:type="dxa" w:w="80"/>
-              <w:left w:type="dxa" w:w="140"/>
-              <w:bottom w:type="dxa" w:w="80"/>
-              <w:right w:type="dxa" w:w="140"/>
-            </w:tcMar>
-          </w:tcPr>
-          <w:p>
-            <w:r>
-              <w:rPr>
-                <w:rFonts w:ascii="Arial" w:cs="Arial" w:eastAsia="Arial" w:hAnsi="Arial"/>
-                <w:b w:val="false"/>
-                <w:bCs w:val="false"/>
-                <w:color w:val="333333"/>
-                <w:sz w:val="20"/>
-                <w:szCs w:val="20"/>
-              </w:rPr>
-              <w:t xml:space="preserve">50% May 1 / 50% June 30</w:t>
+            <w:shd w:fill="F5F5F5" w:val="clear"/>
+            <w:tcMar>
+              <w:top w:type="dxa" w:w="80"/>
+              <w:left w:type="dxa" w:w="140"/>
+              <w:bottom w:type="dxa" w:w="80"/>
+              <w:right w:type="dxa" w:w="140"/>
+            </w:tcMar>
+          </w:tcPr>
+          <w:p>
+            <w:r>
+              <w:rPr>
+                <w:rFonts w:ascii="Arial" w:cs="Arial" w:eastAsia="Arial" w:hAnsi="Arial"/>
+                <w:b/>
+                <w:bCs/>
+                <w:color w:val="002654"/>
+                <w:sz w:val="20"/>
+                <w:szCs w:val="20"/>
+              </w:rPr>
+              <w:t xml:space="preserve">At signing</w:t>
             </w:r>
           </w:p>
         </w:tc>
@@ -6000,7 +8025,7 @@
                 <w:sz w:val="20"/>
                 <w:szCs w:val="20"/>
               </w:rPr>
-              <w:t xml:space="preserve">Growth Retainer — May through December 2026 (8 months)</w:t>
+              <w:t xml:space="preserve">Budget B back-pay — March + April 2026 (Priority tier)</w:t>
             </w:r>
           </w:p>
         </w:tc>
@@ -6013,25 +8038,25 @@
               <w:bottom w:val="single" w:color="CCCCCC" w:sz="1"/>
               <w:right w:val="single" w:color="CCCCCC" w:sz="1"/>
             </w:tcBorders>
-            <w:shd w:fill="FFFFFF" w:val="clear"/>
-            <w:tcMar>
-              <w:top w:type="dxa" w:w="80"/>
-              <w:left w:type="dxa" w:w="140"/>
-              <w:bottom w:type="dxa" w:w="80"/>
-              <w:right w:type="dxa" w:w="140"/>
-            </w:tcMar>
-          </w:tcPr>
-          <w:p>
-            <w:r>
-              <w:rPr>
-                <w:rFonts w:ascii="Arial" w:cs="Arial" w:eastAsia="Arial" w:hAnsi="Arial"/>
-                <w:b w:val="false"/>
-                <w:bCs w:val="false"/>
-                <w:color w:val="333333"/>
-                <w:sz w:val="20"/>
-                <w:szCs w:val="20"/>
-              </w:rPr>
-              <w:t xml:space="preserve">$20,000</w:t>
+            <w:shd w:fill="F5F5F5" w:val="clear"/>
+            <w:tcMar>
+              <w:top w:type="dxa" w:w="80"/>
+              <w:left w:type="dxa" w:w="140"/>
+              <w:bottom w:type="dxa" w:w="80"/>
+              <w:right w:type="dxa" w:w="140"/>
+            </w:tcMar>
+          </w:tcPr>
+          <w:p>
+            <w:r>
+              <w:rPr>
+                <w:rFonts w:ascii="Arial" w:cs="Arial" w:eastAsia="Arial" w:hAnsi="Arial"/>
+                <w:b/>
+                <w:bCs/>
+                <w:color w:val="002654"/>
+                <w:sz w:val="20"/>
+                <w:szCs w:val="20"/>
+              </w:rPr>
+              <w:t xml:space="preserve">$12,000</w:t>
             </w:r>
           </w:p>
         </w:tc>
@@ -6044,25 +8069,25 @@
               <w:bottom w:val="single" w:color="CCCCCC" w:sz="1"/>
               <w:right w:val="single" w:color="CCCCCC" w:sz="1"/>
             </w:tcBorders>
-            <w:shd w:fill="FFFFFF" w:val="clear"/>
-            <w:tcMar>
-              <w:top w:type="dxa" w:w="80"/>
-              <w:left w:type="dxa" w:w="140"/>
-              <w:bottom w:type="dxa" w:w="80"/>
-              <w:right w:type="dxa" w:w="140"/>
-            </w:tcMar>
-          </w:tcPr>
-          <w:p>
-            <w:r>
-              <w:rPr>
-                <w:rFonts w:ascii="Arial" w:cs="Arial" w:eastAsia="Arial" w:hAnsi="Arial"/>
-                <w:b w:val="false"/>
-                <w:bCs w:val="false"/>
-                <w:color w:val="333333"/>
-                <w:sz w:val="20"/>
-                <w:szCs w:val="20"/>
-              </w:rPr>
-              <w:t xml:space="preserve">$2,500/mo, Net 30</w:t>
+            <w:shd w:fill="F5F5F5" w:val="clear"/>
+            <w:tcMar>
+              <w:top w:type="dxa" w:w="80"/>
+              <w:left w:type="dxa" w:w="140"/>
+              <w:bottom w:type="dxa" w:w="80"/>
+              <w:right w:type="dxa" w:w="140"/>
+            </w:tcMar>
+          </w:tcPr>
+          <w:p>
+            <w:r>
+              <w:rPr>
+                <w:rFonts w:ascii="Arial" w:cs="Arial" w:eastAsia="Arial" w:hAnsi="Arial"/>
+                <w:b/>
+                <w:bCs/>
+                <w:color w:val="002654"/>
+                <w:sz w:val="20"/>
+                <w:szCs w:val="20"/>
+              </w:rPr>
+              <w:t xml:space="preserve">At signing</w:t>
             </w:r>
           </w:p>
         </w:tc>
@@ -6095,7 +8120,7 @@
                 <w:sz w:val="20"/>
                 <w:szCs w:val="20"/>
               </w:rPr>
-              <w:t xml:space="preserve">Note: Retainer year-one total (12 months, May 2026–April 2027)</w:t>
+              <w:t xml:space="preserve">Budget B back-pay — May 2026 prorated to signing date (@$194/day from May 1)</w:t>
             </w:r>
           </w:p>
         </w:tc>
@@ -6126,7 +8151,7 @@
                 <w:sz w:val="20"/>
                 <w:szCs w:val="20"/>
               </w:rPr>
-              <w:t xml:space="preserve">$30,000</w:t>
+              <w:t xml:space="preserve">~$194/day</w:t>
             </w:r>
           </w:p>
         </w:tc>
@@ -6157,7 +8182,197 @@
                 <w:sz w:val="20"/>
                 <w:szCs w:val="20"/>
               </w:rPr>
-              <w:t xml:space="preserve">—</w:t>
+              <w:t xml:space="preserve">At signing</w:t>
+            </w:r>
+          </w:p>
+        </w:tc>
+      </w:tr>
+      <w:tr>
+        <w:tc>
+          <w:tcPr>
+            <w:tcW w:type="dxa" w:w="5360"/>
+            <w:tcBorders>
+              <w:top w:val="single" w:color="CCCCCC" w:sz="1"/>
+              <w:left w:val="single" w:color="CCCCCC" w:sz="1"/>
+              <w:bottom w:val="single" w:color="CCCCCC" w:sz="1"/>
+              <w:right w:val="single" w:color="CCCCCC" w:sz="1"/>
+            </w:tcBorders>
+            <w:shd w:fill="FFFFFF" w:val="clear"/>
+            <w:tcMar>
+              <w:top w:type="dxa" w:w="80"/>
+              <w:left w:type="dxa" w:w="140"/>
+              <w:bottom w:type="dxa" w:w="80"/>
+              <w:right w:type="dxa" w:w="140"/>
+            </w:tcMar>
+          </w:tcPr>
+          <w:p>
+            <w:r>
+              <w:rPr>
+                <w:rFonts w:ascii="Arial" w:cs="Arial" w:eastAsia="Arial" w:hAnsi="Arial"/>
+                <w:b w:val="false"/>
+                <w:bCs w:val="false"/>
+                <w:color w:val="555555"/>
+                <w:sz w:val="20"/>
+                <w:szCs w:val="20"/>
+              </w:rPr>
+              <w:t xml:space="preserve">Budget B — First month retainer (Priority or Standard)</w:t>
+            </w:r>
+          </w:p>
+        </w:tc>
+        <w:tc>
+          <w:tcPr>
+            <w:tcW w:type="dxa" w:w="2000"/>
+            <w:tcBorders>
+              <w:top w:val="single" w:color="CCCCCC" w:sz="1"/>
+              <w:left w:val="single" w:color="CCCCCC" w:sz="1"/>
+              <w:bottom w:val="single" w:color="CCCCCC" w:sz="1"/>
+              <w:right w:val="single" w:color="CCCCCC" w:sz="1"/>
+            </w:tcBorders>
+            <w:shd w:fill="FFFFFF" w:val="clear"/>
+            <w:tcMar>
+              <w:top w:type="dxa" w:w="80"/>
+              <w:left w:type="dxa" w:w="140"/>
+              <w:bottom w:type="dxa" w:w="80"/>
+              <w:right w:type="dxa" w:w="140"/>
+            </w:tcMar>
+          </w:tcPr>
+          <w:p>
+            <w:r>
+              <w:rPr>
+                <w:rFonts w:ascii="Arial" w:cs="Arial" w:eastAsia="Arial" w:hAnsi="Arial"/>
+                <w:b w:val="false"/>
+                <w:bCs w:val="false"/>
+                <w:color w:val="555555"/>
+                <w:sz w:val="20"/>
+                <w:szCs w:val="20"/>
+              </w:rPr>
+              <w:t xml:space="preserve">$4K or $6K</w:t>
+            </w:r>
+          </w:p>
+        </w:tc>
+        <w:tc>
+          <w:tcPr>
+            <w:tcW w:type="dxa" w:w="2000"/>
+            <w:tcBorders>
+              <w:top w:val="single" w:color="CCCCCC" w:sz="1"/>
+              <w:left w:val="single" w:color="CCCCCC" w:sz="1"/>
+              <w:bottom w:val="single" w:color="CCCCCC" w:sz="1"/>
+              <w:right w:val="single" w:color="CCCCCC" w:sz="1"/>
+            </w:tcBorders>
+            <w:shd w:fill="FFFFFF" w:val="clear"/>
+            <w:tcMar>
+              <w:top w:type="dxa" w:w="80"/>
+              <w:left w:type="dxa" w:w="140"/>
+              <w:bottom w:type="dxa" w:w="80"/>
+              <w:right w:type="dxa" w:w="140"/>
+            </w:tcMar>
+          </w:tcPr>
+          <w:p>
+            <w:r>
+              <w:rPr>
+                <w:rFonts w:ascii="Arial" w:cs="Arial" w:eastAsia="Arial" w:hAnsi="Arial"/>
+                <w:b w:val="false"/>
+                <w:bCs w:val="false"/>
+                <w:color w:val="555555"/>
+                <w:sz w:val="20"/>
+                <w:szCs w:val="20"/>
+              </w:rPr>
+              <w:t xml:space="preserve">At signing</w:t>
+            </w:r>
+          </w:p>
+        </w:tc>
+      </w:tr>
+      <w:tr>
+        <w:tc>
+          <w:tcPr>
+            <w:tcW w:type="dxa" w:w="5360"/>
+            <w:tcBorders>
+              <w:top w:val="single" w:color="CCCCCC" w:sz="1"/>
+              <w:left w:val="single" w:color="CCCCCC" w:sz="1"/>
+              <w:bottom w:val="single" w:color="CCCCCC" w:sz="1"/>
+              <w:right w:val="single" w:color="CCCCCC" w:sz="1"/>
+            </w:tcBorders>
+            <w:shd w:fill="002654" w:val="clear"/>
+            <w:tcMar>
+              <w:top w:type="dxa" w:w="80"/>
+              <w:left w:type="dxa" w:w="140"/>
+              <w:bottom w:type="dxa" w:w="80"/>
+              <w:right w:type="dxa" w:w="140"/>
+            </w:tcMar>
+          </w:tcPr>
+          <w:p>
+            <w:r>
+              <w:rPr>
+                <w:rFonts w:ascii="Arial" w:cs="Arial" w:eastAsia="Arial" w:hAnsi="Arial"/>
+                <w:b/>
+                <w:bCs/>
+                <w:color w:val="FFFFFF"/>
+                <w:sz w:val="20"/>
+                <w:szCs w:val="20"/>
+              </w:rPr>
+              <w:t xml:space="preserve">MINIMUM TOTAL DUE AT SIGNING (Priority, signed before May 31)</w:t>
+            </w:r>
+          </w:p>
+        </w:tc>
+        <w:tc>
+          <w:tcPr>
+            <w:tcW w:type="dxa" w:w="2000"/>
+            <w:tcBorders>
+              <w:top w:val="single" w:color="CCCCCC" w:sz="1"/>
+              <w:left w:val="single" w:color="CCCCCC" w:sz="1"/>
+              <w:bottom w:val="single" w:color="CCCCCC" w:sz="1"/>
+              <w:right w:val="single" w:color="CCCCCC" w:sz="1"/>
+            </w:tcBorders>
+            <w:shd w:fill="002654" w:val="clear"/>
+            <w:tcMar>
+              <w:top w:type="dxa" w:w="80"/>
+              <w:left w:type="dxa" w:w="140"/>
+              <w:bottom w:type="dxa" w:w="80"/>
+              <w:right w:type="dxa" w:w="140"/>
+            </w:tcMar>
+          </w:tcPr>
+          <w:p>
+            <w:r>
+              <w:rPr>
+                <w:rFonts w:ascii="Arial" w:cs="Arial" w:eastAsia="Arial" w:hAnsi="Arial"/>
+                <w:b/>
+                <w:bCs/>
+                <w:color w:val="FFFFFF"/>
+                <w:sz w:val="20"/>
+                <w:szCs w:val="20"/>
+              </w:rPr>
+              <w:t xml:space="preserve">~$68,000+</w:t>
+            </w:r>
+          </w:p>
+        </w:tc>
+        <w:tc>
+          <w:tcPr>
+            <w:tcW w:type="dxa" w:w="2000"/>
+            <w:tcBorders>
+              <w:top w:val="single" w:color="CCCCCC" w:sz="1"/>
+              <w:left w:val="single" w:color="CCCCCC" w:sz="1"/>
+              <w:bottom w:val="single" w:color="CCCCCC" w:sz="1"/>
+              <w:right w:val="single" w:color="CCCCCC" w:sz="1"/>
+            </w:tcBorders>
+            <w:shd w:fill="002654" w:val="clear"/>
+            <w:tcMar>
+              <w:top w:type="dxa" w:w="80"/>
+              <w:left w:type="dxa" w:w="140"/>
+              <w:bottom w:type="dxa" w:w="80"/>
+              <w:right w:type="dxa" w:w="140"/>
+            </w:tcMar>
+          </w:tcPr>
+          <w:p>
+            <w:r>
+              <w:rPr>
+                <w:rFonts w:ascii="Arial" w:cs="Arial" w:eastAsia="Arial" w:hAnsi="Arial"/>
+                <w:b/>
+                <w:bCs/>
+                <w:color w:val="FFFFFF"/>
+                <w:sz w:val="20"/>
+                <w:szCs w:val="20"/>
+              </w:rPr>
+              <w:t xml:space="preserve">Day 1</w:t>
             </w:r>
           </w:p>
         </w:tc>
@@ -6184,7 +8399,7 @@
           <w:sz w:val="26"/>
           <w:szCs w:val="26"/>
         </w:rPr>
-        <w:t xml:space="preserve">6.2  2027 Pipeline (Preliminary)</w:t>
+        <w:t xml:space="preserve">7.2  Ongoing — Budget B Retainer (Monthly)</w:t>
       </w:r>
     </w:p>
     <w:p>
@@ -6277,7 +8492,7 @@
                 <w:sz w:val="20"/>
                 <w:szCs w:val="20"/>
               </w:rPr>
-              <w:t xml:space="preserve">Est. Range</w:t>
+              <w:t xml:space="preserve">Amount</w:t>
             </w:r>
           </w:p>
         </w:tc>
@@ -6311,7 +8526,7 @@
                 <w:sz w:val="20"/>
                 <w:szCs w:val="20"/>
               </w:rPr>
-              <w:t xml:space="preserve">Priority</w:t>
+              <w:t xml:space="preserve">Cadence</w:t>
             </w:r>
           </w:p>
         </w:tc>
@@ -6344,7 +8559,7 @@
                 <w:sz w:val="20"/>
                 <w:szCs w:val="20"/>
               </w:rPr>
-              <w:t xml:space="preserve">Auto-PCS Generator (Phase 6)</w:t>
+              <w:t xml:space="preserve">Budget B Priority retainer (includes August Kinloch as named backup)</w:t>
             </w:r>
           </w:p>
         </w:tc>
@@ -6375,7 +8590,7 @@
                 <w:sz w:val="20"/>
                 <w:szCs w:val="20"/>
               </w:rPr>
-              <w:t xml:space="preserve">$18,000–$28,000</w:t>
+              <w:t xml:space="preserve">$6,000/mo</w:t>
             </w:r>
           </w:p>
         </w:tc>
@@ -6388,25 +8603,25 @@
               <w:bottom w:val="single" w:color="CCCCCC" w:sz="1"/>
               <w:right w:val="single" w:color="CCCCCC" w:sz="1"/>
             </w:tcBorders>
-            <w:shd w:fill="E8F4F4" w:val="clear"/>
-            <w:tcMar>
-              <w:top w:type="dxa" w:w="80"/>
-              <w:left w:type="dxa" w:w="140"/>
-              <w:bottom w:type="dxa" w:w="80"/>
-              <w:right w:type="dxa" w:w="140"/>
-            </w:tcMar>
-          </w:tcPr>
-          <w:p>
-            <w:r>
-              <w:rPr>
-                <w:rFonts w:ascii="Arial" w:cs="Arial" w:eastAsia="Arial" w:hAnsi="Arial"/>
-                <w:b/>
-                <w:bCs/>
-                <w:color w:val="002654"/>
-                <w:sz w:val="20"/>
-                <w:szCs w:val="20"/>
-              </w:rPr>
-              <w:t xml:space="preserve">High</w:t>
+            <w:shd w:fill="FFFFFF" w:val="clear"/>
+            <w:tcMar>
+              <w:top w:type="dxa" w:w="80"/>
+              <w:left w:type="dxa" w:w="140"/>
+              <w:bottom w:type="dxa" w:w="80"/>
+              <w:right w:type="dxa" w:w="140"/>
+            </w:tcMar>
+          </w:tcPr>
+          <w:p>
+            <w:r>
+              <w:rPr>
+                <w:rFonts w:ascii="Arial" w:cs="Arial" w:eastAsia="Arial" w:hAnsi="Arial"/>
+                <w:b w:val="false"/>
+                <w:bCs w:val="false"/>
+                <w:color w:val="333333"/>
+                <w:sz w:val="20"/>
+                <w:szCs w:val="20"/>
+              </w:rPr>
+              <w:t xml:space="preserve">Net 30, in advance</w:t>
             </w:r>
           </w:p>
         </w:tc>
@@ -6439,7 +8654,7 @@
                 <w:sz w:val="20"/>
                 <w:szCs w:val="20"/>
               </w:rPr>
-              <w:t xml:space="preserve">April 22 schema items (4 gaps)</w:t>
+              <w:t xml:space="preserve">Budget B Standard retainer (primary coverage only)</w:t>
             </w:r>
           </w:p>
         </w:tc>
@@ -6470,7 +8685,7 @@
                 <w:sz w:val="20"/>
                 <w:szCs w:val="20"/>
               </w:rPr>
-              <w:t xml:space="preserve">$8,000–$14,000</w:t>
+              <w:t xml:space="preserve">$4,000/mo</w:t>
             </w:r>
           </w:p>
         </w:tc>
@@ -6501,7 +8716,7 @@
                 <w:sz w:val="20"/>
                 <w:szCs w:val="20"/>
               </w:rPr>
-              <w:t xml:space="preserve">Medium</w:t>
+              <w:t xml:space="preserve">Net 30, in advance</w:t>
             </w:r>
           </w:p>
         </w:tc>
@@ -6516,37 +8731,6 @@
               <w:bottom w:val="single" w:color="CCCCCC" w:sz="1"/>
               <w:right w:val="single" w:color="CCCCCC" w:sz="1"/>
             </w:tcBorders>
-            <w:shd w:fill="F5F5F5" w:val="clear"/>
-            <w:tcMar>
-              <w:top w:type="dxa" w:w="80"/>
-              <w:left w:type="dxa" w:w="140"/>
-              <w:bottom w:type="dxa" w:w="80"/>
-              <w:right w:type="dxa" w:w="140"/>
-            </w:tcMar>
-          </w:tcPr>
-          <w:p>
-            <w:r>
-              <w:rPr>
-                <w:rFonts w:ascii="Arial" w:cs="Arial" w:eastAsia="Arial" w:hAnsi="Arial"/>
-                <w:b/>
-                <w:bCs/>
-                <w:color w:val="333333"/>
-                <w:sz w:val="20"/>
-                <w:szCs w:val="20"/>
-              </w:rPr>
-              <w:t xml:space="preserve">Advanced AI capabilities (Tier 3+)</w:t>
-            </w:r>
-          </w:p>
-        </w:tc>
-        <w:tc>
-          <w:tcPr>
-            <w:tcW w:type="dxa" w:w="2000"/>
-            <w:tcBorders>
-              <w:top w:val="single" w:color="CCCCCC" w:sz="1"/>
-              <w:left w:val="single" w:color="CCCCCC" w:sz="1"/>
-              <w:bottom w:val="single" w:color="CCCCCC" w:sz="1"/>
-              <w:right w:val="single" w:color="CCCCCC" w:sz="1"/>
-            </w:tcBorders>
             <w:shd w:fill="FFFFFF" w:val="clear"/>
             <w:tcMar>
               <w:top w:type="dxa" w:w="80"/>
@@ -6561,11 +8745,11 @@
                 <w:rFonts w:ascii="Arial" w:cs="Arial" w:eastAsia="Arial" w:hAnsi="Arial"/>
                 <w:b w:val="false"/>
                 <w:bCs w:val="false"/>
-                <w:color w:val="333333"/>
-                <w:sz w:val="20"/>
-                <w:szCs w:val="20"/>
-              </w:rPr>
-              <w:t xml:space="preserve">$28,000–$55,000</w:t>
+                <w:color w:val="555555"/>
+                <w:sz w:val="20"/>
+                <w:szCs w:val="20"/>
+              </w:rPr>
+              <w:t xml:space="preserve">Year-one total retainer (12 months, Priority)</w:t>
             </w:r>
           </w:p>
         </w:tc>
@@ -6592,11 +8776,42 @@
                 <w:rFonts w:ascii="Arial" w:cs="Arial" w:eastAsia="Arial" w:hAnsi="Arial"/>
                 <w:b w:val="false"/>
                 <w:bCs w:val="false"/>
-                <w:color w:val="333333"/>
-                <w:sz w:val="20"/>
-                <w:szCs w:val="20"/>
-              </w:rPr>
-              <w:t xml:space="preserve">Medium</w:t>
+                <w:color w:val="555555"/>
+                <w:sz w:val="20"/>
+                <w:szCs w:val="20"/>
+              </w:rPr>
+              <w:t xml:space="preserve">$72,000</w:t>
+            </w:r>
+          </w:p>
+        </w:tc>
+        <w:tc>
+          <w:tcPr>
+            <w:tcW w:type="dxa" w:w="2000"/>
+            <w:tcBorders>
+              <w:top w:val="single" w:color="CCCCCC" w:sz="1"/>
+              <w:left w:val="single" w:color="CCCCCC" w:sz="1"/>
+              <w:bottom w:val="single" w:color="CCCCCC" w:sz="1"/>
+              <w:right w:val="single" w:color="CCCCCC" w:sz="1"/>
+            </w:tcBorders>
+            <w:shd w:fill="FFFFFF" w:val="clear"/>
+            <w:tcMar>
+              <w:top w:type="dxa" w:w="80"/>
+              <w:left w:type="dxa" w:w="140"/>
+              <w:bottom w:type="dxa" w:w="80"/>
+              <w:right w:type="dxa" w:w="140"/>
+            </w:tcMar>
+          </w:tcPr>
+          <w:p>
+            <w:r>
+              <w:rPr>
+                <w:rFonts w:ascii="Arial" w:cs="Arial" w:eastAsia="Arial" w:hAnsi="Arial"/>
+                <w:b w:val="false"/>
+                <w:bCs w:val="false"/>
+                <w:color w:val="555555"/>
+                <w:sz w:val="20"/>
+                <w:szCs w:val="20"/>
+              </w:rPr>
+              <w:t xml:space="preserve">—</w:t>
             </w:r>
           </w:p>
         </w:tc>
@@ -6611,37 +8826,6 @@
               <w:bottom w:val="single" w:color="CCCCCC" w:sz="1"/>
               <w:right w:val="single" w:color="CCCCCC" w:sz="1"/>
             </w:tcBorders>
-            <w:shd w:fill="F5F5F5" w:val="clear"/>
-            <w:tcMar>
-              <w:top w:type="dxa" w:w="80"/>
-              <w:left w:type="dxa" w:w="140"/>
-              <w:bottom w:type="dxa" w:w="80"/>
-              <w:right w:type="dxa" w:w="140"/>
-            </w:tcMar>
-          </w:tcPr>
-          <w:p>
-            <w:r>
-              <w:rPr>
-                <w:rFonts w:ascii="Arial" w:cs="Arial" w:eastAsia="Arial" w:hAnsi="Arial"/>
-                <w:b/>
-                <w:bCs/>
-                <w:color w:val="333333"/>
-                <w:sz w:val="20"/>
-                <w:szCs w:val="20"/>
-              </w:rPr>
-              <w:t xml:space="preserve">Ongoing retainer (12 months)</w:t>
-            </w:r>
-          </w:p>
-        </w:tc>
-        <w:tc>
-          <w:tcPr>
-            <w:tcW w:type="dxa" w:w="2000"/>
-            <w:tcBorders>
-              <w:top w:val="single" w:color="CCCCCC" w:sz="1"/>
-              <w:left w:val="single" w:color="CCCCCC" w:sz="1"/>
-              <w:bottom w:val="single" w:color="CCCCCC" w:sz="1"/>
-              <w:right w:val="single" w:color="CCCCCC" w:sz="1"/>
-            </w:tcBorders>
             <w:shd w:fill="FFFFFF" w:val="clear"/>
             <w:tcMar>
               <w:top w:type="dxa" w:w="80"/>
@@ -6656,11 +8840,671 @@
                 <w:rFonts w:ascii="Arial" w:cs="Arial" w:eastAsia="Arial" w:hAnsi="Arial"/>
                 <w:b w:val="false"/>
                 <w:bCs w:val="false"/>
-                <w:color w:val="333333"/>
-                <w:sz w:val="20"/>
-                <w:szCs w:val="20"/>
-              </w:rPr>
-              <w:t xml:space="preserve">$30,000</w:t>
+                <w:color w:val="555555"/>
+                <w:sz w:val="20"/>
+                <w:szCs w:val="20"/>
+              </w:rPr>
+              <w:t xml:space="preserve">Year-one total retainer (12 months, Standard)</w:t>
+            </w:r>
+          </w:p>
+        </w:tc>
+        <w:tc>
+          <w:tcPr>
+            <w:tcW w:type="dxa" w:w="2000"/>
+            <w:tcBorders>
+              <w:top w:val="single" w:color="CCCCCC" w:sz="1"/>
+              <w:left w:val="single" w:color="CCCCCC" w:sz="1"/>
+              <w:bottom w:val="single" w:color="CCCCCC" w:sz="1"/>
+              <w:right w:val="single" w:color="CCCCCC" w:sz="1"/>
+            </w:tcBorders>
+            <w:shd w:fill="FFFFFF" w:val="clear"/>
+            <w:tcMar>
+              <w:top w:type="dxa" w:w="80"/>
+              <w:left w:type="dxa" w:w="140"/>
+              <w:bottom w:type="dxa" w:w="80"/>
+              <w:right w:type="dxa" w:w="140"/>
+            </w:tcMar>
+          </w:tcPr>
+          <w:p>
+            <w:r>
+              <w:rPr>
+                <w:rFonts w:ascii="Arial" w:cs="Arial" w:eastAsia="Arial" w:hAnsi="Arial"/>
+                <w:b w:val="false"/>
+                <w:bCs w:val="false"/>
+                <w:color w:val="555555"/>
+                <w:sz w:val="20"/>
+                <w:szCs w:val="20"/>
+              </w:rPr>
+              <w:t xml:space="preserve">$48,000</w:t>
+            </w:r>
+          </w:p>
+        </w:tc>
+        <w:tc>
+          <w:tcPr>
+            <w:tcW w:type="dxa" w:w="2000"/>
+            <w:tcBorders>
+              <w:top w:val="single" w:color="CCCCCC" w:sz="1"/>
+              <w:left w:val="single" w:color="CCCCCC" w:sz="1"/>
+              <w:bottom w:val="single" w:color="CCCCCC" w:sz="1"/>
+              <w:right w:val="single" w:color="CCCCCC" w:sz="1"/>
+            </w:tcBorders>
+            <w:shd w:fill="FFFFFF" w:val="clear"/>
+            <w:tcMar>
+              <w:top w:type="dxa" w:w="80"/>
+              <w:left w:type="dxa" w:w="140"/>
+              <w:bottom w:type="dxa" w:w="80"/>
+              <w:right w:type="dxa" w:w="140"/>
+            </w:tcMar>
+          </w:tcPr>
+          <w:p>
+            <w:r>
+              <w:rPr>
+                <w:rFonts w:ascii="Arial" w:cs="Arial" w:eastAsia="Arial" w:hAnsi="Arial"/>
+                <w:b w:val="false"/>
+                <w:bCs w:val="false"/>
+                <w:color w:val="555555"/>
+                <w:sz w:val="20"/>
+                <w:szCs w:val="20"/>
+              </w:rPr>
+              <w:t xml:space="preserve">—</w:t>
+            </w:r>
+          </w:p>
+        </w:tc>
+      </w:tr>
+    </w:tbl>
+    <w:p>
+      <w:pPr>
+        <w:spacing w:after="140" w:before="140"/>
+      </w:pPr>
+      <w:r>
+        <w:t xml:space="preserve"/>
+      </w:r>
+    </w:p>
+    <w:p>
+      <w:pPr>
+        <w:pStyle w:val="Heading2"/>
+      </w:pPr>
+      <w:r>
+        <w:rPr>
+          <w:rFonts w:ascii="Arial" w:cs="Arial" w:eastAsia="Arial" w:hAnsi="Arial"/>
+          <w:b/>
+          <w:bCs/>
+          <w:color w:val="006B6B"/>
+          <w:sz w:val="26"/>
+          <w:szCs w:val="26"/>
+        </w:rPr>
+        <w:t xml:space="preserve">7.3  2027 Pipeline (Preliminary)</w:t>
+      </w:r>
+    </w:p>
+    <w:p>
+      <w:pPr>
+        <w:spacing w:after="60" w:before="60"/>
+      </w:pPr>
+      <w:r>
+        <w:t xml:space="preserve"/>
+      </w:r>
+    </w:p>
+    <w:tbl>
+      <w:tblPr>
+        <w:tblW w:type="dxa" w:w="9360"/>
+        <w:tblBorders>
+          <w:top w:val="single" w:color="auto" w:sz="4"/>
+          <w:left w:val="single" w:color="auto" w:sz="4"/>
+          <w:bottom w:val="single" w:color="auto" w:sz="4"/>
+          <w:right w:val="single" w:color="auto" w:sz="4"/>
+          <w:insideH w:val="single" w:color="auto" w:sz="4"/>
+          <w:insideV w:val="single" w:color="auto" w:sz="4"/>
+        </w:tblBorders>
+      </w:tblPr>
+      <w:tblGrid>
+        <w:gridCol w:w="5360"/>
+        <w:gridCol w:w="2000"/>
+        <w:gridCol w:w="2000"/>
+      </w:tblGrid>
+      <w:tr>
+        <w:tc>
+          <w:tcPr>
+            <w:tcW w:type="dxa" w:w="5360"/>
+            <w:tcBorders>
+              <w:top w:val="single" w:color="002654" w:sz="1"/>
+              <w:left w:val="single" w:color="002654" w:sz="1"/>
+              <w:bottom w:val="single" w:color="002654" w:sz="1"/>
+              <w:right w:val="single" w:color="002654" w:sz="1"/>
+            </w:tcBorders>
+            <w:shd w:fill="002654" w:val="clear"/>
+            <w:tcMar>
+              <w:top w:type="dxa" w:w="100"/>
+              <w:left w:type="dxa" w:w="140"/>
+              <w:bottom w:type="dxa" w:w="100"/>
+              <w:right w:type="dxa" w:w="140"/>
+            </w:tcMar>
+          </w:tcPr>
+          <w:p>
+            <w:pPr>
+              <w:jc w:val="left"/>
+            </w:pPr>
+            <w:r>
+              <w:rPr>
+                <w:rFonts w:ascii="Arial" w:cs="Arial" w:eastAsia="Arial" w:hAnsi="Arial"/>
+                <w:b/>
+                <w:bCs/>
+                <w:color w:val="FFFFFF"/>
+                <w:sz w:val="20"/>
+                <w:szCs w:val="20"/>
+              </w:rPr>
+              <w:t xml:space="preserve">Item</w:t>
+            </w:r>
+          </w:p>
+        </w:tc>
+        <w:tc>
+          <w:tcPr>
+            <w:tcW w:type="dxa" w:w="2000"/>
+            <w:tcBorders>
+              <w:top w:val="single" w:color="002654" w:sz="1"/>
+              <w:left w:val="single" w:color="002654" w:sz="1"/>
+              <w:bottom w:val="single" w:color="002654" w:sz="1"/>
+              <w:right w:val="single" w:color="002654" w:sz="1"/>
+            </w:tcBorders>
+            <w:shd w:fill="002654" w:val="clear"/>
+            <w:tcMar>
+              <w:top w:type="dxa" w:w="100"/>
+              <w:left w:type="dxa" w:w="140"/>
+              <w:bottom w:type="dxa" w:w="100"/>
+              <w:right w:type="dxa" w:w="140"/>
+            </w:tcMar>
+          </w:tcPr>
+          <w:p>
+            <w:pPr>
+              <w:jc w:val="left"/>
+            </w:pPr>
+            <w:r>
+              <w:rPr>
+                <w:rFonts w:ascii="Arial" w:cs="Arial" w:eastAsia="Arial" w:hAnsi="Arial"/>
+                <w:b/>
+                <w:bCs/>
+                <w:color w:val="FFFFFF"/>
+                <w:sz w:val="20"/>
+                <w:szCs w:val="20"/>
+              </w:rPr>
+              <w:t xml:space="preserve">Est. Range</w:t>
+            </w:r>
+          </w:p>
+        </w:tc>
+        <w:tc>
+          <w:tcPr>
+            <w:tcW w:type="dxa" w:w="2000"/>
+            <w:tcBorders>
+              <w:top w:val="single" w:color="002654" w:sz="1"/>
+              <w:left w:val="single" w:color="002654" w:sz="1"/>
+              <w:bottom w:val="single" w:color="002654" w:sz="1"/>
+              <w:right w:val="single" w:color="002654" w:sz="1"/>
+            </w:tcBorders>
+            <w:shd w:fill="002654" w:val="clear"/>
+            <w:tcMar>
+              <w:top w:type="dxa" w:w="100"/>
+              <w:left w:type="dxa" w:w="140"/>
+              <w:bottom w:type="dxa" w:w="100"/>
+              <w:right w:type="dxa" w:w="140"/>
+            </w:tcMar>
+          </w:tcPr>
+          <w:p>
+            <w:pPr>
+              <w:jc w:val="left"/>
+            </w:pPr>
+            <w:r>
+              <w:rPr>
+                <w:rFonts w:ascii="Arial" w:cs="Arial" w:eastAsia="Arial" w:hAnsi="Arial"/>
+                <w:b/>
+                <w:bCs/>
+                <w:color w:val="FFFFFF"/>
+                <w:sz w:val="20"/>
+                <w:szCs w:val="20"/>
+              </w:rPr>
+              <w:t xml:space="preserve">Priority</w:t>
+            </w:r>
+          </w:p>
+        </w:tc>
+      </w:tr>
+      <w:tr>
+        <w:tc>
+          <w:tcPr>
+            <w:tcW w:type="dxa" w:w="5360"/>
+            <w:tcBorders>
+              <w:top w:val="single" w:color="CCCCCC" w:sz="1"/>
+              <w:left w:val="single" w:color="CCCCCC" w:sz="1"/>
+              <w:bottom w:val="single" w:color="CCCCCC" w:sz="1"/>
+              <w:right w:val="single" w:color="CCCCCC" w:sz="1"/>
+            </w:tcBorders>
+            <w:shd w:fill="F5F5F5" w:val="clear"/>
+            <w:tcMar>
+              <w:top w:type="dxa" w:w="80"/>
+              <w:left w:type="dxa" w:w="140"/>
+              <w:bottom w:type="dxa" w:w="80"/>
+              <w:right w:type="dxa" w:w="140"/>
+            </w:tcMar>
+          </w:tcPr>
+          <w:p>
+            <w:r>
+              <w:rPr>
+                <w:rFonts w:ascii="Arial" w:cs="Arial" w:eastAsia="Arial" w:hAnsi="Arial"/>
+                <w:b/>
+                <w:bCs/>
+                <w:color w:val="333333"/>
+                <w:sz w:val="20"/>
+                <w:szCs w:val="20"/>
+              </w:rPr>
+              <w:t xml:space="preserve">Auto-PCS Generator (Phase 6)</w:t>
+            </w:r>
+          </w:p>
+        </w:tc>
+        <w:tc>
+          <w:tcPr>
+            <w:tcW w:type="dxa" w:w="2000"/>
+            <w:tcBorders>
+              <w:top w:val="single" w:color="CCCCCC" w:sz="1"/>
+              <w:left w:val="single" w:color="CCCCCC" w:sz="1"/>
+              <w:bottom w:val="single" w:color="CCCCCC" w:sz="1"/>
+              <w:right w:val="single" w:color="CCCCCC" w:sz="1"/>
+            </w:tcBorders>
+            <w:shd w:fill="FFFFFF" w:val="clear"/>
+            <w:tcMar>
+              <w:top w:type="dxa" w:w="80"/>
+              <w:left w:type="dxa" w:w="140"/>
+              <w:bottom w:type="dxa" w:w="80"/>
+              <w:right w:type="dxa" w:w="140"/>
+            </w:tcMar>
+          </w:tcPr>
+          <w:p>
+            <w:r>
+              <w:rPr>
+                <w:rFonts w:ascii="Arial" w:cs="Arial" w:eastAsia="Arial" w:hAnsi="Arial"/>
+                <w:b w:val="false"/>
+                <w:bCs w:val="false"/>
+                <w:color w:val="333333"/>
+                <w:sz w:val="20"/>
+                <w:szCs w:val="20"/>
+              </w:rPr>
+              <w:t xml:space="preserve">$18,000–$28,000</w:t>
+            </w:r>
+          </w:p>
+        </w:tc>
+        <w:tc>
+          <w:tcPr>
+            <w:tcW w:type="dxa" w:w="2000"/>
+            <w:tcBorders>
+              <w:top w:val="single" w:color="CCCCCC" w:sz="1"/>
+              <w:left w:val="single" w:color="CCCCCC" w:sz="1"/>
+              <w:bottom w:val="single" w:color="CCCCCC" w:sz="1"/>
+              <w:right w:val="single" w:color="CCCCCC" w:sz="1"/>
+            </w:tcBorders>
+            <w:shd w:fill="E8F4F4" w:val="clear"/>
+            <w:tcMar>
+              <w:top w:type="dxa" w:w="80"/>
+              <w:left w:type="dxa" w:w="140"/>
+              <w:bottom w:type="dxa" w:w="80"/>
+              <w:right w:type="dxa" w:w="140"/>
+            </w:tcMar>
+          </w:tcPr>
+          <w:p>
+            <w:r>
+              <w:rPr>
+                <w:rFonts w:ascii="Arial" w:cs="Arial" w:eastAsia="Arial" w:hAnsi="Arial"/>
+                <w:b/>
+                <w:bCs/>
+                <w:color w:val="002654"/>
+                <w:sz w:val="20"/>
+                <w:szCs w:val="20"/>
+              </w:rPr>
+              <w:t xml:space="preserve">High</w:t>
+            </w:r>
+          </w:p>
+        </w:tc>
+      </w:tr>
+      <w:tr>
+        <w:tc>
+          <w:tcPr>
+            <w:tcW w:type="dxa" w:w="5360"/>
+            <w:tcBorders>
+              <w:top w:val="single" w:color="CCCCCC" w:sz="1"/>
+              <w:left w:val="single" w:color="CCCCCC" w:sz="1"/>
+              <w:bottom w:val="single" w:color="CCCCCC" w:sz="1"/>
+              <w:right w:val="single" w:color="CCCCCC" w:sz="1"/>
+            </w:tcBorders>
+            <w:shd w:fill="F5F5F5" w:val="clear"/>
+            <w:tcMar>
+              <w:top w:type="dxa" w:w="80"/>
+              <w:left w:type="dxa" w:w="140"/>
+              <w:bottom w:type="dxa" w:w="80"/>
+              <w:right w:type="dxa" w:w="140"/>
+            </w:tcMar>
+          </w:tcPr>
+          <w:p>
+            <w:r>
+              <w:rPr>
+                <w:rFonts w:ascii="Arial" w:cs="Arial" w:eastAsia="Arial" w:hAnsi="Arial"/>
+                <w:b/>
+                <w:bCs/>
+                <w:color w:val="333333"/>
+                <w:sz w:val="20"/>
+                <w:szCs w:val="20"/>
+              </w:rPr>
+              <w:t xml:space="preserve">Wave 10 — Evergreen LLM migration</w:t>
+            </w:r>
+          </w:p>
+        </w:tc>
+        <w:tc>
+          <w:tcPr>
+            <w:tcW w:type="dxa" w:w="2000"/>
+            <w:tcBorders>
+              <w:top w:val="single" w:color="CCCCCC" w:sz="1"/>
+              <w:left w:val="single" w:color="CCCCCC" w:sz="1"/>
+              <w:bottom w:val="single" w:color="CCCCCC" w:sz="1"/>
+              <w:right w:val="single" w:color="CCCCCC" w:sz="1"/>
+            </w:tcBorders>
+            <w:shd w:fill="FFFFFF" w:val="clear"/>
+            <w:tcMar>
+              <w:top w:type="dxa" w:w="80"/>
+              <w:left w:type="dxa" w:w="140"/>
+              <w:bottom w:type="dxa" w:w="80"/>
+              <w:right w:type="dxa" w:w="140"/>
+            </w:tcMar>
+          </w:tcPr>
+          <w:p>
+            <w:r>
+              <w:rPr>
+                <w:rFonts w:ascii="Arial" w:cs="Arial" w:eastAsia="Arial" w:hAnsi="Arial"/>
+                <w:b w:val="false"/>
+                <w:bCs w:val="false"/>
+                <w:color w:val="333333"/>
+                <w:sz w:val="20"/>
+                <w:szCs w:val="20"/>
+              </w:rPr>
+              <w:t xml:space="preserve">$20,000–$35,000</w:t>
+            </w:r>
+          </w:p>
+        </w:tc>
+        <w:tc>
+          <w:tcPr>
+            <w:tcW w:type="dxa" w:w="2000"/>
+            <w:tcBorders>
+              <w:top w:val="single" w:color="CCCCCC" w:sz="1"/>
+              <w:left w:val="single" w:color="CCCCCC" w:sz="1"/>
+              <w:bottom w:val="single" w:color="CCCCCC" w:sz="1"/>
+              <w:right w:val="single" w:color="CCCCCC" w:sz="1"/>
+            </w:tcBorders>
+            <w:shd w:fill="E8F4F4" w:val="clear"/>
+            <w:tcMar>
+              <w:top w:type="dxa" w:w="80"/>
+              <w:left w:type="dxa" w:w="140"/>
+              <w:bottom w:type="dxa" w:w="80"/>
+              <w:right w:type="dxa" w:w="140"/>
+            </w:tcMar>
+          </w:tcPr>
+          <w:p>
+            <w:r>
+              <w:rPr>
+                <w:rFonts w:ascii="Arial" w:cs="Arial" w:eastAsia="Arial" w:hAnsi="Arial"/>
+                <w:b/>
+                <w:bCs/>
+                <w:color w:val="002654"/>
+                <w:sz w:val="20"/>
+                <w:szCs w:val="20"/>
+              </w:rPr>
+              <w:t xml:space="preserve">High</w:t>
+            </w:r>
+          </w:p>
+        </w:tc>
+      </w:tr>
+      <w:tr>
+        <w:tc>
+          <w:tcPr>
+            <w:tcW w:type="dxa" w:w="5360"/>
+            <w:tcBorders>
+              <w:top w:val="single" w:color="CCCCCC" w:sz="1"/>
+              <w:left w:val="single" w:color="CCCCCC" w:sz="1"/>
+              <w:bottom w:val="single" w:color="CCCCCC" w:sz="1"/>
+              <w:right w:val="single" w:color="CCCCCC" w:sz="1"/>
+            </w:tcBorders>
+            <w:shd w:fill="F5F5F5" w:val="clear"/>
+            <w:tcMar>
+              <w:top w:type="dxa" w:w="80"/>
+              <w:left w:type="dxa" w:w="140"/>
+              <w:bottom w:type="dxa" w:w="80"/>
+              <w:right w:type="dxa" w:w="140"/>
+            </w:tcMar>
+          </w:tcPr>
+          <w:p>
+            <w:r>
+              <w:rPr>
+                <w:rFonts w:ascii="Arial" w:cs="Arial" w:eastAsia="Arial" w:hAnsi="Arial"/>
+                <w:b/>
+                <w:bCs/>
+                <w:color w:val="333333"/>
+                <w:sz w:val="20"/>
+                <w:szCs w:val="20"/>
+              </w:rPr>
+              <w:t xml:space="preserve">April 22 schema items (4 gaps)</w:t>
+            </w:r>
+          </w:p>
+        </w:tc>
+        <w:tc>
+          <w:tcPr>
+            <w:tcW w:type="dxa" w:w="2000"/>
+            <w:tcBorders>
+              <w:top w:val="single" w:color="CCCCCC" w:sz="1"/>
+              <w:left w:val="single" w:color="CCCCCC" w:sz="1"/>
+              <w:bottom w:val="single" w:color="CCCCCC" w:sz="1"/>
+              <w:right w:val="single" w:color="CCCCCC" w:sz="1"/>
+            </w:tcBorders>
+            <w:shd w:fill="FFFFFF" w:val="clear"/>
+            <w:tcMar>
+              <w:top w:type="dxa" w:w="80"/>
+              <w:left w:type="dxa" w:w="140"/>
+              <w:bottom w:type="dxa" w:w="80"/>
+              <w:right w:type="dxa" w:w="140"/>
+            </w:tcMar>
+          </w:tcPr>
+          <w:p>
+            <w:r>
+              <w:rPr>
+                <w:rFonts w:ascii="Arial" w:cs="Arial" w:eastAsia="Arial" w:hAnsi="Arial"/>
+                <w:b w:val="false"/>
+                <w:bCs w:val="false"/>
+                <w:color w:val="333333"/>
+                <w:sz w:val="20"/>
+                <w:szCs w:val="20"/>
+              </w:rPr>
+              <w:t xml:space="preserve">$8,000–$14,000</w:t>
+            </w:r>
+          </w:p>
+        </w:tc>
+        <w:tc>
+          <w:tcPr>
+            <w:tcW w:type="dxa" w:w="2000"/>
+            <w:tcBorders>
+              <w:top w:val="single" w:color="CCCCCC" w:sz="1"/>
+              <w:left w:val="single" w:color="CCCCCC" w:sz="1"/>
+              <w:bottom w:val="single" w:color="CCCCCC" w:sz="1"/>
+              <w:right w:val="single" w:color="CCCCCC" w:sz="1"/>
+            </w:tcBorders>
+            <w:shd w:fill="FFFFFF" w:val="clear"/>
+            <w:tcMar>
+              <w:top w:type="dxa" w:w="80"/>
+              <w:left w:type="dxa" w:w="140"/>
+              <w:bottom w:type="dxa" w:w="80"/>
+              <w:right w:type="dxa" w:w="140"/>
+            </w:tcMar>
+          </w:tcPr>
+          <w:p>
+            <w:r>
+              <w:rPr>
+                <w:rFonts w:ascii="Arial" w:cs="Arial" w:eastAsia="Arial" w:hAnsi="Arial"/>
+                <w:b w:val="false"/>
+                <w:bCs w:val="false"/>
+                <w:color w:val="333333"/>
+                <w:sz w:val="20"/>
+                <w:szCs w:val="20"/>
+              </w:rPr>
+              <w:t xml:space="preserve">Medium</w:t>
+            </w:r>
+          </w:p>
+        </w:tc>
+      </w:tr>
+      <w:tr>
+        <w:tc>
+          <w:tcPr>
+            <w:tcW w:type="dxa" w:w="5360"/>
+            <w:tcBorders>
+              <w:top w:val="single" w:color="CCCCCC" w:sz="1"/>
+              <w:left w:val="single" w:color="CCCCCC" w:sz="1"/>
+              <w:bottom w:val="single" w:color="CCCCCC" w:sz="1"/>
+              <w:right w:val="single" w:color="CCCCCC" w:sz="1"/>
+            </w:tcBorders>
+            <w:shd w:fill="F5F5F5" w:val="clear"/>
+            <w:tcMar>
+              <w:top w:type="dxa" w:w="80"/>
+              <w:left w:type="dxa" w:w="140"/>
+              <w:bottom w:type="dxa" w:w="80"/>
+              <w:right w:type="dxa" w:w="140"/>
+            </w:tcMar>
+          </w:tcPr>
+          <w:p>
+            <w:r>
+              <w:rPr>
+                <w:rFonts w:ascii="Arial" w:cs="Arial" w:eastAsia="Arial" w:hAnsi="Arial"/>
+                <w:b/>
+                <w:bCs/>
+                <w:color w:val="333333"/>
+                <w:sz w:val="20"/>
+                <w:szCs w:val="20"/>
+              </w:rPr>
+              <w:t xml:space="preserve">Advanced AI capabilities (Tier 3+)</w:t>
+            </w:r>
+          </w:p>
+        </w:tc>
+        <w:tc>
+          <w:tcPr>
+            <w:tcW w:type="dxa" w:w="2000"/>
+            <w:tcBorders>
+              <w:top w:val="single" w:color="CCCCCC" w:sz="1"/>
+              <w:left w:val="single" w:color="CCCCCC" w:sz="1"/>
+              <w:bottom w:val="single" w:color="CCCCCC" w:sz="1"/>
+              <w:right w:val="single" w:color="CCCCCC" w:sz="1"/>
+            </w:tcBorders>
+            <w:shd w:fill="FFFFFF" w:val="clear"/>
+            <w:tcMar>
+              <w:top w:type="dxa" w:w="80"/>
+              <w:left w:type="dxa" w:w="140"/>
+              <w:bottom w:type="dxa" w:w="80"/>
+              <w:right w:type="dxa" w:w="140"/>
+            </w:tcMar>
+          </w:tcPr>
+          <w:p>
+            <w:r>
+              <w:rPr>
+                <w:rFonts w:ascii="Arial" w:cs="Arial" w:eastAsia="Arial" w:hAnsi="Arial"/>
+                <w:b w:val="false"/>
+                <w:bCs w:val="false"/>
+                <w:color w:val="333333"/>
+                <w:sz w:val="20"/>
+                <w:szCs w:val="20"/>
+              </w:rPr>
+              <w:t xml:space="preserve">$28,000–$55,000</w:t>
+            </w:r>
+          </w:p>
+        </w:tc>
+        <w:tc>
+          <w:tcPr>
+            <w:tcW w:type="dxa" w:w="2000"/>
+            <w:tcBorders>
+              <w:top w:val="single" w:color="CCCCCC" w:sz="1"/>
+              <w:left w:val="single" w:color="CCCCCC" w:sz="1"/>
+              <w:bottom w:val="single" w:color="CCCCCC" w:sz="1"/>
+              <w:right w:val="single" w:color="CCCCCC" w:sz="1"/>
+            </w:tcBorders>
+            <w:shd w:fill="FFFFFF" w:val="clear"/>
+            <w:tcMar>
+              <w:top w:type="dxa" w:w="80"/>
+              <w:left w:type="dxa" w:w="140"/>
+              <w:bottom w:type="dxa" w:w="80"/>
+              <w:right w:type="dxa" w:w="140"/>
+            </w:tcMar>
+          </w:tcPr>
+          <w:p>
+            <w:r>
+              <w:rPr>
+                <w:rFonts w:ascii="Arial" w:cs="Arial" w:eastAsia="Arial" w:hAnsi="Arial"/>
+                <w:b w:val="false"/>
+                <w:bCs w:val="false"/>
+                <w:color w:val="333333"/>
+                <w:sz w:val="20"/>
+                <w:szCs w:val="20"/>
+              </w:rPr>
+              <w:t xml:space="preserve">Medium</w:t>
+            </w:r>
+          </w:p>
+        </w:tc>
+      </w:tr>
+      <w:tr>
+        <w:tc>
+          <w:tcPr>
+            <w:tcW w:type="dxa" w:w="5360"/>
+            <w:tcBorders>
+              <w:top w:val="single" w:color="CCCCCC" w:sz="1"/>
+              <w:left w:val="single" w:color="CCCCCC" w:sz="1"/>
+              <w:bottom w:val="single" w:color="CCCCCC" w:sz="1"/>
+              <w:right w:val="single" w:color="CCCCCC" w:sz="1"/>
+            </w:tcBorders>
+            <w:shd w:fill="F5F5F5" w:val="clear"/>
+            <w:tcMar>
+              <w:top w:type="dxa" w:w="80"/>
+              <w:left w:type="dxa" w:w="140"/>
+              <w:bottom w:type="dxa" w:w="80"/>
+              <w:right w:type="dxa" w:w="140"/>
+            </w:tcMar>
+          </w:tcPr>
+          <w:p>
+            <w:r>
+              <w:rPr>
+                <w:rFonts w:ascii="Arial" w:cs="Arial" w:eastAsia="Arial" w:hAnsi="Arial"/>
+                <w:b/>
+                <w:bCs/>
+                <w:color w:val="333333"/>
+                <w:sz w:val="20"/>
+                <w:szCs w:val="20"/>
+              </w:rPr>
+              <w:t xml:space="preserve">Ongoing retainer (12 months)</w:t>
+            </w:r>
+          </w:p>
+        </w:tc>
+        <w:tc>
+          <w:tcPr>
+            <w:tcW w:type="dxa" w:w="2000"/>
+            <w:tcBorders>
+              <w:top w:val="single" w:color="CCCCCC" w:sz="1"/>
+              <w:left w:val="single" w:color="CCCCCC" w:sz="1"/>
+              <w:bottom w:val="single" w:color="CCCCCC" w:sz="1"/>
+              <w:right w:val="single" w:color="CCCCCC" w:sz="1"/>
+            </w:tcBorders>
+            <w:shd w:fill="FFFFFF" w:val="clear"/>
+            <w:tcMar>
+              <w:top w:type="dxa" w:w="80"/>
+              <w:left w:type="dxa" w:w="140"/>
+              <w:bottom w:type="dxa" w:w="80"/>
+              <w:right w:type="dxa" w:w="140"/>
+            </w:tcMar>
+          </w:tcPr>
+          <w:p>
+            <w:r>
+              <w:rPr>
+                <w:rFonts w:ascii="Arial" w:cs="Arial" w:eastAsia="Arial" w:hAnsi="Arial"/>
+                <w:b w:val="false"/>
+                <w:bCs w:val="false"/>
+                <w:color w:val="333333"/>
+                <w:sz w:val="20"/>
+                <w:szCs w:val="20"/>
+              </w:rPr>
+              <w:t xml:space="preserve">$48,000–$72,000</w:t>
             </w:r>
           </w:p>
         </w:tc>
@@ -6723,7 +9567,7 @@
           <w:sz w:val="32"/>
           <w:szCs w:val="32"/>
         </w:rPr>
-        <w:t xml:space="preserve">7. Terms and Next Steps</w:t>
+        <w:t xml:space="preserve">8. Terms and Next Steps</w:t>
       </w:r>
     </w:p>
     <w:p>
@@ -6758,7 +9602,7 @@
           <w:sz w:val="26"/>
           <w:szCs w:val="26"/>
         </w:rPr>
-        <w:t xml:space="preserve">7.1  Governing Documents</w:t>
+        <w:t xml:space="preserve">8.1  Governing Documents</w:t>
       </w:r>
     </w:p>
     <w:p>
@@ -6800,7 +9644,7 @@
           <w:sz w:val="22"/>
           <w:szCs w:val="22"/>
         </w:rPr>
-        <w:t xml:space="preserve">SOW (signed April 14, 2026): Governs build scope and payment terms</w:t>
+        <w:t xml:space="preserve">SOW (signed April 14, 2026): Governs build scope and payment terms — updated by this document</w:t>
       </w:r>
     </w:p>
     <w:p>
@@ -6821,7 +9665,7 @@
           <w:sz w:val="22"/>
           <w:szCs w:val="22"/>
         </w:rPr>
-        <w:t xml:space="preserve">Data Processing Agreement (DPA): To be executed; formalises DPO arrangement</w:t>
+        <w:t xml:space="preserve">Data Processing Agreement (DPA): To be executed; formalises data protection arrangement</w:t>
       </w:r>
     </w:p>
     <w:p>
@@ -6845,7 +9689,7 @@
           <w:sz w:val="26"/>
           <w:szCs w:val="26"/>
         </w:rPr>
-        <w:t xml:space="preserve">7.2  Standard Terms</w:t>
+        <w:t xml:space="preserve">8.2  Standard Terms</w:t>
       </w:r>
     </w:p>
     <w:p>
@@ -6866,7 +9710,7 @@
           <w:sz w:val="22"/>
           <w:szCs w:val="22"/>
         </w:rPr>
-        <w:t xml:space="preserve">Effective date: May 1, 2026</w:t>
+        <w:t xml:space="preserve">Effective date: May 1, 2026 (Budget B back-pay calculated from March 1, 2026)</w:t>
       </w:r>
     </w:p>
     <w:p>
@@ -6929,7 +9773,28 @@
           <w:sz w:val="22"/>
           <w:szCs w:val="22"/>
         </w:rPr>
-        <w:t xml:space="preserve">Build fee payment: 50% on signature (May 1), 50% on confirmed go-live</w:t>
+        <w:t xml:space="preserve">Budget A fee: Full $50,000 invoiced at contract signing — work substantially delivered</w:t>
+      </w:r>
+    </w:p>
+    <w:p>
+      <w:pPr>
+        <w:pStyle w:val="ListParagraph"/>
+        <w:numPr>
+          <w:ilvl w:val="0"/>
+          <w:numId w:val="2"/>
+        </w:numPr>
+        <w:spacing w:after="40" w:before="40"/>
+      </w:pPr>
+      <w:r>
+        <w:rPr>
+          <w:rFonts w:ascii="Arial" w:cs="Arial" w:eastAsia="Arial" w:hAnsi="Arial"/>
+          <w:b w:val="false"/>
+          <w:bCs w:val="false"/>
+          <w:color w:val="333333"/>
+          <w:sz w:val="22"/>
+          <w:szCs w:val="22"/>
+        </w:rPr>
+        <w:t xml:space="preserve">Back-pay: March + April 2026 at Priority tier rate ($12,000) + prorated May, invoiced at signing</w:t>
       </w:r>
     </w:p>
     <w:p>
@@ -7018,6 +9883,27 @@
     </w:p>
     <w:p>
       <w:pPr>
+        <w:pStyle w:val="ListParagraph"/>
+        <w:numPr>
+          <w:ilvl w:val="0"/>
+          <w:numId w:val="2"/>
+        </w:numPr>
+        <w:spacing w:after="40" w:before="40"/>
+      </w:pPr>
+      <w:r>
+        <w:rPr>
+          <w:rFonts w:ascii="Arial" w:cs="Arial" w:eastAsia="Arial" w:hAnsi="Arial"/>
+          <w:b w:val="false"/>
+          <w:bCs w:val="false"/>
+          <w:color w:val="333333"/>
+          <w:sz w:val="22"/>
+          <w:szCs w:val="22"/>
+        </w:rPr>
+        <w:t xml:space="preserve">Named backup (Priority tier): August Kinloch, currently onboarding to the Nordic project</w:t>
+      </w:r>
+    </w:p>
+    <w:p>
+      <w:pPr>
         <w:spacing w:after="120" w:before="120"/>
       </w:pPr>
       <w:r>
@@ -7037,7 +9923,7 @@
           <w:sz w:val="26"/>
           <w:szCs w:val="26"/>
         </w:rPr>
-        <w:t xml:space="preserve">7.3  Immediate Next Steps</w:t>
+        <w:t xml:space="preserve">8.3  Immediate Next Steps</w:t>
       </w:r>
     </w:p>
     <w:tbl>
@@ -7220,7 +10106,7 @@
                 <w:sz w:val="20"/>
                 <w:szCs w:val="20"/>
               </w:rPr>
-              <w:t xml:space="preserve">Execute Data Processing Agreement (DPA) as addendum to MNDA</w:t>
+              <w:t xml:space="preserve">Sharon reviews this SOW and confirms path to contract signing</w:t>
             </w:r>
           </w:p>
         </w:tc>
@@ -7251,7 +10137,7 @@
                 <w:sz w:val="20"/>
                 <w:szCs w:val="20"/>
               </w:rPr>
-              <w:t xml:space="preserve">Both parties — before May 1</w:t>
+              <w:t xml:space="preserve">Sharon — this week</w:t>
             </w:r>
           </w:p>
         </w:tc>
@@ -7315,7 +10201,7 @@
                 <w:sz w:val="20"/>
                 <w:szCs w:val="20"/>
               </w:rPr>
-              <w:t xml:space="preserve">Phase 1 kick-off — Garrett begins critical schema gap work</w:t>
+              <w:t xml:space="preserve">Nordic legal / finance reviews contract terms and DPA</w:t>
             </w:r>
           </w:p>
         </w:tc>
@@ -7346,7 +10232,7 @@
                 <w:sz w:val="20"/>
                 <w:szCs w:val="20"/>
               </w:rPr>
-              <w:t xml:space="preserve">Garrett — May 1</w:t>
+              <w:t xml:space="preserve">Nordic — within 5 business days</w:t>
             </w:r>
           </w:p>
         </w:tc>
@@ -7410,7 +10296,7 @@
                 <w:sz w:val="20"/>
                 <w:szCs w:val="20"/>
               </w:rPr>
-              <w:t xml:space="preserve">First retainer invoice issued</w:t>
+              <w:t xml:space="preserve">Contract + DPA executed; Budget A + back-pay invoiced</w:t>
             </w:r>
           </w:p>
         </w:tc>
@@ -7441,7 +10327,7 @@
                 <w:sz w:val="20"/>
                 <w:szCs w:val="20"/>
               </w:rPr>
-              <w:t xml:space="preserve">winded.vertigo — May 1</w:t>
+              <w:t xml:space="preserve">Both parties — on execution</w:t>
             </w:r>
           </w:p>
         </w:tc>
@@ -7505,7 +10391,7 @@
                 <w:sz w:val="20"/>
                 <w:szCs w:val="20"/>
               </w:rPr>
-              <w:t xml:space="preserve">Phase 1 review session with Lauren Bosio</w:t>
+              <w:t xml:space="preserve">AICS workflow transition kickoff with Lauren</w:t>
             </w:r>
           </w:p>
         </w:tc>
@@ -7536,7 +10422,7 @@
                 <w:sz w:val="20"/>
                 <w:szCs w:val="20"/>
               </w:rPr>
-              <w:t xml:space="preserve">Lauren + Garrett — Week 2</w:t>
+              <w:t xml:space="preserve">Lauren + Garrett — week of signing</w:t>
             </w:r>
           </w:p>
         </w:tc>
@@ -7600,7 +10486,7 @@
                 <w:sz w:val="20"/>
                 <w:szCs w:val="20"/>
               </w:rPr>
-              <w:t xml:space="preserve">Phase 2–3 mid-point check-in with Sharon</w:t>
+              <w:t xml:space="preserve">Phase 1 schema gap work resumes formally</w:t>
             </w:r>
           </w:p>
         </w:tc>
@@ -7631,7 +10517,7 @@
                 <w:sz w:val="20"/>
                 <w:szCs w:val="20"/>
               </w:rPr>
-              <w:t xml:space="preserve">Sharon + Garrett — Week 5</w:t>
+              <w:t xml:space="preserve">Garrett — week of signing</w:t>
             </w:r>
           </w:p>
         </w:tc>
@@ -7695,7 +10581,7 @@
                 <w:sz w:val="20"/>
                 <w:szCs w:val="20"/>
               </w:rPr>
-              <w:t xml:space="preserve">Phase 4 (RoB 2) design review</w:t>
+              <w:t xml:space="preserve">Phase 2–3 mid-point check-in with Sharon</w:t>
             </w:r>
           </w:p>
         </w:tc>
@@ -7726,7 +10612,7 @@
                 <w:sz w:val="20"/>
                 <w:szCs w:val="20"/>
               </w:rPr>
-              <w:t xml:space="preserve">Sharon + Garrett — Week 7</w:t>
+              <w:t xml:space="preserve">Sharon + Garrett — Week 5</w:t>
             </w:r>
           </w:p>
         </w:tc>
@@ -7790,7 +10676,7 @@
                 <w:sz w:val="20"/>
                 <w:szCs w:val="20"/>
               </w:rPr>
-              <w:t xml:space="preserve">Go-live confirmation and final payment</w:t>
+              <w:t xml:space="preserve">Phase 4 (RoB 2) design review</w:t>
             </w:r>
           </w:p>
         </w:tc>
@@ -7821,7 +10707,7 @@
                 <w:sz w:val="20"/>
                 <w:szCs w:val="20"/>
               </w:rPr>
-              <w:t xml:space="preserve">Both parties — June 30</w:t>
+              <w:t xml:space="preserve">Sharon + Garrett — Week 7</w:t>
             </w:r>
           </w:p>
         </w:tc>
@@ -7885,6 +10771,101 @@
                 <w:sz w:val="20"/>
                 <w:szCs w:val="20"/>
               </w:rPr>
+              <w:t xml:space="preserve">Go-live confirmation</w:t>
+            </w:r>
+          </w:p>
+        </w:tc>
+        <w:tc>
+          <w:tcPr>
+            <w:tcW w:type="dxa" w:w="2500"/>
+            <w:tcBorders>
+              <w:top w:val="single" w:color="CCCCCC" w:sz="1"/>
+              <w:left w:val="single" w:color="CCCCCC" w:sz="1"/>
+              <w:bottom w:val="single" w:color="CCCCCC" w:sz="1"/>
+              <w:right w:val="single" w:color="CCCCCC" w:sz="1"/>
+            </w:tcBorders>
+            <w:shd w:fill="F5F5F5" w:val="clear"/>
+            <w:tcMar>
+              <w:top w:type="dxa" w:w="80"/>
+              <w:left w:type="dxa" w:w="140"/>
+              <w:bottom w:type="dxa" w:w="80"/>
+              <w:right w:type="dxa" w:w="140"/>
+            </w:tcMar>
+          </w:tcPr>
+          <w:p>
+            <w:r>
+              <w:rPr>
+                <w:rFonts w:ascii="Arial" w:cs="Arial" w:eastAsia="Arial" w:hAnsi="Arial"/>
+                <w:b w:val="false"/>
+                <w:bCs w:val="false"/>
+                <w:color w:val="555555"/>
+                <w:sz w:val="20"/>
+                <w:szCs w:val="20"/>
+              </w:rPr>
+              <w:t xml:space="preserve">Both parties — June 30, 2026</w:t>
+            </w:r>
+          </w:p>
+        </w:tc>
+      </w:tr>
+      <w:tr>
+        <w:tc>
+          <w:tcPr>
+            <w:tcW w:type="dxa" w:w="500"/>
+            <w:tcBorders>
+              <w:top w:val="single" w:color="CCCCCC" w:sz="1"/>
+              <w:left w:val="single" w:color="CCCCCC" w:sz="1"/>
+              <w:bottom w:val="single" w:color="CCCCCC" w:sz="1"/>
+              <w:right w:val="single" w:color="CCCCCC" w:sz="1"/>
+            </w:tcBorders>
+            <w:shd w:fill="FFFFFF" w:val="clear"/>
+            <w:tcMar>
+              <w:top w:type="dxa" w:w="80"/>
+              <w:left w:type="dxa" w:w="140"/>
+              <w:bottom w:type="dxa" w:w="80"/>
+              <w:right w:type="dxa" w:w="140"/>
+            </w:tcMar>
+          </w:tcPr>
+          <w:p>
+            <w:r>
+              <w:rPr>
+                <w:rFonts w:ascii="Arial" w:cs="Arial" w:eastAsia="Arial" w:hAnsi="Arial"/>
+                <w:b w:val="false"/>
+                <w:bCs w:val="false"/>
+                <w:color w:val="333333"/>
+                <w:sz w:val="20"/>
+                <w:szCs w:val="20"/>
+              </w:rPr>
+              <w:t xml:space="preserve">9</w:t>
+            </w:r>
+          </w:p>
+        </w:tc>
+        <w:tc>
+          <w:tcPr>
+            <w:tcW w:type="dxa" w:w="6360"/>
+            <w:tcBorders>
+              <w:top w:val="single" w:color="CCCCCC" w:sz="1"/>
+              <w:left w:val="single" w:color="CCCCCC" w:sz="1"/>
+              <w:bottom w:val="single" w:color="CCCCCC" w:sz="1"/>
+              <w:right w:val="single" w:color="CCCCCC" w:sz="1"/>
+            </w:tcBorders>
+            <w:shd w:fill="FFFFFF" w:val="clear"/>
+            <w:tcMar>
+              <w:top w:type="dxa" w:w="80"/>
+              <w:left w:type="dxa" w:w="140"/>
+              <w:bottom w:type="dxa" w:w="80"/>
+              <w:right w:type="dxa" w:w="140"/>
+            </w:tcMar>
+          </w:tcPr>
+          <w:p>
+            <w:r>
+              <w:rPr>
+                <w:rFonts w:ascii="Arial" w:cs="Arial" w:eastAsia="Arial" w:hAnsi="Arial"/>
+                <w:b w:val="false"/>
+                <w:bCs w:val="false"/>
+                <w:color w:val="333333"/>
+                <w:sz w:val="20"/>
+                <w:szCs w:val="20"/>
+              </w:rPr>
               <w:t xml:space="preserve">2027 roadmap planning session</w:t>
             </w:r>
           </w:p>
@@ -7898,7 +10879,7 @@
               <w:bottom w:val="single" w:color="CCCCCC" w:sz="1"/>
               <w:right w:val="single" w:color="CCCCCC" w:sz="1"/>
             </w:tcBorders>
-            <w:shd w:fill="F5F5F5" w:val="clear"/>
+            <w:shd w:fill="FFFFFF" w:val="clear"/>
             <w:tcMar>
               <w:top w:type="dxa" w:w="80"/>
               <w:left w:type="dxa" w:w="140"/>
@@ -7960,7 +10941,7 @@
           <w:sz w:val="20"/>
           <w:szCs w:val="20"/>
         </w:rPr>
-        <w:t xml:space="preserve">Prepared by Garrett Jaeger, winded.vertigo LLC | April 2026</w:t>
+        <w:t xml:space="preserve">Prepared by Garrett Jaeger, winded.vertigo LLC | May 2026</w:t>
       </w:r>
     </w:p>
     <w:p>
@@ -8048,7 +11029,7 @@
         <w:sz w:val="18"/>
         <w:szCs w:val="18"/>
       </w:rPr>
-      <w:t xml:space="preserve">winded.vertigo LLC  |  garrett@windedvertigo.com  |  April 2026</w:t>
+      <w:t xml:space="preserve">winded.vertigo LLC  |  garrett@windedvertigo.com  |  May 2026</w:t>
     </w:r>
     <w:r>
       <w:rPr>
@@ -8099,7 +11080,7 @@
         <w:sz w:val="18"/>
         <w:szCs w:val="18"/>
       </w:rPr>
-      <w:t xml:space="preserve">winded.vertigo LLC  |  garrett@windedvertigo.com  |  April 2026</w:t>
+      <w:t xml:space="preserve">winded.vertigo LLC  |  garrett@windedvertigo.com  |  May 2026</w:t>
     </w:r>
     <w:r>
       <w:rPr>
